--- a/MRD_Template4AssetsDepartmentIssue.docx
+++ b/MRD_Template4AssetsDepartmentIssue.docx
@@ -118,7 +118,6 @@
         </w:rPr>
         <w:t>[</w:t>
       </w:r>
-      <w:proofErr w:type="spellStart"/>
       <w:r>
         <w:rPr>
           <w:rFonts w:ascii="Calibri" w:eastAsia="Calibri" w:hAnsi="Calibri" w:cs="Calibri"/>
@@ -130,7 +129,6 @@
         </w:rPr>
         <w:t>Richa</w:t>
       </w:r>
-      <w:proofErr w:type="spellEnd"/>
       <w:r>
         <w:rPr>
           <w:rFonts w:ascii="Calibri" w:eastAsia="Calibri" w:hAnsi="Calibri" w:cs="Calibri"/>
@@ -404,9 +402,14 @@
           <w:sz w:val="19"/>
           <w:szCs w:val="19"/>
         </w:rPr>
-        <w:t xml:space="preserve">1.  Save a copy — rename </w:t>
-      </w:r>
-      <w:proofErr w:type="gramStart"/>
+        <w:t>1.  Save a copy — rename to  MRD_[ModuleName].docx  before editing.</w:t>
+      </w:r>
+    </w:p>
+    <w:p>
+      <w:pPr>
+        <w:spacing w:after="60"/>
+        <w:ind w:left="400"/>
+      </w:pPr>
       <w:r>
         <w:rPr>
           <w:rFonts w:ascii="Calibri" w:eastAsia="Calibri" w:hAnsi="Calibri" w:cs="Calibri"/>
@@ -414,9 +417,14 @@
           <w:sz w:val="19"/>
           <w:szCs w:val="19"/>
         </w:rPr>
-        <w:t>to  MRD</w:t>
-      </w:r>
-      <w:proofErr w:type="gramEnd"/>
+        <w:t>2.  Replace every green value with your module's equivalent (SP names, RB codes, field names, routes, etc.).</w:t>
+      </w:r>
+    </w:p>
+    <w:p>
+      <w:pPr>
+        <w:spacing w:after="60"/>
+        <w:ind w:left="400"/>
+      </w:pPr>
       <w:r>
         <w:rPr>
           <w:rFonts w:ascii="Calibri" w:eastAsia="Calibri" w:hAnsi="Calibri" w:cs="Calibri"/>
@@ -424,7 +432,7 @@
           <w:sz w:val="19"/>
           <w:szCs w:val="19"/>
         </w:rPr>
-        <w:t>_[ModuleName].docx  before editing.</w:t>
+        <w:t>3.  Add your own rows in the blue slots at the bottom of each table.</w:t>
       </w:r>
     </w:p>
     <w:p>
@@ -439,7 +447,7 @@
           <w:sz w:val="19"/>
           <w:szCs w:val="19"/>
         </w:rPr>
-        <w:t>2.  Replace every green value with your module's equivalent (SP names, RB codes, field names, routes, etc.).</w:t>
+        <w:t>4.  In Section 2, delete the placeholder box and paste your design screenshot (Insert → Pictures).</w:t>
       </w:r>
     </w:p>
     <w:p>
@@ -454,7 +462,7 @@
           <w:sz w:val="19"/>
           <w:szCs w:val="19"/>
         </w:rPr>
-        <w:t>3.  Add your own rows in the blue slots at the bottom of each table.</w:t>
+        <w:t>5.  Send completed document to the development team BEFORE coding starts.</w:t>
       </w:r>
     </w:p>
     <w:p>
@@ -469,57 +477,7 @@
           <w:sz w:val="19"/>
           <w:szCs w:val="19"/>
         </w:rPr>
-        <w:t>4.  In Section 2, delete the placeholder box and paste your design screenshot (Insert → Pictures).</w:t>
-      </w:r>
-    </w:p>
-    <w:p>
-      <w:pPr>
-        <w:spacing w:after="60"/>
-        <w:ind w:left="400"/>
-      </w:pPr>
-      <w:r>
-        <w:rPr>
-          <w:rFonts w:ascii="Calibri" w:eastAsia="Calibri" w:hAnsi="Calibri" w:cs="Calibri"/>
-          <w:color w:val="B45309"/>
-          <w:sz w:val="19"/>
-          <w:szCs w:val="19"/>
-        </w:rPr>
-        <w:t>5.  Send completed document to the development team BEFORE coding starts.</w:t>
-      </w:r>
-    </w:p>
-    <w:p>
-      <w:pPr>
-        <w:spacing w:after="60"/>
-        <w:ind w:left="400"/>
-      </w:pPr>
-      <w:r>
-        <w:rPr>
-          <w:rFonts w:ascii="Calibri" w:eastAsia="Calibri" w:hAnsi="Calibri" w:cs="Calibri"/>
-          <w:color w:val="B45309"/>
-          <w:sz w:val="19"/>
-          <w:szCs w:val="19"/>
-        </w:rPr>
-        <w:t>6.  Dev team signs off by stamping "</w:t>
-      </w:r>
-      <w:proofErr w:type="spellStart"/>
-      <w:r>
-        <w:rPr>
-          <w:rFonts w:ascii="Calibri" w:eastAsia="Calibri" w:hAnsi="Calibri" w:cs="Calibri"/>
-          <w:color w:val="B45309"/>
-          <w:sz w:val="19"/>
-          <w:szCs w:val="19"/>
-        </w:rPr>
-        <w:t>Dev</w:t>
-      </w:r>
-      <w:proofErr w:type="spellEnd"/>
-      <w:r>
-        <w:rPr>
-          <w:rFonts w:ascii="Calibri" w:eastAsia="Calibri" w:hAnsi="Calibri" w:cs="Calibri"/>
-          <w:color w:val="B45309"/>
-          <w:sz w:val="19"/>
-          <w:szCs w:val="19"/>
-        </w:rPr>
-        <w:t xml:space="preserve"> Confirmed" on each section.</w:t>
+        <w:t>6.  Dev team signs off by stamping "Dev Confirmed" on each section.</w:t>
       </w:r>
     </w:p>
     <w:p>
@@ -688,7 +646,6 @@
         </w:rPr>
         <w:t xml:space="preserve">item to </w:t>
       </w:r>
-      <w:proofErr w:type="gramStart"/>
       <w:r>
         <w:rPr>
           <w:rFonts w:ascii="Calibri" w:eastAsia="Calibri" w:hAnsi="Calibri" w:cs="Calibri"/>
@@ -716,7 +673,6 @@
         </w:rPr>
         <w:t>.</w:t>
       </w:r>
-      <w:proofErr w:type="gramEnd"/>
     </w:p>
     <w:p>
       <w:pPr>
@@ -975,26 +931,14 @@
           <w:sz w:val="21"/>
           <w:szCs w:val="21"/>
         </w:rPr>
-        <w:t>/</w:t>
-      </w:r>
-      <w:proofErr w:type="gramStart"/>
-      <w:r>
-        <w:rPr>
-          <w:rFonts w:ascii="Calibri" w:eastAsia="Calibri" w:hAnsi="Calibri" w:cs="Calibri"/>
-          <w:color w:val="166534"/>
-          <w:sz w:val="21"/>
-          <w:szCs w:val="21"/>
-        </w:rPr>
-        <w:t>:id</w:t>
-      </w:r>
-      <w:proofErr w:type="gramEnd"/>
+        <w:t>/:id</w:t>
+      </w:r>
     </w:p>
     <w:p>
       <w:pPr>
         <w:spacing w:before="40" w:after="60"/>
         <w:ind w:left="200"/>
       </w:pPr>
-      <w:proofErr w:type="spellStart"/>
       <w:r>
         <w:rPr>
           <w:rFonts w:ascii="Calibri" w:eastAsia="Calibri" w:hAnsi="Calibri" w:cs="Calibri"/>
@@ -1004,19 +948,7 @@
           <w:sz w:val="21"/>
           <w:szCs w:val="21"/>
         </w:rPr>
-        <w:t>Nav</w:t>
-      </w:r>
-      <w:proofErr w:type="spellEnd"/>
-      <w:r>
-        <w:rPr>
-          <w:rFonts w:ascii="Calibri" w:eastAsia="Calibri" w:hAnsi="Calibri" w:cs="Calibri"/>
-          <w:b/>
-          <w:bCs/>
-          <w:color w:val="0F3460"/>
-          <w:sz w:val="21"/>
-          <w:szCs w:val="21"/>
-        </w:rPr>
-        <w:t xml:space="preserve"> Menu Label: </w:t>
+        <w:t xml:space="preserve">Nav Menu Label: </w:t>
       </w:r>
       <w:r>
         <w:t>ASSETS DEPARTMENT ISSUE</w:t>
@@ -1194,7 +1126,6 @@
         </w:rPr>
         <w:t xml:space="preserve">Header panel — </w:t>
       </w:r>
-      <w:proofErr w:type="spellStart"/>
       <w:r>
         <w:rPr>
           <w:rFonts w:ascii="Consolas" w:hAnsi="Consolas" w:cs="Consolas"/>
@@ -1204,7 +1135,6 @@
         </w:rPr>
         <w:t>trancode</w:t>
       </w:r>
-      <w:proofErr w:type="spellEnd"/>
       <w:r>
         <w:rPr>
           <w:rFonts w:ascii="Calibri" w:eastAsia="Calibri" w:hAnsi="Calibri" w:cs="Calibri"/>
@@ -1217,7 +1147,6 @@
       <w:r>
         <w:t xml:space="preserve"> </w:t>
       </w:r>
-      <w:proofErr w:type="spellStart"/>
       <w:r>
         <w:rPr>
           <w:rFonts w:ascii="Consolas" w:hAnsi="Consolas" w:cs="Consolas"/>
@@ -1227,7 +1156,6 @@
         </w:rPr>
         <w:t>trandate</w:t>
       </w:r>
-      <w:proofErr w:type="spellEnd"/>
       <w:r>
         <w:rPr>
           <w:rFonts w:ascii="Calibri" w:eastAsia="Calibri" w:hAnsi="Calibri" w:cs="Calibri"/>
@@ -1282,7 +1210,6 @@
         </w:rPr>
         <w:t xml:space="preserve"> </w:t>
       </w:r>
-      <w:proofErr w:type="spellStart"/>
       <w:r>
         <w:rPr>
           <w:rFonts w:ascii="Consolas" w:hAnsi="Consolas" w:cs="Consolas"/>
@@ -1290,9 +1217,17 @@
           <w:sz w:val="19"/>
           <w:szCs w:val="19"/>
         </w:rPr>
-        <w:t>issuedate</w:t>
-      </w:r>
-      <w:proofErr w:type="spellEnd"/>
+        <w:t>issuedate(Date)</w:t>
+      </w:r>
+      <w:r>
+        <w:rPr>
+          <w:rFonts w:ascii="Calibri" w:eastAsia="Calibri" w:hAnsi="Calibri" w:cs="Calibri"/>
+          <w:color w:val="166534"/>
+          <w:sz w:val="21"/>
+          <w:szCs w:val="21"/>
+        </w:rPr>
+        <w:t xml:space="preserve">, </w:t>
+      </w:r>
       <w:r>
         <w:rPr>
           <w:rFonts w:ascii="Consolas" w:hAnsi="Consolas" w:cs="Consolas"/>
@@ -1300,7 +1235,7 @@
           <w:sz w:val="19"/>
           <w:szCs w:val="19"/>
         </w:rPr>
-        <w:t>(Date)</w:t>
+        <w:t>fromdivisionid</w:t>
       </w:r>
       <w:r>
         <w:rPr>
@@ -1309,9 +1244,44 @@
           <w:sz w:val="21"/>
           <w:szCs w:val="21"/>
         </w:rPr>
-        <w:t xml:space="preserve">, </w:t>
-      </w:r>
-      <w:proofErr w:type="spellStart"/>
+        <w:t xml:space="preserve"> </w:t>
+      </w:r>
+      <w:r>
+        <w:rPr>
+          <w:rFonts w:ascii="Calibri" w:eastAsia="Calibri" w:hAnsi="Calibri" w:cs="Calibri"/>
+          <w:color w:val="166534"/>
+          <w:sz w:val="21"/>
+          <w:szCs w:val="21"/>
+        </w:rPr>
+        <w:t>(</w:t>
+      </w:r>
+      <w:r>
+        <w:rPr>
+          <w:rFonts w:ascii="Calibri" w:eastAsia="Calibri" w:hAnsi="Calibri" w:cs="Calibri"/>
+          <w:color w:val="166534"/>
+          <w:sz w:val="21"/>
+          <w:szCs w:val="21"/>
+        </w:rPr>
+        <w:t>Drop</w:t>
+      </w:r>
+      <w:r>
+        <w:rPr>
+          <w:rFonts w:ascii="Calibri" w:eastAsia="Calibri" w:hAnsi="Calibri" w:cs="Calibri"/>
+          <w:color w:val="166534"/>
+          <w:sz w:val="21"/>
+          <w:szCs w:val="21"/>
+        </w:rPr>
+        <w:t>down)</w:t>
+      </w:r>
+      <w:r>
+        <w:rPr>
+          <w:rFonts w:ascii="Calibri" w:eastAsia="Calibri" w:hAnsi="Calibri" w:cs="Calibri"/>
+          <w:color w:val="166534"/>
+          <w:sz w:val="21"/>
+          <w:szCs w:val="21"/>
+        </w:rPr>
+        <w:t>,</w:t>
+      </w:r>
       <w:r>
         <w:rPr>
           <w:rFonts w:ascii="Consolas" w:hAnsi="Consolas" w:cs="Consolas"/>
@@ -1319,53 +1289,7 @@
           <w:sz w:val="19"/>
           <w:szCs w:val="19"/>
         </w:rPr>
-        <w:t>fromdivisionid</w:t>
-      </w:r>
-      <w:proofErr w:type="spellEnd"/>
-      <w:r>
-        <w:rPr>
-          <w:rFonts w:ascii="Calibri" w:eastAsia="Calibri" w:hAnsi="Calibri" w:cs="Calibri"/>
-          <w:color w:val="166534"/>
-          <w:sz w:val="21"/>
-          <w:szCs w:val="21"/>
-        </w:rPr>
         <w:t xml:space="preserve"> </w:t>
-      </w:r>
-      <w:r>
-        <w:rPr>
-          <w:rFonts w:ascii="Calibri" w:eastAsia="Calibri" w:hAnsi="Calibri" w:cs="Calibri"/>
-          <w:color w:val="166534"/>
-          <w:sz w:val="21"/>
-          <w:szCs w:val="21"/>
-        </w:rPr>
-        <w:t>(</w:t>
-      </w:r>
-      <w:r>
-        <w:rPr>
-          <w:rFonts w:ascii="Calibri" w:eastAsia="Calibri" w:hAnsi="Calibri" w:cs="Calibri"/>
-          <w:color w:val="166534"/>
-          <w:sz w:val="21"/>
-          <w:szCs w:val="21"/>
-        </w:rPr>
-        <w:t>Drop</w:t>
-      </w:r>
-      <w:r>
-        <w:rPr>
-          <w:rFonts w:ascii="Calibri" w:eastAsia="Calibri" w:hAnsi="Calibri" w:cs="Calibri"/>
-          <w:color w:val="166534"/>
-          <w:sz w:val="21"/>
-          <w:szCs w:val="21"/>
-        </w:rPr>
-        <w:t>down)</w:t>
-      </w:r>
-      <w:r>
-        <w:rPr>
-          <w:rFonts w:ascii="Calibri" w:eastAsia="Calibri" w:hAnsi="Calibri" w:cs="Calibri"/>
-          <w:color w:val="166534"/>
-          <w:sz w:val="21"/>
-          <w:szCs w:val="21"/>
-        </w:rPr>
-        <w:t>,</w:t>
       </w:r>
       <w:r>
         <w:rPr>
@@ -1374,9 +1298,38 @@
           <w:sz w:val="19"/>
           <w:szCs w:val="19"/>
         </w:rPr>
+        <w:t>fromlocationid</w:t>
+      </w:r>
+      <w:r>
+        <w:rPr>
+          <w:rFonts w:ascii="Calibri" w:eastAsia="Calibri" w:hAnsi="Calibri" w:cs="Calibri"/>
+          <w:color w:val="166534"/>
+          <w:sz w:val="21"/>
+          <w:szCs w:val="21"/>
+        </w:rPr>
+        <w:t xml:space="preserve">(cascades from </w:t>
+      </w:r>
+      <w:r>
+        <w:rPr>
+          <w:rFonts w:ascii="Calibri" w:eastAsia="Calibri" w:hAnsi="Calibri" w:cs="Calibri"/>
+          <w:color w:val="166534"/>
+          <w:sz w:val="21"/>
+          <w:szCs w:val="21"/>
+        </w:rPr>
+        <w:t xml:space="preserve">From </w:t>
+      </w:r>
+      <w:r>
+        <w:rPr>
+          <w:rFonts w:ascii="Calibri" w:eastAsia="Calibri" w:hAnsi="Calibri" w:cs="Calibri"/>
+          <w:color w:val="166534"/>
+          <w:sz w:val="21"/>
+          <w:szCs w:val="21"/>
+        </w:rPr>
+        <w:t>Division),</w:t>
+      </w:r>
+      <w:r>
         <w:t xml:space="preserve"> </w:t>
       </w:r>
-      <w:proofErr w:type="spellStart"/>
       <w:r>
         <w:rPr>
           <w:rFonts w:ascii="Consolas" w:hAnsi="Consolas" w:cs="Consolas"/>
@@ -1384,9 +1337,8 @@
           <w:sz w:val="19"/>
           <w:szCs w:val="19"/>
         </w:rPr>
-        <w:t>fromlocationid</w:t>
-      </w:r>
-      <w:proofErr w:type="spellEnd"/>
+        <w:t>tolocationid</w:t>
+      </w:r>
       <w:r>
         <w:rPr>
           <w:rFonts w:ascii="Calibri" w:eastAsia="Calibri" w:hAnsi="Calibri" w:cs="Calibri"/>
@@ -1396,7 +1348,6 @@
         </w:rPr>
         <w:t xml:space="preserve">(cascades from </w:t>
       </w:r>
-      <w:proofErr w:type="spellStart"/>
       <w:r>
         <w:rPr>
           <w:rFonts w:ascii="Calibri" w:eastAsia="Calibri" w:hAnsi="Calibri" w:cs="Calibri"/>
@@ -1404,9 +1355,8 @@
           <w:sz w:val="21"/>
           <w:szCs w:val="21"/>
         </w:rPr>
-        <w:t>From</w:t>
-      </w:r>
-      <w:proofErr w:type="spellEnd"/>
+        <w:t>from</w:t>
+      </w:r>
       <w:r>
         <w:rPr>
           <w:rFonts w:ascii="Calibri" w:eastAsia="Calibri" w:hAnsi="Calibri" w:cs="Calibri"/>
@@ -1414,7 +1364,7 @@
           <w:sz w:val="21"/>
           <w:szCs w:val="21"/>
         </w:rPr>
-        <w:t xml:space="preserve"> </w:t>
+        <w:t xml:space="preserve"> Division)</w:t>
       </w:r>
       <w:r>
         <w:rPr>
@@ -1423,12 +1373,8 @@
           <w:sz w:val="21"/>
           <w:szCs w:val="21"/>
         </w:rPr>
-        <w:t>Division),</w:t>
-      </w:r>
-      <w:r>
-        <w:t xml:space="preserve"> </w:t>
-      </w:r>
-      <w:proofErr w:type="spellStart"/>
+        <w:t>,</w:t>
+      </w:r>
       <w:r>
         <w:rPr>
           <w:rFonts w:ascii="Consolas" w:hAnsi="Consolas" w:cs="Consolas"/>
@@ -1436,46 +1382,7 @@
           <w:sz w:val="19"/>
           <w:szCs w:val="19"/>
         </w:rPr>
-        <w:t>tolocationid</w:t>
-      </w:r>
-      <w:proofErr w:type="spellEnd"/>
-      <w:r>
-        <w:rPr>
-          <w:rFonts w:ascii="Calibri" w:eastAsia="Calibri" w:hAnsi="Calibri" w:cs="Calibri"/>
-          <w:color w:val="166534"/>
-          <w:sz w:val="21"/>
-          <w:szCs w:val="21"/>
-        </w:rPr>
-        <w:t xml:space="preserve">(cascades from </w:t>
-      </w:r>
-      <w:proofErr w:type="spellStart"/>
-      <w:r>
-        <w:rPr>
-          <w:rFonts w:ascii="Calibri" w:eastAsia="Calibri" w:hAnsi="Calibri" w:cs="Calibri"/>
-          <w:color w:val="166534"/>
-          <w:sz w:val="21"/>
-          <w:szCs w:val="21"/>
-        </w:rPr>
-        <w:t>from</w:t>
-      </w:r>
-      <w:proofErr w:type="spellEnd"/>
-      <w:r>
-        <w:rPr>
-          <w:rFonts w:ascii="Calibri" w:eastAsia="Calibri" w:hAnsi="Calibri" w:cs="Calibri"/>
-          <w:color w:val="166534"/>
-          <w:sz w:val="21"/>
-          <w:szCs w:val="21"/>
-        </w:rPr>
-        <w:t xml:space="preserve"> Division)</w:t>
-      </w:r>
-      <w:r>
-        <w:rPr>
-          <w:rFonts w:ascii="Calibri" w:eastAsia="Calibri" w:hAnsi="Calibri" w:cs="Calibri"/>
-          <w:color w:val="166534"/>
-          <w:sz w:val="21"/>
-          <w:szCs w:val="21"/>
-        </w:rPr>
-        <w:t>,</w:t>
+        <w:t xml:space="preserve"> </w:t>
       </w:r>
       <w:r>
         <w:rPr>
@@ -1484,9 +1391,17 @@
           <w:sz w:val="19"/>
           <w:szCs w:val="19"/>
         </w:rPr>
-        <w:t xml:space="preserve"> </w:t>
-      </w:r>
-      <w:proofErr w:type="spellStart"/>
+        <w:t>fromdeptid</w:t>
+      </w:r>
+      <w:r>
+        <w:rPr>
+          <w:rFonts w:ascii="Calibri" w:eastAsia="Calibri" w:hAnsi="Calibri" w:cs="Calibri"/>
+          <w:color w:val="166534"/>
+          <w:sz w:val="21"/>
+          <w:szCs w:val="21"/>
+        </w:rPr>
+        <w:t>(Dropdown),</w:t>
+      </w:r>
       <w:r>
         <w:rPr>
           <w:rFonts w:ascii="Consolas" w:hAnsi="Consolas" w:cs="Consolas"/>
@@ -1494,17 +1409,7 @@
           <w:sz w:val="19"/>
           <w:szCs w:val="19"/>
         </w:rPr>
-        <w:t>fromdeptid</w:t>
-      </w:r>
-      <w:proofErr w:type="spellEnd"/>
-      <w:r>
-        <w:rPr>
-          <w:rFonts w:ascii="Calibri" w:eastAsia="Calibri" w:hAnsi="Calibri" w:cs="Calibri"/>
-          <w:color w:val="166534"/>
-          <w:sz w:val="21"/>
-          <w:szCs w:val="21"/>
-        </w:rPr>
-        <w:t>(Dropdown),</w:t>
+        <w:t xml:space="preserve"> </w:t>
       </w:r>
       <w:r>
         <w:rPr>
@@ -1513,9 +1418,29 @@
           <w:sz w:val="19"/>
           <w:szCs w:val="19"/>
         </w:rPr>
+        <w:t>todeptid</w:t>
+      </w:r>
+      <w:r>
+        <w:rPr>
+          <w:rFonts w:ascii="Calibri" w:eastAsia="Calibri" w:hAnsi="Calibri" w:cs="Calibri"/>
+          <w:color w:val="166534"/>
+          <w:sz w:val="21"/>
+          <w:szCs w:val="21"/>
+        </w:rPr>
+        <w:t>(Dropdown)</w:t>
+      </w:r>
+      <w:r>
+        <w:rPr>
+          <w:rFonts w:ascii="Calibri" w:eastAsia="Calibri" w:hAnsi="Calibri" w:cs="Calibri"/>
+          <w:color w:val="166534"/>
+          <w:sz w:val="21"/>
+          <w:szCs w:val="21"/>
+        </w:rPr>
+        <w:t>,</w:t>
+      </w:r>
+      <w:r>
         <w:t xml:space="preserve"> </w:t>
       </w:r>
-      <w:proofErr w:type="spellStart"/>
       <w:r>
         <w:rPr>
           <w:rFonts w:ascii="Consolas" w:hAnsi="Consolas" w:cs="Consolas"/>
@@ -1523,31 +1448,8 @@
           <w:sz w:val="19"/>
           <w:szCs w:val="19"/>
         </w:rPr>
-        <w:t>todeptid</w:t>
-      </w:r>
-      <w:proofErr w:type="spellEnd"/>
-      <w:r>
-        <w:rPr>
-          <w:rFonts w:ascii="Calibri" w:eastAsia="Calibri" w:hAnsi="Calibri" w:cs="Calibri"/>
-          <w:color w:val="166534"/>
-          <w:sz w:val="21"/>
-          <w:szCs w:val="21"/>
-        </w:rPr>
-        <w:t>(Dropdown)</w:t>
-      </w:r>
-      <w:r>
-        <w:rPr>
-          <w:rFonts w:ascii="Calibri" w:eastAsia="Calibri" w:hAnsi="Calibri" w:cs="Calibri"/>
-          <w:color w:val="166534"/>
-          <w:sz w:val="21"/>
-          <w:szCs w:val="21"/>
-        </w:rPr>
-        <w:t>,</w:t>
-      </w:r>
-      <w:r>
-        <w:t xml:space="preserve"> </w:t>
-      </w:r>
-      <w:proofErr w:type="spellStart"/>
+        <w:t>configid(Dropdown)</w:t>
+      </w:r>
       <w:r>
         <w:rPr>
           <w:rFonts w:ascii="Consolas" w:hAnsi="Consolas" w:cs="Consolas"/>
@@ -1555,9 +1457,17 @@
           <w:sz w:val="19"/>
           <w:szCs w:val="19"/>
         </w:rPr>
-        <w:t>configid</w:t>
-      </w:r>
-      <w:proofErr w:type="spellEnd"/>
+        <w:t>,</w:t>
+      </w:r>
+      <w:r>
+        <w:rPr>
+          <w:rFonts w:ascii="Calibri" w:eastAsia="Calibri" w:hAnsi="Calibri" w:cs="Calibri"/>
+          <w:color w:val="166534"/>
+          <w:sz w:val="21"/>
+          <w:szCs w:val="21"/>
+        </w:rPr>
+        <w:t xml:space="preserve"> </w:t>
+      </w:r>
       <w:r>
         <w:rPr>
           <w:rFonts w:ascii="Consolas" w:hAnsi="Consolas" w:cs="Consolas"/>
@@ -1565,7 +1475,43 @@
           <w:sz w:val="19"/>
           <w:szCs w:val="19"/>
         </w:rPr>
-        <w:t>(Dropdown)</w:t>
+        <w:t>expecteddays</w:t>
+      </w:r>
+      <w:r>
+        <w:rPr>
+          <w:rFonts w:ascii="Calibri" w:eastAsia="Calibri" w:hAnsi="Calibri" w:cs="Calibri"/>
+          <w:color w:val="166534"/>
+          <w:sz w:val="21"/>
+          <w:szCs w:val="21"/>
+        </w:rPr>
+        <w:t xml:space="preserve"> </w:t>
+      </w:r>
+      <w:r>
+        <w:rPr>
+          <w:rFonts w:ascii="Calibri" w:eastAsia="Calibri" w:hAnsi="Calibri" w:cs="Calibri"/>
+          <w:color w:val="166534"/>
+          <w:sz w:val="21"/>
+          <w:szCs w:val="21"/>
+        </w:rPr>
+        <w:t>(TextEdit)</w:t>
+      </w:r>
+      <w:r>
+        <w:rPr>
+          <w:rFonts w:ascii="Calibri" w:eastAsia="Calibri" w:hAnsi="Calibri" w:cs="Calibri"/>
+          <w:color w:val="166534"/>
+          <w:sz w:val="21"/>
+          <w:szCs w:val="21"/>
+        </w:rPr>
+        <w:t>,</w:t>
+      </w:r>
+      <w:r>
+        <w:rPr>
+          <w:rFonts w:ascii="Calibri" w:eastAsia="Calibri" w:hAnsi="Calibri" w:cs="Calibri"/>
+          <w:color w:val="166534"/>
+          <w:sz w:val="21"/>
+          <w:szCs w:val="21"/>
+        </w:rPr>
+        <w:t xml:space="preserve"> </w:t>
       </w:r>
       <w:r>
         <w:rPr>
@@ -1574,7 +1520,7 @@
           <w:sz w:val="19"/>
           <w:szCs w:val="19"/>
         </w:rPr>
-        <w:t>,</w:t>
+        <w:t>expecteddate</w:t>
       </w:r>
       <w:r>
         <w:rPr>
@@ -1583,9 +1529,35 @@
           <w:sz w:val="21"/>
           <w:szCs w:val="21"/>
         </w:rPr>
+        <w:t>(</w:t>
+      </w:r>
+      <w:r>
+        <w:rPr>
+          <w:rFonts w:ascii="Calibri" w:eastAsia="Calibri" w:hAnsi="Calibri" w:cs="Calibri"/>
+          <w:color w:val="166534"/>
+          <w:sz w:val="21"/>
+          <w:szCs w:val="21"/>
+        </w:rPr>
+        <w:t>Date</w:t>
+      </w:r>
+      <w:r>
+        <w:rPr>
+          <w:rFonts w:ascii="Calibri" w:eastAsia="Calibri" w:hAnsi="Calibri" w:cs="Calibri"/>
+          <w:color w:val="166534"/>
+          <w:sz w:val="21"/>
+          <w:szCs w:val="21"/>
+        </w:rPr>
+        <w:t>)</w:t>
+      </w:r>
+      <w:r>
+        <w:rPr>
+          <w:rFonts w:ascii="Calibri" w:eastAsia="Calibri" w:hAnsi="Calibri" w:cs="Calibri"/>
+          <w:color w:val="166534"/>
+          <w:sz w:val="21"/>
+          <w:szCs w:val="21"/>
+        </w:rPr>
         <w:t xml:space="preserve"> </w:t>
       </w:r>
-      <w:proofErr w:type="spellStart"/>
       <w:r>
         <w:rPr>
           <w:rFonts w:ascii="Consolas" w:hAnsi="Consolas" w:cs="Consolas"/>
@@ -1593,9 +1565,8 @@
           <w:sz w:val="19"/>
           <w:szCs w:val="19"/>
         </w:rPr>
-        <w:t>expecteddays</w:t>
-      </w:r>
-      <w:proofErr w:type="spellEnd"/>
+        <w:t>includestockitems</w:t>
+      </w:r>
       <w:r>
         <w:rPr>
           <w:rFonts w:ascii="Calibri" w:eastAsia="Calibri" w:hAnsi="Calibri" w:cs="Calibri"/>
@@ -1603,7 +1574,7 @@
           <w:sz w:val="21"/>
           <w:szCs w:val="21"/>
         </w:rPr>
-        <w:t xml:space="preserve"> </w:t>
+        <w:t>(</w:t>
       </w:r>
       <w:r>
         <w:rPr>
@@ -1612,9 +1583,8 @@
           <w:sz w:val="21"/>
           <w:szCs w:val="21"/>
         </w:rPr>
-        <w:t>(</w:t>
-      </w:r>
-      <w:proofErr w:type="spellStart"/>
+        <w:t>Checkbox</w:t>
+      </w:r>
       <w:r>
         <w:rPr>
           <w:rFonts w:ascii="Calibri" w:eastAsia="Calibri" w:hAnsi="Calibri" w:cs="Calibri"/>
@@ -1622,9 +1592,8 @@
           <w:sz w:val="21"/>
           <w:szCs w:val="21"/>
         </w:rPr>
-        <w:t>TextEdit</w:t>
-      </w:r>
-      <w:proofErr w:type="spellEnd"/>
+        <w:t>)</w:t>
+      </w:r>
       <w:r>
         <w:rPr>
           <w:rFonts w:ascii="Calibri" w:eastAsia="Calibri" w:hAnsi="Calibri" w:cs="Calibri"/>
@@ -1632,118 +1601,6 @@
           <w:sz w:val="21"/>
           <w:szCs w:val="21"/>
         </w:rPr>
-        <w:t>)</w:t>
-      </w:r>
-      <w:r>
-        <w:rPr>
-          <w:rFonts w:ascii="Calibri" w:eastAsia="Calibri" w:hAnsi="Calibri" w:cs="Calibri"/>
-          <w:color w:val="166534"/>
-          <w:sz w:val="21"/>
-          <w:szCs w:val="21"/>
-        </w:rPr>
-        <w:t>,</w:t>
-      </w:r>
-      <w:r>
-        <w:rPr>
-          <w:rFonts w:ascii="Calibri" w:eastAsia="Calibri" w:hAnsi="Calibri" w:cs="Calibri"/>
-          <w:color w:val="166534"/>
-          <w:sz w:val="21"/>
-          <w:szCs w:val="21"/>
-        </w:rPr>
-        <w:t xml:space="preserve"> </w:t>
-      </w:r>
-      <w:proofErr w:type="spellStart"/>
-      <w:r>
-        <w:rPr>
-          <w:rFonts w:ascii="Consolas" w:hAnsi="Consolas" w:cs="Consolas"/>
-          <w:color w:val="000000"/>
-          <w:sz w:val="19"/>
-          <w:szCs w:val="19"/>
-        </w:rPr>
-        <w:t>expecteddate</w:t>
-      </w:r>
-      <w:proofErr w:type="spellEnd"/>
-      <w:r>
-        <w:rPr>
-          <w:rFonts w:ascii="Calibri" w:eastAsia="Calibri" w:hAnsi="Calibri" w:cs="Calibri"/>
-          <w:color w:val="166534"/>
-          <w:sz w:val="21"/>
-          <w:szCs w:val="21"/>
-        </w:rPr>
-        <w:t>(</w:t>
-      </w:r>
-      <w:r>
-        <w:rPr>
-          <w:rFonts w:ascii="Calibri" w:eastAsia="Calibri" w:hAnsi="Calibri" w:cs="Calibri"/>
-          <w:color w:val="166534"/>
-          <w:sz w:val="21"/>
-          <w:szCs w:val="21"/>
-        </w:rPr>
-        <w:t>Date</w:t>
-      </w:r>
-      <w:r>
-        <w:rPr>
-          <w:rFonts w:ascii="Calibri" w:eastAsia="Calibri" w:hAnsi="Calibri" w:cs="Calibri"/>
-          <w:color w:val="166534"/>
-          <w:sz w:val="21"/>
-          <w:szCs w:val="21"/>
-        </w:rPr>
-        <w:t>)</w:t>
-      </w:r>
-      <w:r>
-        <w:rPr>
-          <w:rFonts w:ascii="Calibri" w:eastAsia="Calibri" w:hAnsi="Calibri" w:cs="Calibri"/>
-          <w:color w:val="166534"/>
-          <w:sz w:val="21"/>
-          <w:szCs w:val="21"/>
-        </w:rPr>
-        <w:t xml:space="preserve"> </w:t>
-      </w:r>
-      <w:proofErr w:type="spellStart"/>
-      <w:r>
-        <w:rPr>
-          <w:rFonts w:ascii="Consolas" w:hAnsi="Consolas" w:cs="Consolas"/>
-          <w:color w:val="000000"/>
-          <w:sz w:val="19"/>
-          <w:szCs w:val="19"/>
-        </w:rPr>
-        <w:t>includestockitems</w:t>
-      </w:r>
-      <w:proofErr w:type="spellEnd"/>
-      <w:r>
-        <w:rPr>
-          <w:rFonts w:ascii="Calibri" w:eastAsia="Calibri" w:hAnsi="Calibri" w:cs="Calibri"/>
-          <w:color w:val="166534"/>
-          <w:sz w:val="21"/>
-          <w:szCs w:val="21"/>
-        </w:rPr>
-        <w:t>(</w:t>
-      </w:r>
-      <w:r>
-        <w:rPr>
-          <w:rFonts w:ascii="Calibri" w:eastAsia="Calibri" w:hAnsi="Calibri" w:cs="Calibri"/>
-          <w:color w:val="166534"/>
-          <w:sz w:val="21"/>
-          <w:szCs w:val="21"/>
-        </w:rPr>
-        <w:t>Checkbox</w:t>
-      </w:r>
-      <w:r>
-        <w:rPr>
-          <w:rFonts w:ascii="Calibri" w:eastAsia="Calibri" w:hAnsi="Calibri" w:cs="Calibri"/>
-          <w:color w:val="166534"/>
-          <w:sz w:val="21"/>
-          <w:szCs w:val="21"/>
-        </w:rPr>
-        <w:t>)</w:t>
-      </w:r>
-      <w:r>
-        <w:rPr>
-          <w:rFonts w:ascii="Calibri" w:eastAsia="Calibri" w:hAnsi="Calibri" w:cs="Calibri"/>
-          <w:color w:val="166534"/>
-          <w:sz w:val="21"/>
-          <w:szCs w:val="21"/>
-        </w:rPr>
         <w:t>,</w:t>
       </w:r>
     </w:p>
@@ -1755,11 +1612,9 @@
       <w:r>
         <w:t>With RB Name – (</w:t>
       </w:r>
-      <w:proofErr w:type="spellStart"/>
       <w:r>
         <w:t>rb_astdeptissmst</w:t>
       </w:r>
-      <w:proofErr w:type="spellEnd"/>
       <w:r>
         <w:t>)</w:t>
       </w:r>
@@ -1793,9 +1648,8 @@
           <w:sz w:val="21"/>
           <w:szCs w:val="21"/>
         </w:rPr>
-        <w:t xml:space="preserve">Item Grid tab — </w:t>
-      </w:r>
-      <w:proofErr w:type="spellStart"/>
+        <w:t xml:space="preserve">Item Grid tab — EntryGrid with columns </w:t>
+      </w:r>
       <w:r>
         <w:rPr>
           <w:rFonts w:ascii="Calibri" w:eastAsia="Calibri" w:hAnsi="Calibri" w:cs="Calibri"/>
@@ -1803,29 +1657,8 @@
           <w:sz w:val="21"/>
           <w:szCs w:val="21"/>
         </w:rPr>
-        <w:t>EntryGrid</w:t>
-      </w:r>
-      <w:proofErr w:type="spellEnd"/>
-      <w:r>
-        <w:rPr>
-          <w:rFonts w:ascii="Calibri" w:eastAsia="Calibri" w:hAnsi="Calibri" w:cs="Calibri"/>
-          <w:color w:val="166534"/>
-          <w:sz w:val="21"/>
-          <w:szCs w:val="21"/>
-        </w:rPr>
-        <w:t xml:space="preserve"> with columns </w:t>
-      </w:r>
-      <w:proofErr w:type="spellStart"/>
-      <w:r>
-        <w:rPr>
-          <w:rFonts w:ascii="Calibri" w:eastAsia="Calibri" w:hAnsi="Calibri" w:cs="Calibri"/>
-          <w:color w:val="166534"/>
-          <w:sz w:val="21"/>
-          <w:szCs w:val="21"/>
-        </w:rPr>
         <w:t>Rb_astdeptissdet</w:t>
       </w:r>
-      <w:proofErr w:type="spellEnd"/>
       <w:r>
         <w:rPr>
           <w:rFonts w:ascii="Calibri" w:eastAsia="Calibri" w:hAnsi="Calibri" w:cs="Calibri"/>
@@ -2057,31 +1890,7 @@
           <w:sz w:val="19"/>
           <w:szCs w:val="19"/>
         </w:rPr>
-        <w:t xml:space="preserve">Panel. Control types: Textbox | Date | Dropdown | </w:t>
-      </w:r>
-      <w:proofErr w:type="spellStart"/>
-      <w:r>
-        <w:rPr>
-          <w:rFonts w:ascii="Calibri" w:eastAsia="Calibri" w:hAnsi="Calibri" w:cs="Calibri"/>
-          <w:i/>
-          <w:iCs/>
-          <w:color w:val="B45309"/>
-          <w:sz w:val="19"/>
-          <w:szCs w:val="19"/>
-        </w:rPr>
-        <w:t>Textarea</w:t>
-      </w:r>
-      <w:proofErr w:type="spellEnd"/>
-      <w:r>
-        <w:rPr>
-          <w:rFonts w:ascii="Calibri" w:eastAsia="Calibri" w:hAnsi="Calibri" w:cs="Calibri"/>
-          <w:i/>
-          <w:iCs/>
-          <w:color w:val="B45309"/>
-          <w:sz w:val="19"/>
-          <w:szCs w:val="19"/>
-        </w:rPr>
-        <w:t xml:space="preserve"> | Checkbox.</w:t>
+        <w:t>Panel. Control types: Textbox | Date | Dropdown | Textarea | Checkbox.</w:t>
       </w:r>
     </w:p>
     <w:p>
@@ -2192,9 +2001,32 @@
                 <w:sz w:val="18"/>
                 <w:szCs w:val="18"/>
               </w:rPr>
-              <w:t>Field ID (</w:t>
-            </w:r>
-            <w:proofErr w:type="spellStart"/>
+              <w:t>Field ID (ColName)</w:t>
+            </w:r>
+          </w:p>
+        </w:tc>
+        <w:tc>
+          <w:tcPr>
+            <w:tcW w:w="551" w:type="pct"/>
+            <w:tcBorders>
+              <w:top w:val="single" w:sz="4" w:space="0" w:color="0F3460"/>
+              <w:left w:val="single" w:sz="4" w:space="0" w:color="0F3460"/>
+              <w:bottom w:val="single" w:sz="4" w:space="0" w:color="0F3460"/>
+              <w:right w:val="single" w:sz="4" w:space="0" w:color="0F3460"/>
+            </w:tcBorders>
+            <w:shd w:val="clear" w:color="auto" w:fill="0F3460"/>
+            <w:tcMar>
+              <w:top w:w="80" w:type="dxa"/>
+              <w:left w:w="120" w:type="dxa"/>
+              <w:bottom w:w="80" w:type="dxa"/>
+              <w:right w:w="120" w:type="dxa"/>
+            </w:tcMar>
+            <w:vAlign w:val="center"/>
+          </w:tcPr>
+          <w:p>
+            <w:pPr>
+              <w:jc w:val="center"/>
+            </w:pPr>
             <w:r>
               <w:rPr>
                 <w:rFonts w:ascii="Calibri" w:eastAsia="Calibri" w:hAnsi="Calibri" w:cs="Calibri"/>
@@ -2204,9 +2036,32 @@
                 <w:sz w:val="18"/>
                 <w:szCs w:val="18"/>
               </w:rPr>
-              <w:t>ColName</w:t>
-            </w:r>
-            <w:proofErr w:type="spellEnd"/>
+              <w:t>Control Type</w:t>
+            </w:r>
+          </w:p>
+        </w:tc>
+        <w:tc>
+          <w:tcPr>
+            <w:tcW w:w="479" w:type="pct"/>
+            <w:tcBorders>
+              <w:top w:val="single" w:sz="4" w:space="0" w:color="0F3460"/>
+              <w:left w:val="single" w:sz="4" w:space="0" w:color="0F3460"/>
+              <w:bottom w:val="single" w:sz="4" w:space="0" w:color="0F3460"/>
+              <w:right w:val="single" w:sz="4" w:space="0" w:color="0F3460"/>
+            </w:tcBorders>
+            <w:shd w:val="clear" w:color="auto" w:fill="0F3460"/>
+            <w:tcMar>
+              <w:top w:w="80" w:type="dxa"/>
+              <w:left w:w="120" w:type="dxa"/>
+              <w:bottom w:w="80" w:type="dxa"/>
+              <w:right w:w="120" w:type="dxa"/>
+            </w:tcMar>
+            <w:vAlign w:val="center"/>
+          </w:tcPr>
+          <w:p>
+            <w:pPr>
+              <w:jc w:val="center"/>
+            </w:pPr>
             <w:r>
               <w:rPr>
                 <w:rFonts w:ascii="Calibri" w:eastAsia="Calibri" w:hAnsi="Calibri" w:cs="Calibri"/>
@@ -2216,13 +2071,13 @@
                 <w:sz w:val="18"/>
                 <w:szCs w:val="18"/>
               </w:rPr>
-              <w:t>)</w:t>
-            </w:r>
-          </w:p>
-        </w:tc>
-        <w:tc>
-          <w:tcPr>
-            <w:tcW w:w="551" w:type="pct"/>
+              <w:t>Required</w:t>
+            </w:r>
+          </w:p>
+        </w:tc>
+        <w:tc>
+          <w:tcPr>
+            <w:tcW w:w="385" w:type="pct"/>
             <w:tcBorders>
               <w:top w:val="single" w:sz="4" w:space="0" w:color="0F3460"/>
               <w:left w:val="single" w:sz="4" w:space="0" w:color="0F3460"/>
@@ -2230,19 +2085,10 @@
               <w:right w:val="single" w:sz="4" w:space="0" w:color="0F3460"/>
             </w:tcBorders>
             <w:shd w:val="clear" w:color="auto" w:fill="0F3460"/>
-            <w:tcMar>
-              <w:top w:w="80" w:type="dxa"/>
-              <w:left w:w="120" w:type="dxa"/>
-              <w:bottom w:w="80" w:type="dxa"/>
-              <w:right w:w="120" w:type="dxa"/>
-            </w:tcMar>
-            <w:vAlign w:val="center"/>
           </w:tcPr>
           <w:p>
             <w:pPr>
               <w:jc w:val="center"/>
-            </w:pPr>
-            <w:r>
               <w:rPr>
                 <w:rFonts w:ascii="Calibri" w:eastAsia="Calibri" w:hAnsi="Calibri" w:cs="Calibri"/>
                 <w:b/>
@@ -2251,31 +2097,6 @@
                 <w:sz w:val="18"/>
                 <w:szCs w:val="18"/>
               </w:rPr>
-              <w:t>Control Type</w:t>
-            </w:r>
-          </w:p>
-        </w:tc>
-        <w:tc>
-          <w:tcPr>
-            <w:tcW w:w="479" w:type="pct"/>
-            <w:tcBorders>
-              <w:top w:val="single" w:sz="4" w:space="0" w:color="0F3460"/>
-              <w:left w:val="single" w:sz="4" w:space="0" w:color="0F3460"/>
-              <w:bottom w:val="single" w:sz="4" w:space="0" w:color="0F3460"/>
-              <w:right w:val="single" w:sz="4" w:space="0" w:color="0F3460"/>
-            </w:tcBorders>
-            <w:shd w:val="clear" w:color="auto" w:fill="0F3460"/>
-            <w:tcMar>
-              <w:top w:w="80" w:type="dxa"/>
-              <w:left w:w="120" w:type="dxa"/>
-              <w:bottom w:w="80" w:type="dxa"/>
-              <w:right w:w="120" w:type="dxa"/>
-            </w:tcMar>
-            <w:vAlign w:val="center"/>
-          </w:tcPr>
-          <w:p>
-            <w:pPr>
-              <w:jc w:val="center"/>
             </w:pPr>
             <w:r>
               <w:rPr>
@@ -2286,21 +2107,9 @@
                 <w:sz w:val="18"/>
                 <w:szCs w:val="18"/>
               </w:rPr>
-              <w:t>Required</w:t>
-            </w:r>
-          </w:p>
-        </w:tc>
-        <w:tc>
-          <w:tcPr>
-            <w:tcW w:w="385" w:type="pct"/>
-            <w:tcBorders>
-              <w:top w:val="single" w:sz="4" w:space="0" w:color="0F3460"/>
-              <w:left w:val="single" w:sz="4" w:space="0" w:color="0F3460"/>
-              <w:bottom w:val="single" w:sz="4" w:space="0" w:color="0F3460"/>
-              <w:right w:val="single" w:sz="4" w:space="0" w:color="0F3460"/>
-            </w:tcBorders>
-            <w:shd w:val="clear" w:color="auto" w:fill="0F3460"/>
-          </w:tcPr>
+              <w:t>Is ReadOnly</w:t>
+            </w:r>
+          </w:p>
           <w:p>
             <w:pPr>
               <w:jc w:val="center"/>
@@ -2313,7 +2122,22 @@
                 <w:szCs w:val="18"/>
               </w:rPr>
             </w:pPr>
-            <w:r>
+          </w:p>
+        </w:tc>
+        <w:tc>
+          <w:tcPr>
+            <w:tcW w:w="355" w:type="pct"/>
+            <w:tcBorders>
+              <w:top w:val="single" w:sz="4" w:space="0" w:color="0F3460"/>
+              <w:left w:val="single" w:sz="4" w:space="0" w:color="0F3460"/>
+              <w:bottom w:val="single" w:sz="4" w:space="0" w:color="0F3460"/>
+              <w:right w:val="single" w:sz="4" w:space="0" w:color="0F3460"/>
+            </w:tcBorders>
+            <w:shd w:val="clear" w:color="auto" w:fill="0F3460"/>
+          </w:tcPr>
+          <w:p>
+            <w:pPr>
+              <w:jc w:val="center"/>
               <w:rPr>
                 <w:rFonts w:ascii="Calibri" w:eastAsia="Calibri" w:hAnsi="Calibri" w:cs="Calibri"/>
                 <w:b/>
@@ -2322,9 +2146,7 @@
                 <w:sz w:val="18"/>
                 <w:szCs w:val="18"/>
               </w:rPr>
-              <w:t xml:space="preserve">Is </w:t>
-            </w:r>
-            <w:proofErr w:type="spellStart"/>
+            </w:pPr>
             <w:r>
               <w:rPr>
                 <w:rFonts w:ascii="Calibri" w:eastAsia="Calibri" w:hAnsi="Calibri" w:cs="Calibri"/>
@@ -2334,9 +2156,8 @@
                 <w:sz w:val="18"/>
                 <w:szCs w:val="18"/>
               </w:rPr>
-              <w:t>ReadOnly</w:t>
-            </w:r>
-            <w:proofErr w:type="spellEnd"/>
+              <w:t xml:space="preserve">Is Lock </w:t>
+            </w:r>
           </w:p>
           <w:p>
             <w:pPr>
@@ -2350,22 +2171,7 @@
                 <w:szCs w:val="18"/>
               </w:rPr>
             </w:pPr>
-          </w:p>
-        </w:tc>
-        <w:tc>
-          <w:tcPr>
-            <w:tcW w:w="355" w:type="pct"/>
-            <w:tcBorders>
-              <w:top w:val="single" w:sz="4" w:space="0" w:color="0F3460"/>
-              <w:left w:val="single" w:sz="4" w:space="0" w:color="0F3460"/>
-              <w:bottom w:val="single" w:sz="4" w:space="0" w:color="0F3460"/>
-              <w:right w:val="single" w:sz="4" w:space="0" w:color="0F3460"/>
-            </w:tcBorders>
-            <w:shd w:val="clear" w:color="auto" w:fill="0F3460"/>
-          </w:tcPr>
-          <w:p>
-            <w:pPr>
-              <w:jc w:val="center"/>
+            <w:r>
               <w:rPr>
                 <w:rFonts w:ascii="Calibri" w:eastAsia="Calibri" w:hAnsi="Calibri" w:cs="Calibri"/>
                 <w:b/>
@@ -2374,8 +2180,12 @@
                 <w:sz w:val="18"/>
                 <w:szCs w:val="18"/>
               </w:rPr>
-            </w:pPr>
-            <w:r>
+              <w:t>On Edit</w:t>
+            </w:r>
+          </w:p>
+          <w:p>
+            <w:pPr>
+              <w:jc w:val="center"/>
               <w:rPr>
                 <w:rFonts w:ascii="Calibri" w:eastAsia="Calibri" w:hAnsi="Calibri" w:cs="Calibri"/>
                 <w:b/>
@@ -2384,12 +2194,32 @@
                 <w:sz w:val="18"/>
                 <w:szCs w:val="18"/>
               </w:rPr>
-              <w:t xml:space="preserve">Is Lock </w:t>
-            </w:r>
-          </w:p>
+            </w:pPr>
+          </w:p>
+        </w:tc>
+        <w:tc>
+          <w:tcPr>
+            <w:tcW w:w="1736" w:type="pct"/>
+            <w:tcBorders>
+              <w:top w:val="single" w:sz="4" w:space="0" w:color="0F3460"/>
+              <w:left w:val="single" w:sz="4" w:space="0" w:color="0F3460"/>
+              <w:bottom w:val="single" w:sz="4" w:space="0" w:color="0F3460"/>
+              <w:right w:val="single" w:sz="4" w:space="0" w:color="0F3460"/>
+            </w:tcBorders>
+            <w:shd w:val="clear" w:color="auto" w:fill="0F3460"/>
+            <w:tcMar>
+              <w:top w:w="80" w:type="dxa"/>
+              <w:left w:w="120" w:type="dxa"/>
+              <w:bottom w:w="80" w:type="dxa"/>
+              <w:right w:w="120" w:type="dxa"/>
+            </w:tcMar>
+            <w:vAlign w:val="center"/>
+          </w:tcPr>
           <w:p>
             <w:pPr>
               <w:jc w:val="center"/>
+            </w:pPr>
+            <w:r>
               <w:rPr>
                 <w:rFonts w:ascii="Calibri" w:eastAsia="Calibri" w:hAnsi="Calibri" w:cs="Calibri"/>
                 <w:b/>
@@ -2398,64 +2228,6 @@
                 <w:sz w:val="18"/>
                 <w:szCs w:val="18"/>
               </w:rPr>
-            </w:pPr>
-            <w:r>
-              <w:rPr>
-                <w:rFonts w:ascii="Calibri" w:eastAsia="Calibri" w:hAnsi="Calibri" w:cs="Calibri"/>
-                <w:b/>
-                <w:bCs/>
-                <w:color w:val="FFFFFF"/>
-                <w:sz w:val="18"/>
-                <w:szCs w:val="18"/>
-              </w:rPr>
-              <w:t>On Edit</w:t>
-            </w:r>
-          </w:p>
-          <w:p>
-            <w:pPr>
-              <w:jc w:val="center"/>
-              <w:rPr>
-                <w:rFonts w:ascii="Calibri" w:eastAsia="Calibri" w:hAnsi="Calibri" w:cs="Calibri"/>
-                <w:b/>
-                <w:bCs/>
-                <w:color w:val="FFFFFF"/>
-                <w:sz w:val="18"/>
-                <w:szCs w:val="18"/>
-              </w:rPr>
-            </w:pPr>
-          </w:p>
-        </w:tc>
-        <w:tc>
-          <w:tcPr>
-            <w:tcW w:w="1736" w:type="pct"/>
-            <w:tcBorders>
-              <w:top w:val="single" w:sz="4" w:space="0" w:color="0F3460"/>
-              <w:left w:val="single" w:sz="4" w:space="0" w:color="0F3460"/>
-              <w:bottom w:val="single" w:sz="4" w:space="0" w:color="0F3460"/>
-              <w:right w:val="single" w:sz="4" w:space="0" w:color="0F3460"/>
-            </w:tcBorders>
-            <w:shd w:val="clear" w:color="auto" w:fill="0F3460"/>
-            <w:tcMar>
-              <w:top w:w="80" w:type="dxa"/>
-              <w:left w:w="120" w:type="dxa"/>
-              <w:bottom w:w="80" w:type="dxa"/>
-              <w:right w:w="120" w:type="dxa"/>
-            </w:tcMar>
-            <w:vAlign w:val="center"/>
-          </w:tcPr>
-          <w:p>
-            <w:pPr>
-              <w:jc w:val="center"/>
-            </w:pPr>
-            <w:r>
-              <w:rPr>
-                <w:rFonts w:ascii="Calibri" w:eastAsia="Calibri" w:hAnsi="Calibri" w:cs="Calibri"/>
-                <w:b/>
-                <w:bCs/>
-                <w:color w:val="FFFFFF"/>
-                <w:sz w:val="18"/>
-                <w:szCs w:val="18"/>
-              </w:rPr>
               <w:t>Source SP / Cascade Note</w:t>
             </w:r>
           </w:p>
@@ -2621,14 +2393,12 @@
             </w:tcMar>
           </w:tcPr>
           <w:p>
-            <w:proofErr w:type="spellStart"/>
             <w:r>
               <w:t>T</w:t>
             </w:r>
             <w:r>
               <w:t>rancode</w:t>
             </w:r>
-            <w:proofErr w:type="spellEnd"/>
           </w:p>
         </w:tc>
         <w:tc>
@@ -2672,7 +2442,6 @@
             </w:tcMar>
           </w:tcPr>
           <w:p>
-            <w:proofErr w:type="spellStart"/>
             <w:r>
               <w:rPr>
                 <w:rFonts w:ascii="Calibri" w:eastAsia="Calibri" w:hAnsi="Calibri" w:cs="Calibri"/>
@@ -2682,7 +2451,6 @@
               </w:rPr>
               <w:t>TextAera</w:t>
             </w:r>
-            <w:proofErr w:type="spellEnd"/>
           </w:p>
         </w:tc>
         <w:tc>
@@ -2825,14 +2593,12 @@
             </w:tcMar>
           </w:tcPr>
           <w:p>
-            <w:proofErr w:type="spellStart"/>
             <w:r>
               <w:t>T</w:t>
             </w:r>
             <w:r>
               <w:t>randate</w:t>
             </w:r>
-            <w:proofErr w:type="spellEnd"/>
           </w:p>
         </w:tc>
         <w:tc>
@@ -3027,14 +2793,12 @@
             </w:tcMar>
           </w:tcPr>
           <w:p>
-            <w:proofErr w:type="spellStart"/>
             <w:r>
               <w:t>I</w:t>
             </w:r>
             <w:r>
               <w:t>ssuedate</w:t>
             </w:r>
-            <w:proofErr w:type="spellEnd"/>
           </w:p>
         </w:tc>
         <w:tc>
@@ -3263,14 +3027,12 @@
             </w:tcMar>
           </w:tcPr>
           <w:p>
-            <w:proofErr w:type="spellStart"/>
             <w:r>
               <w:t>F</w:t>
             </w:r>
             <w:r>
               <w:t>romdivisionid</w:t>
             </w:r>
-            <w:proofErr w:type="spellEnd"/>
           </w:p>
         </w:tc>
         <w:tc>
@@ -3450,85 +3212,14 @@
                 <w:szCs w:val="19"/>
               </w:rPr>
             </w:pPr>
-            <w:proofErr w:type="spellStart"/>
-            <w:r>
-              <w:rPr>
-                <w:rFonts w:ascii="Calibri" w:eastAsia="Calibri" w:hAnsi="Calibri" w:cs="Calibri"/>
-                <w:color w:val="166534"/>
-                <w:sz w:val="19"/>
-                <w:szCs w:val="19"/>
-              </w:rPr>
-              <w:t>fn_tbl_fetchuserwsfromdivision</w:t>
-            </w:r>
-            <w:proofErr w:type="spellEnd"/>
-            <w:r>
-              <w:rPr>
-                <w:rFonts w:ascii="Calibri" w:eastAsia="Calibri" w:hAnsi="Calibri" w:cs="Calibri"/>
-                <w:color w:val="166534"/>
-                <w:sz w:val="19"/>
-                <w:szCs w:val="19"/>
-              </w:rPr>
-              <w:t>(@</w:t>
-            </w:r>
-            <w:proofErr w:type="spellStart"/>
-            <w:r>
-              <w:rPr>
-                <w:rFonts w:ascii="Calibri" w:eastAsia="Calibri" w:hAnsi="Calibri" w:cs="Calibri"/>
-                <w:color w:val="166534"/>
-                <w:sz w:val="19"/>
-                <w:szCs w:val="19"/>
-              </w:rPr>
-              <w:t>prmuserid</w:t>
-            </w:r>
-            <w:proofErr w:type="spellEnd"/>
-            <w:r>
-              <w:rPr>
-                <w:rFonts w:ascii="Calibri" w:eastAsia="Calibri" w:hAnsi="Calibri" w:cs="Calibri"/>
-                <w:color w:val="166534"/>
-                <w:sz w:val="19"/>
-                <w:szCs w:val="19"/>
-              </w:rPr>
-              <w:t xml:space="preserve"> , @</w:t>
-            </w:r>
-            <w:proofErr w:type="spellStart"/>
-            <w:r>
-              <w:rPr>
-                <w:rFonts w:ascii="Calibri" w:eastAsia="Calibri" w:hAnsi="Calibri" w:cs="Calibri"/>
-                <w:color w:val="166534"/>
-                <w:sz w:val="19"/>
-                <w:szCs w:val="19"/>
-              </w:rPr>
-              <w:t>prmcompanyid</w:t>
-            </w:r>
-            <w:proofErr w:type="spellEnd"/>
-            <w:r>
-              <w:rPr>
-                <w:rFonts w:ascii="Calibri" w:eastAsia="Calibri" w:hAnsi="Calibri" w:cs="Calibri"/>
-                <w:color w:val="166534"/>
-                <w:sz w:val="19"/>
-                <w:szCs w:val="19"/>
-              </w:rPr>
-              <w:t xml:space="preserve"> , @</w:t>
-            </w:r>
-            <w:proofErr w:type="spellStart"/>
-            <w:r>
-              <w:rPr>
-                <w:rFonts w:ascii="Calibri" w:eastAsia="Calibri" w:hAnsi="Calibri" w:cs="Calibri"/>
-                <w:color w:val="166534"/>
-                <w:sz w:val="19"/>
-                <w:szCs w:val="19"/>
-              </w:rPr>
-              <w:t>prmyearid</w:t>
-            </w:r>
-            <w:proofErr w:type="spellEnd"/>
-            <w:r>
-              <w:rPr>
-                <w:rFonts w:ascii="Calibri" w:eastAsia="Calibri" w:hAnsi="Calibri" w:cs="Calibri"/>
-                <w:color w:val="166534"/>
-                <w:sz w:val="19"/>
-                <w:szCs w:val="19"/>
-              </w:rPr>
-              <w:t>)</w:t>
+            <w:r>
+              <w:rPr>
+                <w:rFonts w:ascii="Calibri" w:eastAsia="Calibri" w:hAnsi="Calibri" w:cs="Calibri"/>
+                <w:color w:val="166534"/>
+                <w:sz w:val="19"/>
+                <w:szCs w:val="19"/>
+              </w:rPr>
+              <w:t>fn_tbl_fetchuserwsfromdivision(@prmuserid , @prmcompanyid , @prmyearid)</w:t>
             </w:r>
           </w:p>
         </w:tc>
@@ -3552,14 +3243,12 @@
             </w:tcMar>
           </w:tcPr>
           <w:p>
-            <w:proofErr w:type="spellStart"/>
             <w:r>
               <w:t>F</w:t>
             </w:r>
             <w:r>
               <w:t>romlocationid</w:t>
             </w:r>
-            <w:proofErr w:type="spellEnd"/>
           </w:p>
         </w:tc>
         <w:tc>
@@ -3732,7 +3421,6 @@
               </w:rPr>
               <w:t xml:space="preserve">Cascade on change of from division - </w:t>
             </w:r>
-            <w:proofErr w:type="spellStart"/>
             <w:r>
               <w:rPr>
                 <w:rFonts w:ascii="Consolas" w:hAnsi="Consolas" w:cs="Consolas"/>
@@ -3740,9 +3428,206 @@
                 <w:sz w:val="19"/>
                 <w:szCs w:val="19"/>
               </w:rPr>
-              <w:t>fn_gen_fetchfromlocationmaster</w:t>
-            </w:r>
-            <w:proofErr w:type="spellEnd"/>
+              <w:t>fn_gen_fetchfromlocationmaster(@prmcompanyid , @prmloginid , @prmlocationtype)</w:t>
+            </w:r>
+          </w:p>
+        </w:tc>
+      </w:tr>
+      <w:tr>
+        <w:tc>
+          <w:tcPr>
+            <w:tcW w:w="676" w:type="pct"/>
+            <w:tcBorders>
+              <w:top w:val="single" w:sz="4" w:space="0" w:color="CBD5E1"/>
+              <w:left w:val="single" w:sz="4" w:space="0" w:color="CBD5E1"/>
+              <w:bottom w:val="single" w:sz="4" w:space="0" w:color="CBD5E1"/>
+              <w:right w:val="single" w:sz="4" w:space="0" w:color="CBD5E1"/>
+            </w:tcBorders>
+            <w:shd w:val="clear" w:color="auto" w:fill="E7FAF0"/>
+            <w:tcMar>
+              <w:top w:w="80" w:type="dxa"/>
+              <w:left w:w="120" w:type="dxa"/>
+              <w:bottom w:w="80" w:type="dxa"/>
+              <w:right w:w="120" w:type="dxa"/>
+            </w:tcMar>
+          </w:tcPr>
+          <w:p>
+            <w:r>
+              <w:t>tolocationid</w:t>
+            </w:r>
+          </w:p>
+        </w:tc>
+        <w:tc>
+          <w:tcPr>
+            <w:tcW w:w="818" w:type="pct"/>
+            <w:tcBorders>
+              <w:top w:val="single" w:sz="4" w:space="0" w:color="CBD5E1"/>
+              <w:left w:val="single" w:sz="4" w:space="0" w:color="CBD5E1"/>
+              <w:bottom w:val="single" w:sz="4" w:space="0" w:color="CBD5E1"/>
+              <w:right w:val="single" w:sz="4" w:space="0" w:color="CBD5E1"/>
+            </w:tcBorders>
+            <w:shd w:val="clear" w:color="auto" w:fill="E7FAF0"/>
+            <w:tcMar>
+              <w:top w:w="80" w:type="dxa"/>
+              <w:left w:w="120" w:type="dxa"/>
+              <w:bottom w:w="80" w:type="dxa"/>
+              <w:right w:w="120" w:type="dxa"/>
+            </w:tcMar>
+          </w:tcPr>
+          <w:p>
+            <w:r>
+              <w:t>To Location</w:t>
+            </w:r>
+          </w:p>
+        </w:tc>
+        <w:tc>
+          <w:tcPr>
+            <w:tcW w:w="551" w:type="pct"/>
+            <w:tcBorders>
+              <w:top w:val="single" w:sz="4" w:space="0" w:color="CBD5E1"/>
+              <w:left w:val="single" w:sz="4" w:space="0" w:color="CBD5E1"/>
+              <w:bottom w:val="single" w:sz="4" w:space="0" w:color="CBD5E1"/>
+              <w:right w:val="single" w:sz="4" w:space="0" w:color="CBD5E1"/>
+            </w:tcBorders>
+            <w:shd w:val="clear" w:color="auto" w:fill="E7FAF0"/>
+            <w:tcMar>
+              <w:top w:w="80" w:type="dxa"/>
+              <w:left w:w="120" w:type="dxa"/>
+              <w:bottom w:w="80" w:type="dxa"/>
+              <w:right w:w="120" w:type="dxa"/>
+            </w:tcMar>
+          </w:tcPr>
+          <w:p>
+            <w:r>
+              <w:rPr>
+                <w:rFonts w:ascii="Calibri" w:eastAsia="Calibri" w:hAnsi="Calibri" w:cs="Calibri"/>
+                <w:color w:val="166534"/>
+                <w:sz w:val="19"/>
+                <w:szCs w:val="19"/>
+              </w:rPr>
+              <w:t>Dropdown</w:t>
+            </w:r>
+          </w:p>
+        </w:tc>
+        <w:tc>
+          <w:tcPr>
+            <w:tcW w:w="479" w:type="pct"/>
+            <w:tcBorders>
+              <w:top w:val="single" w:sz="4" w:space="0" w:color="CBD5E1"/>
+              <w:left w:val="single" w:sz="4" w:space="0" w:color="CBD5E1"/>
+              <w:bottom w:val="single" w:sz="4" w:space="0" w:color="CBD5E1"/>
+              <w:right w:val="single" w:sz="4" w:space="0" w:color="CBD5E1"/>
+            </w:tcBorders>
+            <w:shd w:val="clear" w:color="auto" w:fill="E7FAF0"/>
+            <w:tcMar>
+              <w:top w:w="80" w:type="dxa"/>
+              <w:left w:w="120" w:type="dxa"/>
+              <w:bottom w:w="80" w:type="dxa"/>
+              <w:right w:w="120" w:type="dxa"/>
+            </w:tcMar>
+          </w:tcPr>
+          <w:p>
+            <w:r>
+              <w:rPr>
+                <w:rFonts w:ascii="Calibri" w:eastAsia="Calibri" w:hAnsi="Calibri" w:cs="Calibri"/>
+                <w:color w:val="166534"/>
+                <w:sz w:val="19"/>
+                <w:szCs w:val="19"/>
+              </w:rPr>
+              <w:t>No</w:t>
+            </w:r>
+          </w:p>
+        </w:tc>
+        <w:tc>
+          <w:tcPr>
+            <w:tcW w:w="385" w:type="pct"/>
+            <w:tcBorders>
+              <w:top w:val="single" w:sz="4" w:space="0" w:color="CBD5E1"/>
+              <w:left w:val="single" w:sz="4" w:space="0" w:color="CBD5E1"/>
+              <w:bottom w:val="single" w:sz="4" w:space="0" w:color="CBD5E1"/>
+              <w:right w:val="single" w:sz="4" w:space="0" w:color="CBD5E1"/>
+            </w:tcBorders>
+            <w:shd w:val="clear" w:color="auto" w:fill="E7FAF0"/>
+          </w:tcPr>
+          <w:p>
+            <w:pPr>
+              <w:rPr>
+                <w:rFonts w:ascii="Calibri" w:eastAsia="Calibri" w:hAnsi="Calibri" w:cs="Calibri"/>
+                <w:color w:val="166534"/>
+                <w:sz w:val="19"/>
+                <w:szCs w:val="19"/>
+              </w:rPr>
+            </w:pPr>
+            <w:r>
+              <w:rPr>
+                <w:rFonts w:ascii="Calibri" w:eastAsia="Calibri" w:hAnsi="Calibri" w:cs="Calibri"/>
+                <w:color w:val="166534"/>
+                <w:sz w:val="19"/>
+                <w:szCs w:val="19"/>
+              </w:rPr>
+              <w:t>No</w:t>
+            </w:r>
+          </w:p>
+        </w:tc>
+        <w:tc>
+          <w:tcPr>
+            <w:tcW w:w="355" w:type="pct"/>
+            <w:tcBorders>
+              <w:top w:val="single" w:sz="4" w:space="0" w:color="CBD5E1"/>
+              <w:left w:val="single" w:sz="4" w:space="0" w:color="CBD5E1"/>
+              <w:bottom w:val="single" w:sz="4" w:space="0" w:color="CBD5E1"/>
+              <w:right w:val="single" w:sz="4" w:space="0" w:color="CBD5E1"/>
+            </w:tcBorders>
+            <w:shd w:val="clear" w:color="auto" w:fill="E7FAF0"/>
+          </w:tcPr>
+          <w:p>
+            <w:pPr>
+              <w:rPr>
+                <w:rFonts w:ascii="Calibri" w:eastAsia="Calibri" w:hAnsi="Calibri" w:cs="Calibri"/>
+                <w:color w:val="166534"/>
+                <w:sz w:val="19"/>
+                <w:szCs w:val="19"/>
+              </w:rPr>
+            </w:pPr>
+            <w:r>
+              <w:rPr>
+                <w:rFonts w:ascii="Calibri" w:eastAsia="Calibri" w:hAnsi="Calibri" w:cs="Calibri"/>
+                <w:color w:val="166534"/>
+                <w:sz w:val="19"/>
+                <w:szCs w:val="19"/>
+              </w:rPr>
+              <w:t>Yes</w:t>
+            </w:r>
+          </w:p>
+          <w:p>
+            <w:pPr>
+              <w:rPr>
+                <w:rFonts w:ascii="Calibri" w:eastAsia="Calibri" w:hAnsi="Calibri" w:cs="Calibri"/>
+                <w:color w:val="166534"/>
+                <w:sz w:val="19"/>
+                <w:szCs w:val="19"/>
+              </w:rPr>
+            </w:pPr>
+          </w:p>
+        </w:tc>
+        <w:tc>
+          <w:tcPr>
+            <w:tcW w:w="1736" w:type="pct"/>
+            <w:tcBorders>
+              <w:top w:val="single" w:sz="4" w:space="0" w:color="CBD5E1"/>
+              <w:left w:val="single" w:sz="4" w:space="0" w:color="CBD5E1"/>
+              <w:bottom w:val="single" w:sz="4" w:space="0" w:color="CBD5E1"/>
+              <w:right w:val="single" w:sz="4" w:space="0" w:color="CBD5E1"/>
+            </w:tcBorders>
+            <w:shd w:val="clear" w:color="auto" w:fill="E7FAF0"/>
+            <w:tcMar>
+              <w:top w:w="80" w:type="dxa"/>
+              <w:left w:w="120" w:type="dxa"/>
+              <w:bottom w:w="80" w:type="dxa"/>
+              <w:right w:w="120" w:type="dxa"/>
+            </w:tcMar>
+          </w:tcPr>
+          <w:p>
             <w:r>
               <w:rPr>
                 <w:rFonts w:ascii="Consolas" w:hAnsi="Consolas" w:cs="Consolas"/>
@@ -3750,9 +3635,8 @@
                 <w:sz w:val="19"/>
                 <w:szCs w:val="19"/>
               </w:rPr>
-              <w:t>(@</w:t>
-            </w:r>
-            <w:proofErr w:type="spellStart"/>
+              <w:t xml:space="preserve">Cascade on change of to division - </w:t>
+            </w:r>
             <w:r>
               <w:rPr>
                 <w:rFonts w:ascii="Consolas" w:hAnsi="Consolas" w:cs="Consolas"/>
@@ -3760,57 +3644,7 @@
                 <w:sz w:val="19"/>
                 <w:szCs w:val="19"/>
               </w:rPr>
-              <w:t>prmcompanyid</w:t>
-            </w:r>
-            <w:proofErr w:type="spellEnd"/>
-            <w:r>
-              <w:rPr>
-                <w:rFonts w:ascii="Consolas" w:hAnsi="Consolas" w:cs="Consolas"/>
-                <w:color w:val="000000"/>
-                <w:sz w:val="19"/>
-                <w:szCs w:val="19"/>
-              </w:rPr>
-              <w:t xml:space="preserve"> , @</w:t>
-            </w:r>
-            <w:proofErr w:type="spellStart"/>
-            <w:r>
-              <w:rPr>
-                <w:rFonts w:ascii="Consolas" w:hAnsi="Consolas" w:cs="Consolas"/>
-                <w:color w:val="000000"/>
-                <w:sz w:val="19"/>
-                <w:szCs w:val="19"/>
-              </w:rPr>
-              <w:t>prmloginid</w:t>
-            </w:r>
-            <w:proofErr w:type="spellEnd"/>
-            <w:r>
-              <w:rPr>
-                <w:rFonts w:ascii="Consolas" w:hAnsi="Consolas" w:cs="Consolas"/>
-                <w:color w:val="000000"/>
-                <w:sz w:val="19"/>
-                <w:szCs w:val="19"/>
-              </w:rPr>
-              <w:t xml:space="preserve"> , @</w:t>
-            </w:r>
-            <w:proofErr w:type="spellStart"/>
-            <w:r>
-              <w:rPr>
-                <w:rFonts w:ascii="Consolas" w:hAnsi="Consolas" w:cs="Consolas"/>
-                <w:color w:val="000000"/>
-                <w:sz w:val="19"/>
-                <w:szCs w:val="19"/>
-              </w:rPr>
-              <w:t>prmlocationtype</w:t>
-            </w:r>
-            <w:proofErr w:type="spellEnd"/>
-            <w:r>
-              <w:rPr>
-                <w:rFonts w:ascii="Consolas" w:hAnsi="Consolas" w:cs="Consolas"/>
-                <w:color w:val="000000"/>
-                <w:sz w:val="19"/>
-                <w:szCs w:val="19"/>
-              </w:rPr>
-              <w:t>)</w:t>
+              <w:t>fn_gen_fetchtolocationmaster(@prmcompanyid , @prmloginid , @prmlocationtype)</w:t>
             </w:r>
           </w:p>
         </w:tc>
@@ -3834,11 +3668,9 @@
             </w:tcMar>
           </w:tcPr>
           <w:p>
-            <w:proofErr w:type="spellStart"/>
-            <w:r>
-              <w:t>tolocationid</w:t>
-            </w:r>
-            <w:proofErr w:type="spellEnd"/>
+            <w:r>
+              <w:t>fromdeptid</w:t>
+            </w:r>
           </w:p>
         </w:tc>
         <w:tc>
@@ -3860,7 +3692,7 @@
           </w:tcPr>
           <w:p>
             <w:r>
-              <w:t>To Location</w:t>
+              <w:t>From Department</w:t>
             </w:r>
           </w:p>
         </w:tc>
@@ -3882,6 +3714,14 @@
             </w:tcMar>
           </w:tcPr>
           <w:p>
+            <w:pPr>
+              <w:rPr>
+                <w:rFonts w:ascii="Calibri" w:eastAsia="Calibri" w:hAnsi="Calibri" w:cs="Calibri"/>
+                <w:color w:val="166534"/>
+                <w:sz w:val="19"/>
+                <w:szCs w:val="19"/>
+              </w:rPr>
+            </w:pPr>
             <w:r>
               <w:rPr>
                 <w:rFonts w:ascii="Calibri" w:eastAsia="Calibri" w:hAnsi="Calibri" w:cs="Calibri"/>
@@ -3911,6 +3751,45 @@
             </w:tcMar>
           </w:tcPr>
           <w:p>
+            <w:pPr>
+              <w:rPr>
+                <w:rFonts w:ascii="Calibri" w:eastAsia="Calibri" w:hAnsi="Calibri" w:cs="Calibri"/>
+                <w:color w:val="166534"/>
+                <w:sz w:val="19"/>
+                <w:szCs w:val="19"/>
+              </w:rPr>
+            </w:pPr>
+            <w:r>
+              <w:rPr>
+                <w:rFonts w:ascii="Calibri" w:eastAsia="Calibri" w:hAnsi="Calibri" w:cs="Calibri"/>
+                <w:color w:val="166534"/>
+                <w:sz w:val="19"/>
+                <w:szCs w:val="19"/>
+              </w:rPr>
+              <w:t>Yes</w:t>
+            </w:r>
+          </w:p>
+        </w:tc>
+        <w:tc>
+          <w:tcPr>
+            <w:tcW w:w="385" w:type="pct"/>
+            <w:tcBorders>
+              <w:top w:val="single" w:sz="4" w:space="0" w:color="CBD5E1"/>
+              <w:left w:val="single" w:sz="4" w:space="0" w:color="CBD5E1"/>
+              <w:bottom w:val="single" w:sz="4" w:space="0" w:color="CBD5E1"/>
+              <w:right w:val="single" w:sz="4" w:space="0" w:color="CBD5E1"/>
+            </w:tcBorders>
+            <w:shd w:val="clear" w:color="auto" w:fill="E7FAF0"/>
+          </w:tcPr>
+          <w:p>
+            <w:pPr>
+              <w:rPr>
+                <w:rFonts w:ascii="Calibri" w:eastAsia="Calibri" w:hAnsi="Calibri" w:cs="Calibri"/>
+                <w:color w:val="166534"/>
+                <w:sz w:val="19"/>
+                <w:szCs w:val="19"/>
+              </w:rPr>
+            </w:pPr>
             <w:r>
               <w:rPr>
                 <w:rFonts w:ascii="Calibri" w:eastAsia="Calibri" w:hAnsi="Calibri" w:cs="Calibri"/>
@@ -3924,7 +3803,7 @@
         </w:tc>
         <w:tc>
           <w:tcPr>
-            <w:tcW w:w="385" w:type="pct"/>
+            <w:tcW w:w="355" w:type="pct"/>
             <w:tcBorders>
               <w:top w:val="single" w:sz="4" w:space="0" w:color="CBD5E1"/>
               <w:left w:val="single" w:sz="4" w:space="0" w:color="CBD5E1"/>
@@ -3949,13 +3828,13 @@
                 <w:sz w:val="19"/>
                 <w:szCs w:val="19"/>
               </w:rPr>
-              <w:t>No</w:t>
-            </w:r>
-          </w:p>
-        </w:tc>
-        <w:tc>
-          <w:tcPr>
-            <w:tcW w:w="355" w:type="pct"/>
+              <w:t>Yes</w:t>
+            </w:r>
+          </w:p>
+        </w:tc>
+        <w:tc>
+          <w:tcPr>
+            <w:tcW w:w="1736" w:type="pct"/>
             <w:tcBorders>
               <w:top w:val="single" w:sz="4" w:space="0" w:color="CBD5E1"/>
               <w:left w:val="single" w:sz="4" w:space="0" w:color="CBD5E1"/>
@@ -3963,6 +3842,12 @@
               <w:right w:val="single" w:sz="4" w:space="0" w:color="CBD5E1"/>
             </w:tcBorders>
             <w:shd w:val="clear" w:color="auto" w:fill="E7FAF0"/>
+            <w:tcMar>
+              <w:top w:w="80" w:type="dxa"/>
+              <w:left w:w="120" w:type="dxa"/>
+              <w:bottom w:w="80" w:type="dxa"/>
+              <w:right w:w="120" w:type="dxa"/>
+            </w:tcMar>
           </w:tcPr>
           <w:p>
             <w:pPr>
@@ -3980,146 +3865,7 @@
                 <w:sz w:val="19"/>
                 <w:szCs w:val="19"/>
               </w:rPr>
-              <w:t>Yes</w:t>
-            </w:r>
-          </w:p>
-          <w:p>
-            <w:pPr>
-              <w:rPr>
-                <w:rFonts w:ascii="Calibri" w:eastAsia="Calibri" w:hAnsi="Calibri" w:cs="Calibri"/>
-                <w:color w:val="166534"/>
-                <w:sz w:val="19"/>
-                <w:szCs w:val="19"/>
-              </w:rPr>
-            </w:pPr>
-          </w:p>
-        </w:tc>
-        <w:tc>
-          <w:tcPr>
-            <w:tcW w:w="1736" w:type="pct"/>
-            <w:tcBorders>
-              <w:top w:val="single" w:sz="4" w:space="0" w:color="CBD5E1"/>
-              <w:left w:val="single" w:sz="4" w:space="0" w:color="CBD5E1"/>
-              <w:bottom w:val="single" w:sz="4" w:space="0" w:color="CBD5E1"/>
-              <w:right w:val="single" w:sz="4" w:space="0" w:color="CBD5E1"/>
-            </w:tcBorders>
-            <w:shd w:val="clear" w:color="auto" w:fill="E7FAF0"/>
-            <w:tcMar>
-              <w:top w:w="80" w:type="dxa"/>
-              <w:left w:w="120" w:type="dxa"/>
-              <w:bottom w:w="80" w:type="dxa"/>
-              <w:right w:w="120" w:type="dxa"/>
-            </w:tcMar>
-          </w:tcPr>
-          <w:p>
-            <w:r>
-              <w:rPr>
-                <w:rFonts w:ascii="Consolas" w:hAnsi="Consolas" w:cs="Consolas"/>
-                <w:color w:val="000000"/>
-                <w:sz w:val="19"/>
-                <w:szCs w:val="19"/>
-              </w:rPr>
-              <w:t xml:space="preserve">Cascade on change of </w:t>
-            </w:r>
-            <w:proofErr w:type="spellStart"/>
-            <w:r>
-              <w:rPr>
-                <w:rFonts w:ascii="Consolas" w:hAnsi="Consolas" w:cs="Consolas"/>
-                <w:color w:val="000000"/>
-                <w:sz w:val="19"/>
-                <w:szCs w:val="19"/>
-              </w:rPr>
-              <w:t>to</w:t>
-            </w:r>
-            <w:proofErr w:type="spellEnd"/>
-            <w:r>
-              <w:rPr>
-                <w:rFonts w:ascii="Consolas" w:hAnsi="Consolas" w:cs="Consolas"/>
-                <w:color w:val="000000"/>
-                <w:sz w:val="19"/>
-                <w:szCs w:val="19"/>
-              </w:rPr>
-              <w:t xml:space="preserve"> division - </w:t>
-            </w:r>
-            <w:proofErr w:type="spellStart"/>
-            <w:r>
-              <w:rPr>
-                <w:rFonts w:ascii="Consolas" w:hAnsi="Consolas" w:cs="Consolas"/>
-                <w:color w:val="000000"/>
-                <w:sz w:val="19"/>
-                <w:szCs w:val="19"/>
-              </w:rPr>
-              <w:t>fn_gen_fetchtolocationmaster</w:t>
-            </w:r>
-            <w:proofErr w:type="spellEnd"/>
-            <w:r>
-              <w:rPr>
-                <w:rFonts w:ascii="Consolas" w:hAnsi="Consolas" w:cs="Consolas"/>
-                <w:color w:val="000000"/>
-                <w:sz w:val="19"/>
-                <w:szCs w:val="19"/>
-              </w:rPr>
-              <w:t>(@</w:t>
-            </w:r>
-            <w:proofErr w:type="spellStart"/>
-            <w:r>
-              <w:rPr>
-                <w:rFonts w:ascii="Consolas" w:hAnsi="Consolas" w:cs="Consolas"/>
-                <w:color w:val="000000"/>
-                <w:sz w:val="19"/>
-                <w:szCs w:val="19"/>
-              </w:rPr>
-              <w:t>prmcompanyid</w:t>
-            </w:r>
-            <w:proofErr w:type="spellEnd"/>
-            <w:r>
-              <w:rPr>
-                <w:rFonts w:ascii="Consolas" w:hAnsi="Consolas" w:cs="Consolas"/>
-                <w:color w:val="000000"/>
-                <w:sz w:val="19"/>
-                <w:szCs w:val="19"/>
-              </w:rPr>
-              <w:t xml:space="preserve"> , @</w:t>
-            </w:r>
-            <w:proofErr w:type="spellStart"/>
-            <w:r>
-              <w:rPr>
-                <w:rFonts w:ascii="Consolas" w:hAnsi="Consolas" w:cs="Consolas"/>
-                <w:color w:val="000000"/>
-                <w:sz w:val="19"/>
-                <w:szCs w:val="19"/>
-              </w:rPr>
-              <w:t>prmloginid</w:t>
-            </w:r>
-            <w:proofErr w:type="spellEnd"/>
-            <w:r>
-              <w:rPr>
-                <w:rFonts w:ascii="Consolas" w:hAnsi="Consolas" w:cs="Consolas"/>
-                <w:color w:val="000000"/>
-                <w:sz w:val="19"/>
-                <w:szCs w:val="19"/>
-              </w:rPr>
-              <w:t xml:space="preserve"> , @</w:t>
-            </w:r>
-            <w:proofErr w:type="spellStart"/>
-            <w:r>
-              <w:rPr>
-                <w:rFonts w:ascii="Consolas" w:hAnsi="Consolas" w:cs="Consolas"/>
-                <w:color w:val="000000"/>
-                <w:sz w:val="19"/>
-                <w:szCs w:val="19"/>
-              </w:rPr>
-              <w:t>prmlocationtype</w:t>
-            </w:r>
-            <w:proofErr w:type="spellEnd"/>
-            <w:r>
-              <w:rPr>
-                <w:rFonts w:ascii="Consolas" w:hAnsi="Consolas" w:cs="Consolas"/>
-                <w:color w:val="000000"/>
-                <w:sz w:val="19"/>
-                <w:szCs w:val="19"/>
-              </w:rPr>
-              <w:t>)</w:t>
+              <w:t>fn_tbl_fetchfromdepartmentdata(  @prmdeptid ,  @prmloginid )</w:t>
             </w:r>
           </w:p>
         </w:tc>
@@ -4134,20 +3880,21 @@
               <w:bottom w:val="single" w:sz="4" w:space="0" w:color="CBD5E1"/>
               <w:right w:val="single" w:sz="4" w:space="0" w:color="CBD5E1"/>
             </w:tcBorders>
-            <w:shd w:val="clear" w:color="auto" w:fill="E7FAF0"/>
-            <w:tcMar>
-              <w:top w:w="80" w:type="dxa"/>
-              <w:left w:w="120" w:type="dxa"/>
-              <w:bottom w:w="80" w:type="dxa"/>
-              <w:right w:w="120" w:type="dxa"/>
-            </w:tcMar>
-          </w:tcPr>
-          <w:p>
-            <w:proofErr w:type="spellStart"/>
-            <w:r>
-              <w:t>fromdeptid</w:t>
-            </w:r>
-            <w:proofErr w:type="spellEnd"/>
+            <w:shd w:val="clear" w:color="auto" w:fill="F0FDF4"/>
+            <w:tcMar>
+              <w:top w:w="80" w:type="dxa"/>
+              <w:left w:w="120" w:type="dxa"/>
+              <w:bottom w:w="80" w:type="dxa"/>
+              <w:right w:w="120" w:type="dxa"/>
+            </w:tcMar>
+          </w:tcPr>
+          <w:p>
+            <w:r>
+              <w:t>T</w:t>
+            </w:r>
+            <w:r>
+              <w:t>odeptid</w:t>
+            </w:r>
           </w:p>
         </w:tc>
         <w:tc>
@@ -4159,17 +3906,17 @@
               <w:bottom w:val="single" w:sz="4" w:space="0" w:color="CBD5E1"/>
               <w:right w:val="single" w:sz="4" w:space="0" w:color="CBD5E1"/>
             </w:tcBorders>
-            <w:shd w:val="clear" w:color="auto" w:fill="E7FAF0"/>
-            <w:tcMar>
-              <w:top w:w="80" w:type="dxa"/>
-              <w:left w:w="120" w:type="dxa"/>
-              <w:bottom w:w="80" w:type="dxa"/>
-              <w:right w:w="120" w:type="dxa"/>
-            </w:tcMar>
-          </w:tcPr>
-          <w:p>
-            <w:r>
-              <w:t>From Department</w:t>
+            <w:shd w:val="clear" w:color="auto" w:fill="F0FDF4"/>
+            <w:tcMar>
+              <w:top w:w="80" w:type="dxa"/>
+              <w:left w:w="120" w:type="dxa"/>
+              <w:bottom w:w="80" w:type="dxa"/>
+              <w:right w:w="120" w:type="dxa"/>
+            </w:tcMar>
+          </w:tcPr>
+          <w:p>
+            <w:r>
+              <w:t>To Department</w:t>
             </w:r>
           </w:p>
         </w:tc>
@@ -4182,13 +3929,65 @@
               <w:bottom w:val="single" w:sz="4" w:space="0" w:color="CBD5E1"/>
               <w:right w:val="single" w:sz="4" w:space="0" w:color="CBD5E1"/>
             </w:tcBorders>
-            <w:shd w:val="clear" w:color="auto" w:fill="E7FAF0"/>
-            <w:tcMar>
-              <w:top w:w="80" w:type="dxa"/>
-              <w:left w:w="120" w:type="dxa"/>
-              <w:bottom w:w="80" w:type="dxa"/>
-              <w:right w:w="120" w:type="dxa"/>
-            </w:tcMar>
+            <w:shd w:val="clear" w:color="auto" w:fill="F0FDF4"/>
+            <w:tcMar>
+              <w:top w:w="80" w:type="dxa"/>
+              <w:left w:w="120" w:type="dxa"/>
+              <w:bottom w:w="80" w:type="dxa"/>
+              <w:right w:w="120" w:type="dxa"/>
+            </w:tcMar>
+          </w:tcPr>
+          <w:p>
+            <w:r>
+              <w:rPr>
+                <w:rFonts w:ascii="Calibri" w:eastAsia="Calibri" w:hAnsi="Calibri" w:cs="Calibri"/>
+                <w:color w:val="166534"/>
+                <w:sz w:val="19"/>
+                <w:szCs w:val="19"/>
+              </w:rPr>
+              <w:t>Dropdown</w:t>
+            </w:r>
+          </w:p>
+        </w:tc>
+        <w:tc>
+          <w:tcPr>
+            <w:tcW w:w="479" w:type="pct"/>
+            <w:tcBorders>
+              <w:top w:val="single" w:sz="4" w:space="0" w:color="CBD5E1"/>
+              <w:left w:val="single" w:sz="4" w:space="0" w:color="CBD5E1"/>
+              <w:bottom w:val="single" w:sz="4" w:space="0" w:color="CBD5E1"/>
+              <w:right w:val="single" w:sz="4" w:space="0" w:color="CBD5E1"/>
+            </w:tcBorders>
+            <w:shd w:val="clear" w:color="auto" w:fill="F0FDF4"/>
+            <w:tcMar>
+              <w:top w:w="80" w:type="dxa"/>
+              <w:left w:w="120" w:type="dxa"/>
+              <w:bottom w:w="80" w:type="dxa"/>
+              <w:right w:w="120" w:type="dxa"/>
+            </w:tcMar>
+          </w:tcPr>
+          <w:p>
+            <w:r>
+              <w:rPr>
+                <w:rFonts w:ascii="Calibri" w:eastAsia="Calibri" w:hAnsi="Calibri" w:cs="Calibri"/>
+                <w:color w:val="166534"/>
+                <w:sz w:val="19"/>
+                <w:szCs w:val="19"/>
+              </w:rPr>
+              <w:t>Yes</w:t>
+            </w:r>
+          </w:p>
+        </w:tc>
+        <w:tc>
+          <w:tcPr>
+            <w:tcW w:w="385" w:type="pct"/>
+            <w:tcBorders>
+              <w:top w:val="single" w:sz="4" w:space="0" w:color="CBD5E1"/>
+              <w:left w:val="single" w:sz="4" w:space="0" w:color="CBD5E1"/>
+              <w:bottom w:val="single" w:sz="4" w:space="0" w:color="CBD5E1"/>
+              <w:right w:val="single" w:sz="4" w:space="0" w:color="CBD5E1"/>
+            </w:tcBorders>
+            <w:shd w:val="clear" w:color="auto" w:fill="F0FDF4"/>
           </w:tcPr>
           <w:p>
             <w:pPr>
@@ -4206,26 +4005,20 @@
                 <w:sz w:val="19"/>
                 <w:szCs w:val="19"/>
               </w:rPr>
-              <w:t>Dropdown</w:t>
-            </w:r>
-          </w:p>
-        </w:tc>
-        <w:tc>
-          <w:tcPr>
-            <w:tcW w:w="479" w:type="pct"/>
-            <w:tcBorders>
-              <w:top w:val="single" w:sz="4" w:space="0" w:color="CBD5E1"/>
-              <w:left w:val="single" w:sz="4" w:space="0" w:color="CBD5E1"/>
-              <w:bottom w:val="single" w:sz="4" w:space="0" w:color="CBD5E1"/>
-              <w:right w:val="single" w:sz="4" w:space="0" w:color="CBD5E1"/>
-            </w:tcBorders>
-            <w:shd w:val="clear" w:color="auto" w:fill="E7FAF0"/>
-            <w:tcMar>
-              <w:top w:w="80" w:type="dxa"/>
-              <w:left w:w="120" w:type="dxa"/>
-              <w:bottom w:w="80" w:type="dxa"/>
-              <w:right w:w="120" w:type="dxa"/>
-            </w:tcMar>
+              <w:t>No</w:t>
+            </w:r>
+          </w:p>
+        </w:tc>
+        <w:tc>
+          <w:tcPr>
+            <w:tcW w:w="355" w:type="pct"/>
+            <w:tcBorders>
+              <w:top w:val="single" w:sz="4" w:space="0" w:color="CBD5E1"/>
+              <w:left w:val="single" w:sz="4" w:space="0" w:color="CBD5E1"/>
+              <w:bottom w:val="single" w:sz="4" w:space="0" w:color="CBD5E1"/>
+              <w:right w:val="single" w:sz="4" w:space="0" w:color="CBD5E1"/>
+            </w:tcBorders>
+            <w:shd w:val="clear" w:color="auto" w:fill="F0FDF4"/>
           </w:tcPr>
           <w:p>
             <w:pPr>
@@ -4249,68 +4042,6 @@
         </w:tc>
         <w:tc>
           <w:tcPr>
-            <w:tcW w:w="385" w:type="pct"/>
-            <w:tcBorders>
-              <w:top w:val="single" w:sz="4" w:space="0" w:color="CBD5E1"/>
-              <w:left w:val="single" w:sz="4" w:space="0" w:color="CBD5E1"/>
-              <w:bottom w:val="single" w:sz="4" w:space="0" w:color="CBD5E1"/>
-              <w:right w:val="single" w:sz="4" w:space="0" w:color="CBD5E1"/>
-            </w:tcBorders>
-            <w:shd w:val="clear" w:color="auto" w:fill="E7FAF0"/>
-          </w:tcPr>
-          <w:p>
-            <w:pPr>
-              <w:rPr>
-                <w:rFonts w:ascii="Calibri" w:eastAsia="Calibri" w:hAnsi="Calibri" w:cs="Calibri"/>
-                <w:color w:val="166534"/>
-                <w:sz w:val="19"/>
-                <w:szCs w:val="19"/>
-              </w:rPr>
-            </w:pPr>
-            <w:r>
-              <w:rPr>
-                <w:rFonts w:ascii="Calibri" w:eastAsia="Calibri" w:hAnsi="Calibri" w:cs="Calibri"/>
-                <w:color w:val="166534"/>
-                <w:sz w:val="19"/>
-                <w:szCs w:val="19"/>
-              </w:rPr>
-              <w:t>No</w:t>
-            </w:r>
-          </w:p>
-        </w:tc>
-        <w:tc>
-          <w:tcPr>
-            <w:tcW w:w="355" w:type="pct"/>
-            <w:tcBorders>
-              <w:top w:val="single" w:sz="4" w:space="0" w:color="CBD5E1"/>
-              <w:left w:val="single" w:sz="4" w:space="0" w:color="CBD5E1"/>
-              <w:bottom w:val="single" w:sz="4" w:space="0" w:color="CBD5E1"/>
-              <w:right w:val="single" w:sz="4" w:space="0" w:color="CBD5E1"/>
-            </w:tcBorders>
-            <w:shd w:val="clear" w:color="auto" w:fill="E7FAF0"/>
-          </w:tcPr>
-          <w:p>
-            <w:pPr>
-              <w:rPr>
-                <w:rFonts w:ascii="Calibri" w:eastAsia="Calibri" w:hAnsi="Calibri" w:cs="Calibri"/>
-                <w:color w:val="166534"/>
-                <w:sz w:val="19"/>
-                <w:szCs w:val="19"/>
-              </w:rPr>
-            </w:pPr>
-            <w:r>
-              <w:rPr>
-                <w:rFonts w:ascii="Calibri" w:eastAsia="Calibri" w:hAnsi="Calibri" w:cs="Calibri"/>
-                <w:color w:val="166534"/>
-                <w:sz w:val="19"/>
-                <w:szCs w:val="19"/>
-              </w:rPr>
-              <w:t>Yes</w:t>
-            </w:r>
-          </w:p>
-        </w:tc>
-        <w:tc>
-          <w:tcPr>
             <w:tcW w:w="1736" w:type="pct"/>
             <w:tcBorders>
               <w:top w:val="single" w:sz="4" w:space="0" w:color="CBD5E1"/>
@@ -4318,82 +4049,23 @@
               <w:bottom w:val="single" w:sz="4" w:space="0" w:color="CBD5E1"/>
               <w:right w:val="single" w:sz="4" w:space="0" w:color="CBD5E1"/>
             </w:tcBorders>
-            <w:shd w:val="clear" w:color="auto" w:fill="E7FAF0"/>
-            <w:tcMar>
-              <w:top w:w="80" w:type="dxa"/>
-              <w:left w:w="120" w:type="dxa"/>
-              <w:bottom w:w="80" w:type="dxa"/>
-              <w:right w:w="120" w:type="dxa"/>
-            </w:tcMar>
-          </w:tcPr>
-          <w:p>
-            <w:pPr>
-              <w:rPr>
-                <w:rFonts w:ascii="Calibri" w:eastAsia="Calibri" w:hAnsi="Calibri" w:cs="Calibri"/>
-                <w:color w:val="166534"/>
-                <w:sz w:val="19"/>
-                <w:szCs w:val="19"/>
-              </w:rPr>
-            </w:pPr>
-            <w:proofErr w:type="spellStart"/>
-            <w:r>
-              <w:rPr>
-                <w:rFonts w:ascii="Calibri" w:eastAsia="Calibri" w:hAnsi="Calibri" w:cs="Calibri"/>
-                <w:color w:val="166534"/>
-                <w:sz w:val="19"/>
-                <w:szCs w:val="19"/>
-              </w:rPr>
-              <w:t>fn_tbl_fetchfromdepartmentdata</w:t>
-            </w:r>
-            <w:proofErr w:type="spellEnd"/>
-            <w:r>
-              <w:rPr>
-                <w:rFonts w:ascii="Calibri" w:eastAsia="Calibri" w:hAnsi="Calibri" w:cs="Calibri"/>
-                <w:color w:val="166534"/>
-                <w:sz w:val="19"/>
-                <w:szCs w:val="19"/>
-              </w:rPr>
-              <w:t>(  @</w:t>
-            </w:r>
-            <w:proofErr w:type="spellStart"/>
-            <w:r>
-              <w:rPr>
-                <w:rFonts w:ascii="Calibri" w:eastAsia="Calibri" w:hAnsi="Calibri" w:cs="Calibri"/>
-                <w:color w:val="166534"/>
-                <w:sz w:val="19"/>
-                <w:szCs w:val="19"/>
-              </w:rPr>
-              <w:t>prmdeptid</w:t>
-            </w:r>
-            <w:proofErr w:type="spellEnd"/>
-            <w:r>
-              <w:rPr>
-                <w:rFonts w:ascii="Calibri" w:eastAsia="Calibri" w:hAnsi="Calibri" w:cs="Calibri"/>
-                <w:color w:val="166534"/>
-                <w:sz w:val="19"/>
-                <w:szCs w:val="19"/>
-              </w:rPr>
-              <w:t xml:space="preserve"> ,  @</w:t>
-            </w:r>
-            <w:proofErr w:type="spellStart"/>
-            <w:r>
-              <w:rPr>
-                <w:rFonts w:ascii="Calibri" w:eastAsia="Calibri" w:hAnsi="Calibri" w:cs="Calibri"/>
-                <w:color w:val="166534"/>
-                <w:sz w:val="19"/>
-                <w:szCs w:val="19"/>
-              </w:rPr>
-              <w:t>prmloginid</w:t>
-            </w:r>
-            <w:proofErr w:type="spellEnd"/>
-            <w:r>
-              <w:rPr>
-                <w:rFonts w:ascii="Calibri" w:eastAsia="Calibri" w:hAnsi="Calibri" w:cs="Calibri"/>
-                <w:color w:val="166534"/>
-                <w:sz w:val="19"/>
-                <w:szCs w:val="19"/>
-              </w:rPr>
-              <w:t xml:space="preserve"> )</w:t>
+            <w:shd w:val="clear" w:color="auto" w:fill="F0FDF4"/>
+            <w:tcMar>
+              <w:top w:w="80" w:type="dxa"/>
+              <w:left w:w="120" w:type="dxa"/>
+              <w:bottom w:w="80" w:type="dxa"/>
+              <w:right w:w="120" w:type="dxa"/>
+            </w:tcMar>
+          </w:tcPr>
+          <w:p>
+            <w:r>
+              <w:rPr>
+                <w:rFonts w:ascii="Calibri" w:eastAsia="Calibri" w:hAnsi="Calibri" w:cs="Calibri"/>
+                <w:color w:val="166534"/>
+                <w:sz w:val="19"/>
+                <w:szCs w:val="19"/>
+              </w:rPr>
+              <w:t>fn_tbl_fetchtodepartmentdata(  @prmdeptid ,  @prmloginid )</w:t>
             </w:r>
           </w:p>
         </w:tc>
@@ -4417,14 +4089,12 @@
             </w:tcMar>
           </w:tcPr>
           <w:p>
-            <w:proofErr w:type="spellStart"/>
-            <w:r>
-              <w:t>T</w:t>
-            </w:r>
-            <w:r>
-              <w:t>odeptid</w:t>
-            </w:r>
-            <w:proofErr w:type="spellEnd"/>
+            <w:r>
+              <w:t>C</w:t>
+            </w:r>
+            <w:r>
+              <w:t>onfigid</w:t>
+            </w:r>
           </w:p>
         </w:tc>
         <w:tc>
@@ -4446,263 +4116,8 @@
           </w:tcPr>
           <w:p>
             <w:r>
-              <w:t>To Department</w:t>
-            </w:r>
-          </w:p>
-        </w:tc>
-        <w:tc>
-          <w:tcPr>
-            <w:tcW w:w="551" w:type="pct"/>
-            <w:tcBorders>
-              <w:top w:val="single" w:sz="4" w:space="0" w:color="CBD5E1"/>
-              <w:left w:val="single" w:sz="4" w:space="0" w:color="CBD5E1"/>
-              <w:bottom w:val="single" w:sz="4" w:space="0" w:color="CBD5E1"/>
-              <w:right w:val="single" w:sz="4" w:space="0" w:color="CBD5E1"/>
-            </w:tcBorders>
-            <w:shd w:val="clear" w:color="auto" w:fill="F0FDF4"/>
-            <w:tcMar>
-              <w:top w:w="80" w:type="dxa"/>
-              <w:left w:w="120" w:type="dxa"/>
-              <w:bottom w:w="80" w:type="dxa"/>
-              <w:right w:w="120" w:type="dxa"/>
-            </w:tcMar>
-          </w:tcPr>
-          <w:p>
-            <w:r>
-              <w:rPr>
-                <w:rFonts w:ascii="Calibri" w:eastAsia="Calibri" w:hAnsi="Calibri" w:cs="Calibri"/>
-                <w:color w:val="166534"/>
-                <w:sz w:val="19"/>
-                <w:szCs w:val="19"/>
-              </w:rPr>
-              <w:t>Dropdown</w:t>
-            </w:r>
-          </w:p>
-        </w:tc>
-        <w:tc>
-          <w:tcPr>
-            <w:tcW w:w="479" w:type="pct"/>
-            <w:tcBorders>
-              <w:top w:val="single" w:sz="4" w:space="0" w:color="CBD5E1"/>
-              <w:left w:val="single" w:sz="4" w:space="0" w:color="CBD5E1"/>
-              <w:bottom w:val="single" w:sz="4" w:space="0" w:color="CBD5E1"/>
-              <w:right w:val="single" w:sz="4" w:space="0" w:color="CBD5E1"/>
-            </w:tcBorders>
-            <w:shd w:val="clear" w:color="auto" w:fill="F0FDF4"/>
-            <w:tcMar>
-              <w:top w:w="80" w:type="dxa"/>
-              <w:left w:w="120" w:type="dxa"/>
-              <w:bottom w:w="80" w:type="dxa"/>
-              <w:right w:w="120" w:type="dxa"/>
-            </w:tcMar>
-          </w:tcPr>
-          <w:p>
-            <w:r>
-              <w:rPr>
-                <w:rFonts w:ascii="Calibri" w:eastAsia="Calibri" w:hAnsi="Calibri" w:cs="Calibri"/>
-                <w:color w:val="166534"/>
-                <w:sz w:val="19"/>
-                <w:szCs w:val="19"/>
-              </w:rPr>
-              <w:t>Yes</w:t>
-            </w:r>
-          </w:p>
-        </w:tc>
-        <w:tc>
-          <w:tcPr>
-            <w:tcW w:w="385" w:type="pct"/>
-            <w:tcBorders>
-              <w:top w:val="single" w:sz="4" w:space="0" w:color="CBD5E1"/>
-              <w:left w:val="single" w:sz="4" w:space="0" w:color="CBD5E1"/>
-              <w:bottom w:val="single" w:sz="4" w:space="0" w:color="CBD5E1"/>
-              <w:right w:val="single" w:sz="4" w:space="0" w:color="CBD5E1"/>
-            </w:tcBorders>
-            <w:shd w:val="clear" w:color="auto" w:fill="F0FDF4"/>
-          </w:tcPr>
-          <w:p>
-            <w:pPr>
-              <w:rPr>
-                <w:rFonts w:ascii="Calibri" w:eastAsia="Calibri" w:hAnsi="Calibri" w:cs="Calibri"/>
-                <w:color w:val="166534"/>
-                <w:sz w:val="19"/>
-                <w:szCs w:val="19"/>
-              </w:rPr>
-            </w:pPr>
-            <w:r>
-              <w:rPr>
-                <w:rFonts w:ascii="Calibri" w:eastAsia="Calibri" w:hAnsi="Calibri" w:cs="Calibri"/>
-                <w:color w:val="166534"/>
-                <w:sz w:val="19"/>
-                <w:szCs w:val="19"/>
-              </w:rPr>
-              <w:t>No</w:t>
-            </w:r>
-          </w:p>
-        </w:tc>
-        <w:tc>
-          <w:tcPr>
-            <w:tcW w:w="355" w:type="pct"/>
-            <w:tcBorders>
-              <w:top w:val="single" w:sz="4" w:space="0" w:color="CBD5E1"/>
-              <w:left w:val="single" w:sz="4" w:space="0" w:color="CBD5E1"/>
-              <w:bottom w:val="single" w:sz="4" w:space="0" w:color="CBD5E1"/>
-              <w:right w:val="single" w:sz="4" w:space="0" w:color="CBD5E1"/>
-            </w:tcBorders>
-            <w:shd w:val="clear" w:color="auto" w:fill="F0FDF4"/>
-          </w:tcPr>
-          <w:p>
-            <w:pPr>
-              <w:rPr>
-                <w:rFonts w:ascii="Calibri" w:eastAsia="Calibri" w:hAnsi="Calibri" w:cs="Calibri"/>
-                <w:color w:val="166534"/>
-                <w:sz w:val="19"/>
-                <w:szCs w:val="19"/>
-              </w:rPr>
-            </w:pPr>
-            <w:r>
-              <w:rPr>
-                <w:rFonts w:ascii="Calibri" w:eastAsia="Calibri" w:hAnsi="Calibri" w:cs="Calibri"/>
-                <w:color w:val="166534"/>
-                <w:sz w:val="19"/>
-                <w:szCs w:val="19"/>
-              </w:rPr>
-              <w:t>Yes</w:t>
-            </w:r>
-          </w:p>
-        </w:tc>
-        <w:tc>
-          <w:tcPr>
-            <w:tcW w:w="1736" w:type="pct"/>
-            <w:tcBorders>
-              <w:top w:val="single" w:sz="4" w:space="0" w:color="CBD5E1"/>
-              <w:left w:val="single" w:sz="4" w:space="0" w:color="CBD5E1"/>
-              <w:bottom w:val="single" w:sz="4" w:space="0" w:color="CBD5E1"/>
-              <w:right w:val="single" w:sz="4" w:space="0" w:color="CBD5E1"/>
-            </w:tcBorders>
-            <w:shd w:val="clear" w:color="auto" w:fill="F0FDF4"/>
-            <w:tcMar>
-              <w:top w:w="80" w:type="dxa"/>
-              <w:left w:w="120" w:type="dxa"/>
-              <w:bottom w:w="80" w:type="dxa"/>
-              <w:right w:w="120" w:type="dxa"/>
-            </w:tcMar>
-          </w:tcPr>
-          <w:p>
-            <w:proofErr w:type="spellStart"/>
-            <w:r>
-              <w:rPr>
-                <w:rFonts w:ascii="Calibri" w:eastAsia="Calibri" w:hAnsi="Calibri" w:cs="Calibri"/>
-                <w:color w:val="166534"/>
-                <w:sz w:val="19"/>
-                <w:szCs w:val="19"/>
-              </w:rPr>
-              <w:t>fn_tbl_fetchtodepartmentdata</w:t>
-            </w:r>
-            <w:proofErr w:type="spellEnd"/>
-            <w:r>
-              <w:rPr>
-                <w:rFonts w:ascii="Calibri" w:eastAsia="Calibri" w:hAnsi="Calibri" w:cs="Calibri"/>
-                <w:color w:val="166534"/>
-                <w:sz w:val="19"/>
-                <w:szCs w:val="19"/>
-              </w:rPr>
-              <w:t>(  @</w:t>
-            </w:r>
-            <w:proofErr w:type="spellStart"/>
-            <w:r>
-              <w:rPr>
-                <w:rFonts w:ascii="Calibri" w:eastAsia="Calibri" w:hAnsi="Calibri" w:cs="Calibri"/>
-                <w:color w:val="166534"/>
-                <w:sz w:val="19"/>
-                <w:szCs w:val="19"/>
-              </w:rPr>
-              <w:t>prmdeptid</w:t>
-            </w:r>
-            <w:proofErr w:type="spellEnd"/>
-            <w:r>
-              <w:rPr>
-                <w:rFonts w:ascii="Calibri" w:eastAsia="Calibri" w:hAnsi="Calibri" w:cs="Calibri"/>
-                <w:color w:val="166534"/>
-                <w:sz w:val="19"/>
-                <w:szCs w:val="19"/>
-              </w:rPr>
-              <w:t xml:space="preserve"> ,  @</w:t>
-            </w:r>
-            <w:proofErr w:type="spellStart"/>
-            <w:r>
-              <w:rPr>
-                <w:rFonts w:ascii="Calibri" w:eastAsia="Calibri" w:hAnsi="Calibri" w:cs="Calibri"/>
-                <w:color w:val="166534"/>
-                <w:sz w:val="19"/>
-                <w:szCs w:val="19"/>
-              </w:rPr>
-              <w:t>prmloginid</w:t>
-            </w:r>
-            <w:proofErr w:type="spellEnd"/>
-            <w:r>
-              <w:rPr>
-                <w:rFonts w:ascii="Calibri" w:eastAsia="Calibri" w:hAnsi="Calibri" w:cs="Calibri"/>
-                <w:color w:val="166534"/>
-                <w:sz w:val="19"/>
-                <w:szCs w:val="19"/>
-              </w:rPr>
-              <w:t xml:space="preserve"> )</w:t>
-            </w:r>
-          </w:p>
-        </w:tc>
-      </w:tr>
-      <w:tr>
-        <w:tc>
-          <w:tcPr>
-            <w:tcW w:w="676" w:type="pct"/>
-            <w:tcBorders>
-              <w:top w:val="single" w:sz="4" w:space="0" w:color="CBD5E1"/>
-              <w:left w:val="single" w:sz="4" w:space="0" w:color="CBD5E1"/>
-              <w:bottom w:val="single" w:sz="4" w:space="0" w:color="CBD5E1"/>
-              <w:right w:val="single" w:sz="4" w:space="0" w:color="CBD5E1"/>
-            </w:tcBorders>
-            <w:shd w:val="clear" w:color="auto" w:fill="F0FDF4"/>
-            <w:tcMar>
-              <w:top w:w="80" w:type="dxa"/>
-              <w:left w:w="120" w:type="dxa"/>
-              <w:bottom w:w="80" w:type="dxa"/>
-              <w:right w:w="120" w:type="dxa"/>
-            </w:tcMar>
-          </w:tcPr>
-          <w:p>
-            <w:proofErr w:type="spellStart"/>
-            <w:r>
-              <w:t>C</w:t>
-            </w:r>
-            <w:r>
-              <w:t>onfigid</w:t>
-            </w:r>
-            <w:proofErr w:type="spellEnd"/>
-          </w:p>
-        </w:tc>
-        <w:tc>
-          <w:tcPr>
-            <w:tcW w:w="818" w:type="pct"/>
-            <w:tcBorders>
-              <w:top w:val="single" w:sz="4" w:space="0" w:color="CBD5E1"/>
-              <w:left w:val="single" w:sz="4" w:space="0" w:color="CBD5E1"/>
-              <w:bottom w:val="single" w:sz="4" w:space="0" w:color="CBD5E1"/>
-              <w:right w:val="single" w:sz="4" w:space="0" w:color="CBD5E1"/>
-            </w:tcBorders>
-            <w:shd w:val="clear" w:color="auto" w:fill="F0FDF4"/>
-            <w:tcMar>
-              <w:top w:w="80" w:type="dxa"/>
-              <w:left w:w="120" w:type="dxa"/>
-              <w:bottom w:w="80" w:type="dxa"/>
-              <w:right w:w="120" w:type="dxa"/>
-            </w:tcMar>
-          </w:tcPr>
-          <w:p>
-            <w:proofErr w:type="spellStart"/>
-            <w:r>
               <w:t>Config</w:t>
             </w:r>
-            <w:proofErr w:type="spellEnd"/>
           </w:p>
         </w:tc>
         <w:tc>
@@ -4887,10 +4302,11 @@
                 <w:sz w:val="18"/>
                 <w:szCs w:val="18"/>
               </w:rPr>
-              <w:t xml:space="preserve"> </w:t>
-            </w:r>
-            <w:proofErr w:type="spellStart"/>
-            <w:r>
+              <w:t xml:space="preserve"> Fn_tbl_ddl_prod_configuration(</w:t>
+            </w:r>
+          </w:p>
+          <w:p>
+            <w:pPr>
               <w:rPr>
                 <w:rFonts w:ascii="Calibri" w:eastAsia="Calibri" w:hAnsi="Calibri" w:cs="Calibri"/>
                 <w:i/>
@@ -4899,9 +4315,7 @@
                 <w:sz w:val="18"/>
                 <w:szCs w:val="18"/>
               </w:rPr>
-              <w:t>Fn_tbl_ddl_prod_configuration</w:t>
-            </w:r>
-            <w:proofErr w:type="spellEnd"/>
+            </w:pPr>
             <w:r>
               <w:rPr>
                 <w:rFonts w:ascii="Calibri" w:eastAsia="Calibri" w:hAnsi="Calibri" w:cs="Calibri"/>
@@ -4911,11 +4325,9 @@
                 <w:sz w:val="18"/>
                 <w:szCs w:val="18"/>
               </w:rPr>
-              <w:t>(</w:t>
-            </w:r>
-          </w:p>
-          <w:p>
-            <w:pPr>
+              <w:t>"@PrmCompanyId":0,"@PrmDivisionId":1,"@PrmYearId":0 ,"@PrmUserId":0 ,"@PrmFormTag":"</w:t>
+            </w:r>
+            <w:r>
               <w:rPr>
                 <w:rFonts w:ascii="Calibri" w:eastAsia="Calibri" w:hAnsi="Calibri" w:cs="Calibri"/>
                 <w:i/>
@@ -4924,7 +4336,8 @@
                 <w:sz w:val="18"/>
                 <w:szCs w:val="18"/>
               </w:rPr>
-            </w:pPr>
+              <w:t>ASTIS</w:t>
+            </w:r>
             <w:r>
               <w:rPr>
                 <w:rFonts w:ascii="Calibri" w:eastAsia="Calibri" w:hAnsi="Calibri" w:cs="Calibri"/>
@@ -4934,9 +4347,8 @@
                 <w:sz w:val="18"/>
                 <w:szCs w:val="18"/>
               </w:rPr>
-              <w:t>"@PrmCompanyId":0,"@PrmDivisionId":1,"@PrmYearId":</w:t>
-            </w:r>
-            <w:proofErr w:type="gramStart"/>
+              <w:t>","@PrmRefTYpe":"</w:t>
+            </w:r>
             <w:r>
               <w:rPr>
                 <w:rFonts w:ascii="Calibri" w:eastAsia="Calibri" w:hAnsi="Calibri" w:cs="Calibri"/>
@@ -4946,9 +4358,8 @@
                 <w:sz w:val="18"/>
                 <w:szCs w:val="18"/>
               </w:rPr>
-              <w:t>0 ,</w:t>
-            </w:r>
-            <w:proofErr w:type="gramEnd"/>
+              <w:t>DI</w:t>
+            </w:r>
             <w:r>
               <w:rPr>
                 <w:rFonts w:ascii="Calibri" w:eastAsia="Calibri" w:hAnsi="Calibri" w:cs="Calibri"/>
@@ -4958,9 +4369,18 @@
                 <w:sz w:val="18"/>
                 <w:szCs w:val="18"/>
               </w:rPr>
-              <w:t>"@PrmUserId":0 ,"@</w:t>
-            </w:r>
-            <w:proofErr w:type="spellStart"/>
+              <w:t xml:space="preserve">" ,"@prmRef_MstID":0,"@prmRef_DetID":0                  </w:t>
+            </w:r>
+          </w:p>
+          <w:p>
+            <w:pPr>
+              <w:rPr>
+                <w:rFonts w:ascii="Calibri" w:eastAsia="Calibri" w:hAnsi="Calibri" w:cs="Calibri"/>
+                <w:color w:val="166534"/>
+                <w:sz w:val="19"/>
+                <w:szCs w:val="19"/>
+              </w:rPr>
+            </w:pPr>
             <w:r>
               <w:rPr>
                 <w:rFonts w:ascii="Calibri" w:eastAsia="Calibri" w:hAnsi="Calibri" w:cs="Calibri"/>
@@ -4970,10 +4390,80 @@
                 <w:sz w:val="18"/>
                 <w:szCs w:val="18"/>
               </w:rPr>
-              <w:t>PrmFormTag</w:t>
-            </w:r>
-            <w:proofErr w:type="spellEnd"/>
-            <w:r>
+              <w:t>)</w:t>
+            </w:r>
+          </w:p>
+        </w:tc>
+      </w:tr>
+      <w:tr>
+        <w:tc>
+          <w:tcPr>
+            <w:tcW w:w="676" w:type="pct"/>
+            <w:tcBorders>
+              <w:top w:val="single" w:sz="4" w:space="0" w:color="CBD5E1"/>
+              <w:left w:val="single" w:sz="4" w:space="0" w:color="CBD5E1"/>
+              <w:bottom w:val="single" w:sz="4" w:space="0" w:color="CBD5E1"/>
+              <w:right w:val="single" w:sz="4" w:space="0" w:color="CBD5E1"/>
+            </w:tcBorders>
+            <w:shd w:val="clear" w:color="auto" w:fill="EFF6FF"/>
+            <w:tcMar>
+              <w:top w:w="80" w:type="dxa"/>
+              <w:left w:w="120" w:type="dxa"/>
+              <w:bottom w:w="80" w:type="dxa"/>
+              <w:right w:w="120" w:type="dxa"/>
+            </w:tcMar>
+          </w:tcPr>
+          <w:p>
+            <w:r>
+              <w:t>F</w:t>
+            </w:r>
+            <w:r>
+              <w:t>rmtype</w:t>
+            </w:r>
+          </w:p>
+        </w:tc>
+        <w:tc>
+          <w:tcPr>
+            <w:tcW w:w="818" w:type="pct"/>
+            <w:tcBorders>
+              <w:top w:val="single" w:sz="4" w:space="0" w:color="CBD5E1"/>
+              <w:left w:val="single" w:sz="4" w:space="0" w:color="CBD5E1"/>
+              <w:bottom w:val="single" w:sz="4" w:space="0" w:color="CBD5E1"/>
+              <w:right w:val="single" w:sz="4" w:space="0" w:color="CBD5E1"/>
+            </w:tcBorders>
+            <w:shd w:val="clear" w:color="auto" w:fill="EFF6FF"/>
+            <w:tcMar>
+              <w:top w:w="80" w:type="dxa"/>
+              <w:left w:w="120" w:type="dxa"/>
+              <w:bottom w:w="80" w:type="dxa"/>
+              <w:right w:w="120" w:type="dxa"/>
+            </w:tcMar>
+          </w:tcPr>
+          <w:p>
+            <w:r>
+              <w:t>frmtype</w:t>
+            </w:r>
+          </w:p>
+        </w:tc>
+        <w:tc>
+          <w:tcPr>
+            <w:tcW w:w="551" w:type="pct"/>
+            <w:tcBorders>
+              <w:top w:val="single" w:sz="4" w:space="0" w:color="CBD5E1"/>
+              <w:left w:val="single" w:sz="4" w:space="0" w:color="CBD5E1"/>
+              <w:bottom w:val="single" w:sz="4" w:space="0" w:color="CBD5E1"/>
+              <w:right w:val="single" w:sz="4" w:space="0" w:color="CBD5E1"/>
+            </w:tcBorders>
+            <w:shd w:val="clear" w:color="auto" w:fill="EFF6FF"/>
+            <w:tcMar>
+              <w:top w:w="80" w:type="dxa"/>
+              <w:left w:w="120" w:type="dxa"/>
+              <w:bottom w:w="80" w:type="dxa"/>
+              <w:right w:w="120" w:type="dxa"/>
+            </w:tcMar>
+          </w:tcPr>
+          <w:p>
+            <w:pPr>
               <w:rPr>
                 <w:rFonts w:ascii="Calibri" w:eastAsia="Calibri" w:hAnsi="Calibri" w:cs="Calibri"/>
                 <w:i/>
@@ -4982,9 +4472,37 @@
                 <w:sz w:val="18"/>
                 <w:szCs w:val="18"/>
               </w:rPr>
-              <w:t>":"</w:t>
-            </w:r>
-            <w:r>
+            </w:pPr>
+            <w:r>
+              <w:rPr>
+                <w:rFonts w:ascii="Calibri" w:eastAsia="Calibri" w:hAnsi="Calibri" w:cs="Calibri"/>
+                <w:color w:val="166534"/>
+                <w:sz w:val="19"/>
+                <w:szCs w:val="19"/>
+              </w:rPr>
+              <w:t>Label</w:t>
+            </w:r>
+          </w:p>
+        </w:tc>
+        <w:tc>
+          <w:tcPr>
+            <w:tcW w:w="479" w:type="pct"/>
+            <w:tcBorders>
+              <w:top w:val="single" w:sz="4" w:space="0" w:color="CBD5E1"/>
+              <w:left w:val="single" w:sz="4" w:space="0" w:color="CBD5E1"/>
+              <w:bottom w:val="single" w:sz="4" w:space="0" w:color="CBD5E1"/>
+              <w:right w:val="single" w:sz="4" w:space="0" w:color="CBD5E1"/>
+            </w:tcBorders>
+            <w:shd w:val="clear" w:color="auto" w:fill="EFF6FF"/>
+            <w:tcMar>
+              <w:top w:w="80" w:type="dxa"/>
+              <w:left w:w="120" w:type="dxa"/>
+              <w:bottom w:w="80" w:type="dxa"/>
+              <w:right w:w="120" w:type="dxa"/>
+            </w:tcMar>
+          </w:tcPr>
+          <w:p>
+            <w:pPr>
               <w:rPr>
                 <w:rFonts w:ascii="Calibri" w:eastAsia="Calibri" w:hAnsi="Calibri" w:cs="Calibri"/>
                 <w:i/>
@@ -4993,9 +4511,22 @@
                 <w:sz w:val="18"/>
                 <w:szCs w:val="18"/>
               </w:rPr>
-              <w:t>ASTIS</w:t>
-            </w:r>
-            <w:r>
+            </w:pPr>
+          </w:p>
+        </w:tc>
+        <w:tc>
+          <w:tcPr>
+            <w:tcW w:w="385" w:type="pct"/>
+            <w:tcBorders>
+              <w:top w:val="single" w:sz="4" w:space="0" w:color="CBD5E1"/>
+              <w:left w:val="single" w:sz="4" w:space="0" w:color="CBD5E1"/>
+              <w:bottom w:val="single" w:sz="4" w:space="0" w:color="CBD5E1"/>
+              <w:right w:val="single" w:sz="4" w:space="0" w:color="CBD5E1"/>
+            </w:tcBorders>
+            <w:shd w:val="clear" w:color="auto" w:fill="EFF6FF"/>
+          </w:tcPr>
+          <w:p>
+            <w:pPr>
               <w:rPr>
                 <w:rFonts w:ascii="Calibri" w:eastAsia="Calibri" w:hAnsi="Calibri" w:cs="Calibri"/>
                 <w:i/>
@@ -5004,10 +4535,22 @@
                 <w:sz w:val="18"/>
                 <w:szCs w:val="18"/>
               </w:rPr>
-              <w:t>","@</w:t>
-            </w:r>
-            <w:proofErr w:type="spellStart"/>
-            <w:r>
+            </w:pPr>
+          </w:p>
+        </w:tc>
+        <w:tc>
+          <w:tcPr>
+            <w:tcW w:w="355" w:type="pct"/>
+            <w:tcBorders>
+              <w:top w:val="single" w:sz="4" w:space="0" w:color="CBD5E1"/>
+              <w:left w:val="single" w:sz="4" w:space="0" w:color="CBD5E1"/>
+              <w:bottom w:val="single" w:sz="4" w:space="0" w:color="CBD5E1"/>
+              <w:right w:val="single" w:sz="4" w:space="0" w:color="CBD5E1"/>
+            </w:tcBorders>
+            <w:shd w:val="clear" w:color="auto" w:fill="EFF6FF"/>
+          </w:tcPr>
+          <w:p>
+            <w:pPr>
               <w:rPr>
                 <w:rFonts w:ascii="Calibri" w:eastAsia="Calibri" w:hAnsi="Calibri" w:cs="Calibri"/>
                 <w:i/>
@@ -5016,10 +4559,28 @@
                 <w:sz w:val="18"/>
                 <w:szCs w:val="18"/>
               </w:rPr>
-              <w:t>PrmRefTYpe</w:t>
-            </w:r>
-            <w:proofErr w:type="spellEnd"/>
-            <w:r>
+            </w:pPr>
+          </w:p>
+        </w:tc>
+        <w:tc>
+          <w:tcPr>
+            <w:tcW w:w="1736" w:type="pct"/>
+            <w:tcBorders>
+              <w:top w:val="single" w:sz="4" w:space="0" w:color="CBD5E1"/>
+              <w:left w:val="single" w:sz="4" w:space="0" w:color="CBD5E1"/>
+              <w:bottom w:val="single" w:sz="4" w:space="0" w:color="CBD5E1"/>
+              <w:right w:val="single" w:sz="4" w:space="0" w:color="CBD5E1"/>
+            </w:tcBorders>
+            <w:shd w:val="clear" w:color="auto" w:fill="EFF6FF"/>
+            <w:tcMar>
+              <w:top w:w="80" w:type="dxa"/>
+              <w:left w:w="120" w:type="dxa"/>
+              <w:bottom w:w="80" w:type="dxa"/>
+              <w:right w:w="120" w:type="dxa"/>
+            </w:tcMar>
+          </w:tcPr>
+          <w:p>
+            <w:pPr>
               <w:rPr>
                 <w:rFonts w:ascii="Calibri" w:eastAsia="Calibri" w:hAnsi="Calibri" w:cs="Calibri"/>
                 <w:i/>
@@ -5028,9 +4589,85 @@
                 <w:sz w:val="18"/>
                 <w:szCs w:val="18"/>
               </w:rPr>
-              <w:t>":"</w:t>
-            </w:r>
-            <w:r>
+            </w:pPr>
+            <w:r>
+              <w:rPr>
+                <w:rFonts w:ascii="Calibri" w:eastAsia="Calibri" w:hAnsi="Calibri" w:cs="Calibri"/>
+                <w:color w:val="166534"/>
+                <w:sz w:val="19"/>
+                <w:szCs w:val="19"/>
+              </w:rPr>
+              <w:t>Hardcode “DI”</w:t>
+            </w:r>
+          </w:p>
+        </w:tc>
+      </w:tr>
+      <w:tr>
+        <w:tc>
+          <w:tcPr>
+            <w:tcW w:w="676" w:type="pct"/>
+            <w:tcBorders>
+              <w:top w:val="single" w:sz="4" w:space="0" w:color="CBD5E1"/>
+              <w:left w:val="single" w:sz="4" w:space="0" w:color="CBD5E1"/>
+              <w:bottom w:val="single" w:sz="4" w:space="0" w:color="CBD5E1"/>
+              <w:right w:val="single" w:sz="4" w:space="0" w:color="CBD5E1"/>
+            </w:tcBorders>
+            <w:shd w:val="clear" w:color="auto" w:fill="EFF6FF"/>
+            <w:tcMar>
+              <w:top w:w="80" w:type="dxa"/>
+              <w:left w:w="120" w:type="dxa"/>
+              <w:bottom w:w="80" w:type="dxa"/>
+              <w:right w:w="120" w:type="dxa"/>
+            </w:tcMar>
+          </w:tcPr>
+          <w:p>
+            <w:r>
+              <w:t>issuetypeid</w:t>
+            </w:r>
+          </w:p>
+        </w:tc>
+        <w:tc>
+          <w:tcPr>
+            <w:tcW w:w="818" w:type="pct"/>
+            <w:tcBorders>
+              <w:top w:val="single" w:sz="4" w:space="0" w:color="CBD5E1"/>
+              <w:left w:val="single" w:sz="4" w:space="0" w:color="CBD5E1"/>
+              <w:bottom w:val="single" w:sz="4" w:space="0" w:color="CBD5E1"/>
+              <w:right w:val="single" w:sz="4" w:space="0" w:color="CBD5E1"/>
+            </w:tcBorders>
+            <w:shd w:val="clear" w:color="auto" w:fill="EFF6FF"/>
+            <w:tcMar>
+              <w:top w:w="80" w:type="dxa"/>
+              <w:left w:w="120" w:type="dxa"/>
+              <w:bottom w:w="80" w:type="dxa"/>
+              <w:right w:w="120" w:type="dxa"/>
+            </w:tcMar>
+          </w:tcPr>
+          <w:p>
+            <w:r>
+              <w:t>Issue Type</w:t>
+            </w:r>
+          </w:p>
+        </w:tc>
+        <w:tc>
+          <w:tcPr>
+            <w:tcW w:w="551" w:type="pct"/>
+            <w:tcBorders>
+              <w:top w:val="single" w:sz="4" w:space="0" w:color="CBD5E1"/>
+              <w:left w:val="single" w:sz="4" w:space="0" w:color="CBD5E1"/>
+              <w:bottom w:val="single" w:sz="4" w:space="0" w:color="CBD5E1"/>
+              <w:right w:val="single" w:sz="4" w:space="0" w:color="CBD5E1"/>
+            </w:tcBorders>
+            <w:shd w:val="clear" w:color="auto" w:fill="EFF6FF"/>
+            <w:tcMar>
+              <w:top w:w="80" w:type="dxa"/>
+              <w:left w:w="120" w:type="dxa"/>
+              <w:bottom w:w="80" w:type="dxa"/>
+              <w:right w:w="120" w:type="dxa"/>
+            </w:tcMar>
+          </w:tcPr>
+          <w:p>
+            <w:pPr>
               <w:rPr>
                 <w:rFonts w:ascii="Calibri" w:eastAsia="Calibri" w:hAnsi="Calibri" w:cs="Calibri"/>
                 <w:i/>
@@ -5039,9 +4676,37 @@
                 <w:sz w:val="18"/>
                 <w:szCs w:val="18"/>
               </w:rPr>
-              <w:t>DI</w:t>
-            </w:r>
-            <w:r>
+            </w:pPr>
+            <w:r>
+              <w:rPr>
+                <w:rFonts w:ascii="Calibri" w:eastAsia="Calibri" w:hAnsi="Calibri" w:cs="Calibri"/>
+                <w:color w:val="166534"/>
+                <w:sz w:val="19"/>
+                <w:szCs w:val="19"/>
+              </w:rPr>
+              <w:t>Label</w:t>
+            </w:r>
+          </w:p>
+        </w:tc>
+        <w:tc>
+          <w:tcPr>
+            <w:tcW w:w="479" w:type="pct"/>
+            <w:tcBorders>
+              <w:top w:val="single" w:sz="4" w:space="0" w:color="CBD5E1"/>
+              <w:left w:val="single" w:sz="4" w:space="0" w:color="CBD5E1"/>
+              <w:bottom w:val="single" w:sz="4" w:space="0" w:color="CBD5E1"/>
+              <w:right w:val="single" w:sz="4" w:space="0" w:color="CBD5E1"/>
+            </w:tcBorders>
+            <w:shd w:val="clear" w:color="auto" w:fill="EFF6FF"/>
+            <w:tcMar>
+              <w:top w:w="80" w:type="dxa"/>
+              <w:left w:w="120" w:type="dxa"/>
+              <w:bottom w:w="80" w:type="dxa"/>
+              <w:right w:w="120" w:type="dxa"/>
+            </w:tcMar>
+          </w:tcPr>
+          <w:p>
+            <w:pPr>
               <w:rPr>
                 <w:rFonts w:ascii="Calibri" w:eastAsia="Calibri" w:hAnsi="Calibri" w:cs="Calibri"/>
                 <w:i/>
@@ -5050,19 +4715,22 @@
                 <w:sz w:val="18"/>
                 <w:szCs w:val="18"/>
               </w:rPr>
-              <w:t xml:space="preserve">" ,"@prmRef_MstID":0,"@prmRef_DetID":0                  </w:t>
-            </w:r>
-          </w:p>
+            </w:pPr>
+          </w:p>
+        </w:tc>
+        <w:tc>
+          <w:tcPr>
+            <w:tcW w:w="385" w:type="pct"/>
+            <w:tcBorders>
+              <w:top w:val="single" w:sz="4" w:space="0" w:color="CBD5E1"/>
+              <w:left w:val="single" w:sz="4" w:space="0" w:color="CBD5E1"/>
+              <w:bottom w:val="single" w:sz="4" w:space="0" w:color="CBD5E1"/>
+              <w:right w:val="single" w:sz="4" w:space="0" w:color="CBD5E1"/>
+            </w:tcBorders>
+            <w:shd w:val="clear" w:color="auto" w:fill="EFF6FF"/>
+          </w:tcPr>
           <w:p>
             <w:pPr>
-              <w:rPr>
-                <w:rFonts w:ascii="Calibri" w:eastAsia="Calibri" w:hAnsi="Calibri" w:cs="Calibri"/>
-                <w:color w:val="166534"/>
-                <w:sz w:val="19"/>
-                <w:szCs w:val="19"/>
-              </w:rPr>
-            </w:pPr>
-            <w:r>
               <w:rPr>
                 <w:rFonts w:ascii="Calibri" w:eastAsia="Calibri" w:hAnsi="Calibri" w:cs="Calibri"/>
                 <w:i/>
@@ -5071,15 +4739,12 @@
                 <w:sz w:val="18"/>
                 <w:szCs w:val="18"/>
               </w:rPr>
-              <w:t>)</w:t>
-            </w:r>
-          </w:p>
-        </w:tc>
-      </w:tr>
-      <w:tr>
-        <w:tc>
-          <w:tcPr>
-            <w:tcW w:w="676" w:type="pct"/>
+            </w:pPr>
+          </w:p>
+        </w:tc>
+        <w:tc>
+          <w:tcPr>
+            <w:tcW w:w="355" w:type="pct"/>
             <w:tcBorders>
               <w:top w:val="single" w:sz="4" w:space="0" w:color="CBD5E1"/>
               <w:left w:val="single" w:sz="4" w:space="0" w:color="CBD5E1"/>
@@ -5087,65 +4752,6 @@
               <w:right w:val="single" w:sz="4" w:space="0" w:color="CBD5E1"/>
             </w:tcBorders>
             <w:shd w:val="clear" w:color="auto" w:fill="EFF6FF"/>
-            <w:tcMar>
-              <w:top w:w="80" w:type="dxa"/>
-              <w:left w:w="120" w:type="dxa"/>
-              <w:bottom w:w="80" w:type="dxa"/>
-              <w:right w:w="120" w:type="dxa"/>
-            </w:tcMar>
-          </w:tcPr>
-          <w:p>
-            <w:proofErr w:type="spellStart"/>
-            <w:r>
-              <w:t>F</w:t>
-            </w:r>
-            <w:r>
-              <w:t>rmtype</w:t>
-            </w:r>
-            <w:proofErr w:type="spellEnd"/>
-          </w:p>
-        </w:tc>
-        <w:tc>
-          <w:tcPr>
-            <w:tcW w:w="818" w:type="pct"/>
-            <w:tcBorders>
-              <w:top w:val="single" w:sz="4" w:space="0" w:color="CBD5E1"/>
-              <w:left w:val="single" w:sz="4" w:space="0" w:color="CBD5E1"/>
-              <w:bottom w:val="single" w:sz="4" w:space="0" w:color="CBD5E1"/>
-              <w:right w:val="single" w:sz="4" w:space="0" w:color="CBD5E1"/>
-            </w:tcBorders>
-            <w:shd w:val="clear" w:color="auto" w:fill="EFF6FF"/>
-            <w:tcMar>
-              <w:top w:w="80" w:type="dxa"/>
-              <w:left w:w="120" w:type="dxa"/>
-              <w:bottom w:w="80" w:type="dxa"/>
-              <w:right w:w="120" w:type="dxa"/>
-            </w:tcMar>
-          </w:tcPr>
-          <w:p>
-            <w:proofErr w:type="spellStart"/>
-            <w:r>
-              <w:t>frmtype</w:t>
-            </w:r>
-            <w:proofErr w:type="spellEnd"/>
-          </w:p>
-        </w:tc>
-        <w:tc>
-          <w:tcPr>
-            <w:tcW w:w="551" w:type="pct"/>
-            <w:tcBorders>
-              <w:top w:val="single" w:sz="4" w:space="0" w:color="CBD5E1"/>
-              <w:left w:val="single" w:sz="4" w:space="0" w:color="CBD5E1"/>
-              <w:bottom w:val="single" w:sz="4" w:space="0" w:color="CBD5E1"/>
-              <w:right w:val="single" w:sz="4" w:space="0" w:color="CBD5E1"/>
-            </w:tcBorders>
-            <w:shd w:val="clear" w:color="auto" w:fill="EFF6FF"/>
-            <w:tcMar>
-              <w:top w:w="80" w:type="dxa"/>
-              <w:left w:w="120" w:type="dxa"/>
-              <w:bottom w:w="80" w:type="dxa"/>
-              <w:right w:w="120" w:type="dxa"/>
-            </w:tcMar>
           </w:tcPr>
           <w:p>
             <w:pPr>
@@ -5158,20 +4764,11 @@
                 <w:szCs w:val="18"/>
               </w:rPr>
             </w:pPr>
-            <w:r>
-              <w:rPr>
-                <w:rFonts w:ascii="Calibri" w:eastAsia="Calibri" w:hAnsi="Calibri" w:cs="Calibri"/>
-                <w:color w:val="166534"/>
-                <w:sz w:val="19"/>
-                <w:szCs w:val="19"/>
-              </w:rPr>
-              <w:t>Label</w:t>
-            </w:r>
-          </w:p>
-        </w:tc>
-        <w:tc>
-          <w:tcPr>
-            <w:tcW w:w="479" w:type="pct"/>
+          </w:p>
+        </w:tc>
+        <w:tc>
+          <w:tcPr>
+            <w:tcW w:w="1736" w:type="pct"/>
             <w:tcBorders>
               <w:top w:val="single" w:sz="4" w:space="0" w:color="CBD5E1"/>
               <w:left w:val="single" w:sz="4" w:space="0" w:color="CBD5E1"/>
@@ -5197,11 +4794,22 @@
                 <w:szCs w:val="18"/>
               </w:rPr>
             </w:pPr>
-          </w:p>
-        </w:tc>
-        <w:tc>
-          <w:tcPr>
-            <w:tcW w:w="385" w:type="pct"/>
+            <w:r>
+              <w:rPr>
+                <w:rFonts w:ascii="Calibri" w:eastAsia="Calibri" w:hAnsi="Calibri" w:cs="Calibri"/>
+                <w:color w:val="166534"/>
+                <w:sz w:val="19"/>
+                <w:szCs w:val="19"/>
+              </w:rPr>
+              <w:t>Hardcode “4”</w:t>
+            </w:r>
+          </w:p>
+        </w:tc>
+      </w:tr>
+      <w:tr>
+        <w:tc>
+          <w:tcPr>
+            <w:tcW w:w="676" w:type="pct"/>
             <w:tcBorders>
               <w:top w:val="single" w:sz="4" w:space="0" w:color="CBD5E1"/>
               <w:left w:val="single" w:sz="4" w:space="0" w:color="CBD5E1"/>
@@ -5209,6 +4817,61 @@
               <w:right w:val="single" w:sz="4" w:space="0" w:color="CBD5E1"/>
             </w:tcBorders>
             <w:shd w:val="clear" w:color="auto" w:fill="EFF6FF"/>
+            <w:tcMar>
+              <w:top w:w="80" w:type="dxa"/>
+              <w:left w:w="120" w:type="dxa"/>
+              <w:bottom w:w="80" w:type="dxa"/>
+              <w:right w:w="120" w:type="dxa"/>
+            </w:tcMar>
+          </w:tcPr>
+          <w:p>
+            <w:r>
+              <w:t>I</w:t>
+            </w:r>
+            <w:r>
+              <w:t>ncludestockitems</w:t>
+            </w:r>
+          </w:p>
+        </w:tc>
+        <w:tc>
+          <w:tcPr>
+            <w:tcW w:w="818" w:type="pct"/>
+            <w:tcBorders>
+              <w:top w:val="single" w:sz="4" w:space="0" w:color="CBD5E1"/>
+              <w:left w:val="single" w:sz="4" w:space="0" w:color="CBD5E1"/>
+              <w:bottom w:val="single" w:sz="4" w:space="0" w:color="CBD5E1"/>
+              <w:right w:val="single" w:sz="4" w:space="0" w:color="CBD5E1"/>
+            </w:tcBorders>
+            <w:shd w:val="clear" w:color="auto" w:fill="EFF6FF"/>
+            <w:tcMar>
+              <w:top w:w="80" w:type="dxa"/>
+              <w:left w:w="120" w:type="dxa"/>
+              <w:bottom w:w="80" w:type="dxa"/>
+              <w:right w:w="120" w:type="dxa"/>
+            </w:tcMar>
+          </w:tcPr>
+          <w:p>
+            <w:r>
+              <w:t>Include Stock Items</w:t>
+            </w:r>
+          </w:p>
+        </w:tc>
+        <w:tc>
+          <w:tcPr>
+            <w:tcW w:w="551" w:type="pct"/>
+            <w:tcBorders>
+              <w:top w:val="single" w:sz="4" w:space="0" w:color="CBD5E1"/>
+              <w:left w:val="single" w:sz="4" w:space="0" w:color="CBD5E1"/>
+              <w:bottom w:val="single" w:sz="4" w:space="0" w:color="CBD5E1"/>
+              <w:right w:val="single" w:sz="4" w:space="0" w:color="CBD5E1"/>
+            </w:tcBorders>
+            <w:shd w:val="clear" w:color="auto" w:fill="EFF6FF"/>
+            <w:tcMar>
+              <w:top w:w="80" w:type="dxa"/>
+              <w:left w:w="120" w:type="dxa"/>
+              <w:bottom w:w="80" w:type="dxa"/>
+              <w:right w:w="120" w:type="dxa"/>
+            </w:tcMar>
           </w:tcPr>
           <w:p>
             <w:pPr>
@@ -5221,11 +4884,20 @@
                 <w:szCs w:val="18"/>
               </w:rPr>
             </w:pPr>
-          </w:p>
-        </w:tc>
-        <w:tc>
-          <w:tcPr>
-            <w:tcW w:w="355" w:type="pct"/>
+            <w:r>
+              <w:rPr>
+                <w:rFonts w:ascii="Calibri" w:eastAsia="Calibri" w:hAnsi="Calibri" w:cs="Calibri"/>
+                <w:color w:val="166534"/>
+                <w:sz w:val="19"/>
+                <w:szCs w:val="19"/>
+              </w:rPr>
+              <w:t>Checkbox</w:t>
+            </w:r>
+          </w:p>
+        </w:tc>
+        <w:tc>
+          <w:tcPr>
+            <w:tcW w:w="479" w:type="pct"/>
             <w:tcBorders>
               <w:top w:val="single" w:sz="4" w:space="0" w:color="CBD5E1"/>
               <w:left w:val="single" w:sz="4" w:space="0" w:color="CBD5E1"/>
@@ -5233,6 +4905,12 @@
               <w:right w:val="single" w:sz="4" w:space="0" w:color="CBD5E1"/>
             </w:tcBorders>
             <w:shd w:val="clear" w:color="auto" w:fill="EFF6FF"/>
+            <w:tcMar>
+              <w:top w:w="80" w:type="dxa"/>
+              <w:left w:w="120" w:type="dxa"/>
+              <w:bottom w:w="80" w:type="dxa"/>
+              <w:right w:w="120" w:type="dxa"/>
+            </w:tcMar>
           </w:tcPr>
           <w:p>
             <w:pPr>
@@ -5249,7 +4927,7 @@
         </w:tc>
         <w:tc>
           <w:tcPr>
-            <w:tcW w:w="1736" w:type="pct"/>
+            <w:tcW w:w="385" w:type="pct"/>
             <w:tcBorders>
               <w:top w:val="single" w:sz="4" w:space="0" w:color="CBD5E1"/>
               <w:left w:val="single" w:sz="4" w:space="0" w:color="CBD5E1"/>
@@ -5257,12 +4935,6 @@
               <w:right w:val="single" w:sz="4" w:space="0" w:color="CBD5E1"/>
             </w:tcBorders>
             <w:shd w:val="clear" w:color="auto" w:fill="EFF6FF"/>
-            <w:tcMar>
-              <w:top w:w="80" w:type="dxa"/>
-              <w:left w:w="120" w:type="dxa"/>
-              <w:bottom w:w="80" w:type="dxa"/>
-              <w:right w:w="120" w:type="dxa"/>
-            </w:tcMar>
           </w:tcPr>
           <w:p>
             <w:pPr>
@@ -5275,22 +4947,11 @@
                 <w:szCs w:val="18"/>
               </w:rPr>
             </w:pPr>
-            <w:r>
-              <w:rPr>
-                <w:rFonts w:ascii="Calibri" w:eastAsia="Calibri" w:hAnsi="Calibri" w:cs="Calibri"/>
-                <w:color w:val="166534"/>
-                <w:sz w:val="19"/>
-                <w:szCs w:val="19"/>
-              </w:rPr>
-              <w:t>Hardcode “DI”</w:t>
-            </w:r>
-          </w:p>
-        </w:tc>
-      </w:tr>
-      <w:tr>
-        <w:tc>
-          <w:tcPr>
-            <w:tcW w:w="676" w:type="pct"/>
+          </w:p>
+        </w:tc>
+        <w:tc>
+          <w:tcPr>
+            <w:tcW w:w="355" w:type="pct"/>
             <w:tcBorders>
               <w:top w:val="single" w:sz="4" w:space="0" w:color="CBD5E1"/>
               <w:left w:val="single" w:sz="4" w:space="0" w:color="CBD5E1"/>
@@ -5298,60 +4959,6 @@
               <w:right w:val="single" w:sz="4" w:space="0" w:color="CBD5E1"/>
             </w:tcBorders>
             <w:shd w:val="clear" w:color="auto" w:fill="EFF6FF"/>
-            <w:tcMar>
-              <w:top w:w="80" w:type="dxa"/>
-              <w:left w:w="120" w:type="dxa"/>
-              <w:bottom w:w="80" w:type="dxa"/>
-              <w:right w:w="120" w:type="dxa"/>
-            </w:tcMar>
-          </w:tcPr>
-          <w:p>
-            <w:proofErr w:type="spellStart"/>
-            <w:r>
-              <w:t>issuetypeid</w:t>
-            </w:r>
-            <w:proofErr w:type="spellEnd"/>
-          </w:p>
-        </w:tc>
-        <w:tc>
-          <w:tcPr>
-            <w:tcW w:w="818" w:type="pct"/>
-            <w:tcBorders>
-              <w:top w:val="single" w:sz="4" w:space="0" w:color="CBD5E1"/>
-              <w:left w:val="single" w:sz="4" w:space="0" w:color="CBD5E1"/>
-              <w:bottom w:val="single" w:sz="4" w:space="0" w:color="CBD5E1"/>
-              <w:right w:val="single" w:sz="4" w:space="0" w:color="CBD5E1"/>
-            </w:tcBorders>
-            <w:shd w:val="clear" w:color="auto" w:fill="EFF6FF"/>
-            <w:tcMar>
-              <w:top w:w="80" w:type="dxa"/>
-              <w:left w:w="120" w:type="dxa"/>
-              <w:bottom w:w="80" w:type="dxa"/>
-              <w:right w:w="120" w:type="dxa"/>
-            </w:tcMar>
-          </w:tcPr>
-          <w:p>
-            <w:r>
-              <w:t>Issue Type</w:t>
-            </w:r>
-          </w:p>
-        </w:tc>
-        <w:tc>
-          <w:tcPr>
-            <w:tcW w:w="551" w:type="pct"/>
-            <w:tcBorders>
-              <w:top w:val="single" w:sz="4" w:space="0" w:color="CBD5E1"/>
-              <w:left w:val="single" w:sz="4" w:space="0" w:color="CBD5E1"/>
-              <w:bottom w:val="single" w:sz="4" w:space="0" w:color="CBD5E1"/>
-              <w:right w:val="single" w:sz="4" w:space="0" w:color="CBD5E1"/>
-            </w:tcBorders>
-            <w:shd w:val="clear" w:color="auto" w:fill="EFF6FF"/>
-            <w:tcMar>
-              <w:top w:w="80" w:type="dxa"/>
-              <w:left w:w="120" w:type="dxa"/>
-              <w:bottom w:w="80" w:type="dxa"/>
-              <w:right w:w="120" w:type="dxa"/>
-            </w:tcMar>
           </w:tcPr>
           <w:p>
             <w:pPr>
@@ -5364,20 +4971,11 @@
                 <w:szCs w:val="18"/>
               </w:rPr>
             </w:pPr>
-            <w:r>
-              <w:rPr>
-                <w:rFonts w:ascii="Calibri" w:eastAsia="Calibri" w:hAnsi="Calibri" w:cs="Calibri"/>
-                <w:color w:val="166534"/>
-                <w:sz w:val="19"/>
-                <w:szCs w:val="19"/>
-              </w:rPr>
-              <w:t>Label</w:t>
-            </w:r>
-          </w:p>
-        </w:tc>
-        <w:tc>
-          <w:tcPr>
-            <w:tcW w:w="479" w:type="pct"/>
+          </w:p>
+        </w:tc>
+        <w:tc>
+          <w:tcPr>
+            <w:tcW w:w="1736" w:type="pct"/>
             <w:tcBorders>
               <w:top w:val="single" w:sz="4" w:space="0" w:color="CBD5E1"/>
               <w:left w:val="single" w:sz="4" w:space="0" w:color="CBD5E1"/>
@@ -5405,9 +5003,11 @@
             </w:pPr>
           </w:p>
         </w:tc>
-        <w:tc>
-          <w:tcPr>
-            <w:tcW w:w="385" w:type="pct"/>
+      </w:tr>
+      <w:tr>
+        <w:tc>
+          <w:tcPr>
+            <w:tcW w:w="676" w:type="pct"/>
             <w:tcBorders>
               <w:top w:val="single" w:sz="4" w:space="0" w:color="CBD5E1"/>
               <w:left w:val="single" w:sz="4" w:space="0" w:color="CBD5E1"/>
@@ -5415,6 +5015,61 @@
               <w:right w:val="single" w:sz="4" w:space="0" w:color="CBD5E1"/>
             </w:tcBorders>
             <w:shd w:val="clear" w:color="auto" w:fill="EFF6FF"/>
+            <w:tcMar>
+              <w:top w:w="80" w:type="dxa"/>
+              <w:left w:w="120" w:type="dxa"/>
+              <w:bottom w:w="80" w:type="dxa"/>
+              <w:right w:w="120" w:type="dxa"/>
+            </w:tcMar>
+          </w:tcPr>
+          <w:p>
+            <w:r>
+              <w:t>R</w:t>
+            </w:r>
+            <w:r>
+              <w:t>emarks</w:t>
+            </w:r>
+          </w:p>
+        </w:tc>
+        <w:tc>
+          <w:tcPr>
+            <w:tcW w:w="818" w:type="pct"/>
+            <w:tcBorders>
+              <w:top w:val="single" w:sz="4" w:space="0" w:color="CBD5E1"/>
+              <w:left w:val="single" w:sz="4" w:space="0" w:color="CBD5E1"/>
+              <w:bottom w:val="single" w:sz="4" w:space="0" w:color="CBD5E1"/>
+              <w:right w:val="single" w:sz="4" w:space="0" w:color="CBD5E1"/>
+            </w:tcBorders>
+            <w:shd w:val="clear" w:color="auto" w:fill="EFF6FF"/>
+            <w:tcMar>
+              <w:top w:w="80" w:type="dxa"/>
+              <w:left w:w="120" w:type="dxa"/>
+              <w:bottom w:w="80" w:type="dxa"/>
+              <w:right w:w="120" w:type="dxa"/>
+            </w:tcMar>
+          </w:tcPr>
+          <w:p>
+            <w:r>
+              <w:t>Remarks</w:t>
+            </w:r>
+          </w:p>
+        </w:tc>
+        <w:tc>
+          <w:tcPr>
+            <w:tcW w:w="551" w:type="pct"/>
+            <w:tcBorders>
+              <w:top w:val="single" w:sz="4" w:space="0" w:color="CBD5E1"/>
+              <w:left w:val="single" w:sz="4" w:space="0" w:color="CBD5E1"/>
+              <w:bottom w:val="single" w:sz="4" w:space="0" w:color="CBD5E1"/>
+              <w:right w:val="single" w:sz="4" w:space="0" w:color="CBD5E1"/>
+            </w:tcBorders>
+            <w:shd w:val="clear" w:color="auto" w:fill="EFF6FF"/>
+            <w:tcMar>
+              <w:top w:w="80" w:type="dxa"/>
+              <w:left w:w="120" w:type="dxa"/>
+              <w:bottom w:w="80" w:type="dxa"/>
+              <w:right w:w="120" w:type="dxa"/>
+            </w:tcMar>
           </w:tcPr>
           <w:p>
             <w:pPr>
@@ -5427,11 +5082,20 @@
                 <w:szCs w:val="18"/>
               </w:rPr>
             </w:pPr>
-          </w:p>
-        </w:tc>
-        <w:tc>
-          <w:tcPr>
-            <w:tcW w:w="355" w:type="pct"/>
+            <w:r>
+              <w:rPr>
+                <w:rFonts w:ascii="Calibri" w:eastAsia="Calibri" w:hAnsi="Calibri" w:cs="Calibri"/>
+                <w:color w:val="166534"/>
+                <w:sz w:val="19"/>
+                <w:szCs w:val="19"/>
+              </w:rPr>
+              <w:t>TextArea</w:t>
+            </w:r>
+          </w:p>
+        </w:tc>
+        <w:tc>
+          <w:tcPr>
+            <w:tcW w:w="479" w:type="pct"/>
             <w:tcBorders>
               <w:top w:val="single" w:sz="4" w:space="0" w:color="CBD5E1"/>
               <w:left w:val="single" w:sz="4" w:space="0" w:color="CBD5E1"/>
@@ -5439,6 +5103,12 @@
               <w:right w:val="single" w:sz="4" w:space="0" w:color="CBD5E1"/>
             </w:tcBorders>
             <w:shd w:val="clear" w:color="auto" w:fill="EFF6FF"/>
+            <w:tcMar>
+              <w:top w:w="80" w:type="dxa"/>
+              <w:left w:w="120" w:type="dxa"/>
+              <w:bottom w:w="80" w:type="dxa"/>
+              <w:right w:w="120" w:type="dxa"/>
+            </w:tcMar>
           </w:tcPr>
           <w:p>
             <w:pPr>
@@ -5455,7 +5125,7 @@
         </w:tc>
         <w:tc>
           <w:tcPr>
-            <w:tcW w:w="1736" w:type="pct"/>
+            <w:tcW w:w="385" w:type="pct"/>
             <w:tcBorders>
               <w:top w:val="single" w:sz="4" w:space="0" w:color="CBD5E1"/>
               <w:left w:val="single" w:sz="4" w:space="0" w:color="CBD5E1"/>
@@ -5463,12 +5133,6 @@
               <w:right w:val="single" w:sz="4" w:space="0" w:color="CBD5E1"/>
             </w:tcBorders>
             <w:shd w:val="clear" w:color="auto" w:fill="EFF6FF"/>
-            <w:tcMar>
-              <w:top w:w="80" w:type="dxa"/>
-              <w:left w:w="120" w:type="dxa"/>
-              <w:bottom w:w="80" w:type="dxa"/>
-              <w:right w:w="120" w:type="dxa"/>
-            </w:tcMar>
           </w:tcPr>
           <w:p>
             <w:pPr>
@@ -5481,22 +5145,11 @@
                 <w:szCs w:val="18"/>
               </w:rPr>
             </w:pPr>
-            <w:r>
-              <w:rPr>
-                <w:rFonts w:ascii="Calibri" w:eastAsia="Calibri" w:hAnsi="Calibri" w:cs="Calibri"/>
-                <w:color w:val="166534"/>
-                <w:sz w:val="19"/>
-                <w:szCs w:val="19"/>
-              </w:rPr>
-              <w:t>Hardcode “4”</w:t>
-            </w:r>
-          </w:p>
-        </w:tc>
-      </w:tr>
-      <w:tr>
-        <w:tc>
-          <w:tcPr>
-            <w:tcW w:w="676" w:type="pct"/>
+          </w:p>
+        </w:tc>
+        <w:tc>
+          <w:tcPr>
+            <w:tcW w:w="355" w:type="pct"/>
             <w:tcBorders>
               <w:top w:val="single" w:sz="4" w:space="0" w:color="CBD5E1"/>
               <w:left w:val="single" w:sz="4" w:space="0" w:color="CBD5E1"/>
@@ -5504,63 +5157,6 @@
               <w:right w:val="single" w:sz="4" w:space="0" w:color="CBD5E1"/>
             </w:tcBorders>
             <w:shd w:val="clear" w:color="auto" w:fill="EFF6FF"/>
-            <w:tcMar>
-              <w:top w:w="80" w:type="dxa"/>
-              <w:left w:w="120" w:type="dxa"/>
-              <w:bottom w:w="80" w:type="dxa"/>
-              <w:right w:w="120" w:type="dxa"/>
-            </w:tcMar>
-          </w:tcPr>
-          <w:p>
-            <w:proofErr w:type="spellStart"/>
-            <w:r>
-              <w:t>I</w:t>
-            </w:r>
-            <w:r>
-              <w:t>ncludestockitems</w:t>
-            </w:r>
-            <w:proofErr w:type="spellEnd"/>
-          </w:p>
-        </w:tc>
-        <w:tc>
-          <w:tcPr>
-            <w:tcW w:w="818" w:type="pct"/>
-            <w:tcBorders>
-              <w:top w:val="single" w:sz="4" w:space="0" w:color="CBD5E1"/>
-              <w:left w:val="single" w:sz="4" w:space="0" w:color="CBD5E1"/>
-              <w:bottom w:val="single" w:sz="4" w:space="0" w:color="CBD5E1"/>
-              <w:right w:val="single" w:sz="4" w:space="0" w:color="CBD5E1"/>
-            </w:tcBorders>
-            <w:shd w:val="clear" w:color="auto" w:fill="EFF6FF"/>
-            <w:tcMar>
-              <w:top w:w="80" w:type="dxa"/>
-              <w:left w:w="120" w:type="dxa"/>
-              <w:bottom w:w="80" w:type="dxa"/>
-              <w:right w:w="120" w:type="dxa"/>
-            </w:tcMar>
-          </w:tcPr>
-          <w:p>
-            <w:r>
-              <w:t>Include Stock Items</w:t>
-            </w:r>
-          </w:p>
-        </w:tc>
-        <w:tc>
-          <w:tcPr>
-            <w:tcW w:w="551" w:type="pct"/>
-            <w:tcBorders>
-              <w:top w:val="single" w:sz="4" w:space="0" w:color="CBD5E1"/>
-              <w:left w:val="single" w:sz="4" w:space="0" w:color="CBD5E1"/>
-              <w:bottom w:val="single" w:sz="4" w:space="0" w:color="CBD5E1"/>
-              <w:right w:val="single" w:sz="4" w:space="0" w:color="CBD5E1"/>
-            </w:tcBorders>
-            <w:shd w:val="clear" w:color="auto" w:fill="EFF6FF"/>
-            <w:tcMar>
-              <w:top w:w="80" w:type="dxa"/>
-              <w:left w:w="120" w:type="dxa"/>
-              <w:bottom w:w="80" w:type="dxa"/>
-              <w:right w:w="120" w:type="dxa"/>
-            </w:tcMar>
           </w:tcPr>
           <w:p>
             <w:pPr>
@@ -5573,20 +5169,11 @@
                 <w:szCs w:val="18"/>
               </w:rPr>
             </w:pPr>
-            <w:r>
-              <w:rPr>
-                <w:rFonts w:ascii="Calibri" w:eastAsia="Calibri" w:hAnsi="Calibri" w:cs="Calibri"/>
-                <w:color w:val="166534"/>
-                <w:sz w:val="19"/>
-                <w:szCs w:val="19"/>
-              </w:rPr>
-              <w:t>Checkbox</w:t>
-            </w:r>
-          </w:p>
-        </w:tc>
-        <w:tc>
-          <w:tcPr>
-            <w:tcW w:w="479" w:type="pct"/>
+          </w:p>
+        </w:tc>
+        <w:tc>
+          <w:tcPr>
+            <w:tcW w:w="1736" w:type="pct"/>
             <w:tcBorders>
               <w:top w:val="single" w:sz="4" w:space="0" w:color="CBD5E1"/>
               <w:left w:val="single" w:sz="4" w:space="0" w:color="CBD5E1"/>
@@ -5614,19 +5201,27 @@
             </w:pPr>
           </w:p>
         </w:tc>
-        <w:tc>
-          <w:tcPr>
-            <w:tcW w:w="385" w:type="pct"/>
-            <w:tcBorders>
-              <w:top w:val="single" w:sz="4" w:space="0" w:color="CBD5E1"/>
-              <w:left w:val="single" w:sz="4" w:space="0" w:color="CBD5E1"/>
-              <w:bottom w:val="single" w:sz="4" w:space="0" w:color="CBD5E1"/>
-              <w:right w:val="single" w:sz="4" w:space="0" w:color="CBD5E1"/>
-            </w:tcBorders>
-            <w:shd w:val="clear" w:color="auto" w:fill="EFF6FF"/>
-          </w:tcPr>
-          <w:p>
-            <w:pPr>
+      </w:tr>
+      <w:tr>
+        <w:tc>
+          <w:tcPr>
+            <w:tcW w:w="676" w:type="pct"/>
+            <w:tcBorders>
+              <w:top w:val="single" w:sz="4" w:space="0" w:color="CBD5E1"/>
+              <w:left w:val="single" w:sz="4" w:space="0" w:color="CBD5E1"/>
+              <w:bottom w:val="single" w:sz="4" w:space="0" w:color="CBD5E1"/>
+              <w:right w:val="single" w:sz="4" w:space="0" w:color="CBD5E1"/>
+            </w:tcBorders>
+            <w:shd w:val="clear" w:color="auto" w:fill="DBEAFE"/>
+            <w:tcMar>
+              <w:top w:w="80" w:type="dxa"/>
+              <w:left w:w="120" w:type="dxa"/>
+              <w:bottom w:w="80" w:type="dxa"/>
+              <w:right w:w="120" w:type="dxa"/>
+            </w:tcMar>
+          </w:tcPr>
+          <w:p>
+            <w:r>
               <w:rPr>
                 <w:rFonts w:ascii="Calibri" w:eastAsia="Calibri" w:hAnsi="Calibri" w:cs="Calibri"/>
                 <w:i/>
@@ -5635,22 +5230,29 @@
                 <w:sz w:val="18"/>
                 <w:szCs w:val="18"/>
               </w:rPr>
-            </w:pPr>
-          </w:p>
-        </w:tc>
-        <w:tc>
-          <w:tcPr>
-            <w:tcW w:w="355" w:type="pct"/>
-            <w:tcBorders>
-              <w:top w:val="single" w:sz="4" w:space="0" w:color="CBD5E1"/>
-              <w:left w:val="single" w:sz="4" w:space="0" w:color="CBD5E1"/>
-              <w:bottom w:val="single" w:sz="4" w:space="0" w:color="CBD5E1"/>
-              <w:right w:val="single" w:sz="4" w:space="0" w:color="CBD5E1"/>
-            </w:tcBorders>
-            <w:shd w:val="clear" w:color="auto" w:fill="EFF6FF"/>
-          </w:tcPr>
-          <w:p>
-            <w:pPr>
+              <w:t>(add here)</w:t>
+            </w:r>
+          </w:p>
+        </w:tc>
+        <w:tc>
+          <w:tcPr>
+            <w:tcW w:w="818" w:type="pct"/>
+            <w:tcBorders>
+              <w:top w:val="single" w:sz="4" w:space="0" w:color="CBD5E1"/>
+              <w:left w:val="single" w:sz="4" w:space="0" w:color="CBD5E1"/>
+              <w:bottom w:val="single" w:sz="4" w:space="0" w:color="CBD5E1"/>
+              <w:right w:val="single" w:sz="4" w:space="0" w:color="CBD5E1"/>
+            </w:tcBorders>
+            <w:shd w:val="clear" w:color="auto" w:fill="DBEAFE"/>
+            <w:tcMar>
+              <w:top w:w="80" w:type="dxa"/>
+              <w:left w:w="120" w:type="dxa"/>
+              <w:bottom w:w="80" w:type="dxa"/>
+              <w:right w:w="120" w:type="dxa"/>
+            </w:tcMar>
+          </w:tcPr>
+          <w:p>
+            <w:r>
               <w:rPr>
                 <w:rFonts w:ascii="Calibri" w:eastAsia="Calibri" w:hAnsi="Calibri" w:cs="Calibri"/>
                 <w:i/>
@@ -5659,28 +5261,29 @@
                 <w:sz w:val="18"/>
                 <w:szCs w:val="18"/>
               </w:rPr>
-            </w:pPr>
-          </w:p>
-        </w:tc>
-        <w:tc>
-          <w:tcPr>
-            <w:tcW w:w="1736" w:type="pct"/>
-            <w:tcBorders>
-              <w:top w:val="single" w:sz="4" w:space="0" w:color="CBD5E1"/>
-              <w:left w:val="single" w:sz="4" w:space="0" w:color="CBD5E1"/>
-              <w:bottom w:val="single" w:sz="4" w:space="0" w:color="CBD5E1"/>
-              <w:right w:val="single" w:sz="4" w:space="0" w:color="CBD5E1"/>
-            </w:tcBorders>
-            <w:shd w:val="clear" w:color="auto" w:fill="EFF6FF"/>
-            <w:tcMar>
-              <w:top w:w="80" w:type="dxa"/>
-              <w:left w:w="120" w:type="dxa"/>
-              <w:bottom w:w="80" w:type="dxa"/>
-              <w:right w:w="120" w:type="dxa"/>
-            </w:tcMar>
-          </w:tcPr>
-          <w:p>
-            <w:pPr>
+              <w:t>(add here)</w:t>
+            </w:r>
+          </w:p>
+        </w:tc>
+        <w:tc>
+          <w:tcPr>
+            <w:tcW w:w="551" w:type="pct"/>
+            <w:tcBorders>
+              <w:top w:val="single" w:sz="4" w:space="0" w:color="CBD5E1"/>
+              <w:left w:val="single" w:sz="4" w:space="0" w:color="CBD5E1"/>
+              <w:bottom w:val="single" w:sz="4" w:space="0" w:color="CBD5E1"/>
+              <w:right w:val="single" w:sz="4" w:space="0" w:color="CBD5E1"/>
+            </w:tcBorders>
+            <w:shd w:val="clear" w:color="auto" w:fill="DBEAFE"/>
+            <w:tcMar>
+              <w:top w:w="80" w:type="dxa"/>
+              <w:left w:w="120" w:type="dxa"/>
+              <w:bottom w:w="80" w:type="dxa"/>
+              <w:right w:w="120" w:type="dxa"/>
+            </w:tcMar>
+          </w:tcPr>
+          <w:p>
+            <w:r>
               <w:rPr>
                 <w:rFonts w:ascii="Calibri" w:eastAsia="Calibri" w:hAnsi="Calibri" w:cs="Calibri"/>
                 <w:i/>
@@ -5689,79 +5292,29 @@
                 <w:sz w:val="18"/>
                 <w:szCs w:val="18"/>
               </w:rPr>
-            </w:pPr>
-          </w:p>
-        </w:tc>
-      </w:tr>
-      <w:tr>
-        <w:tc>
-          <w:tcPr>
-            <w:tcW w:w="676" w:type="pct"/>
-            <w:tcBorders>
-              <w:top w:val="single" w:sz="4" w:space="0" w:color="CBD5E1"/>
-              <w:left w:val="single" w:sz="4" w:space="0" w:color="CBD5E1"/>
-              <w:bottom w:val="single" w:sz="4" w:space="0" w:color="CBD5E1"/>
-              <w:right w:val="single" w:sz="4" w:space="0" w:color="CBD5E1"/>
-            </w:tcBorders>
-            <w:shd w:val="clear" w:color="auto" w:fill="EFF6FF"/>
-            <w:tcMar>
-              <w:top w:w="80" w:type="dxa"/>
-              <w:left w:w="120" w:type="dxa"/>
-              <w:bottom w:w="80" w:type="dxa"/>
-              <w:right w:w="120" w:type="dxa"/>
-            </w:tcMar>
-          </w:tcPr>
-          <w:p>
-            <w:r>
-              <w:t>R</w:t>
-            </w:r>
-            <w:r>
-              <w:t>emarks</w:t>
-            </w:r>
-          </w:p>
-        </w:tc>
-        <w:tc>
-          <w:tcPr>
-            <w:tcW w:w="818" w:type="pct"/>
-            <w:tcBorders>
-              <w:top w:val="single" w:sz="4" w:space="0" w:color="CBD5E1"/>
-              <w:left w:val="single" w:sz="4" w:space="0" w:color="CBD5E1"/>
-              <w:bottom w:val="single" w:sz="4" w:space="0" w:color="CBD5E1"/>
-              <w:right w:val="single" w:sz="4" w:space="0" w:color="CBD5E1"/>
-            </w:tcBorders>
-            <w:shd w:val="clear" w:color="auto" w:fill="EFF6FF"/>
-            <w:tcMar>
-              <w:top w:w="80" w:type="dxa"/>
-              <w:left w:w="120" w:type="dxa"/>
-              <w:bottom w:w="80" w:type="dxa"/>
-              <w:right w:w="120" w:type="dxa"/>
-            </w:tcMar>
-          </w:tcPr>
-          <w:p>
-            <w:r>
-              <w:t>Remarks</w:t>
-            </w:r>
-          </w:p>
-        </w:tc>
-        <w:tc>
-          <w:tcPr>
-            <w:tcW w:w="551" w:type="pct"/>
-            <w:tcBorders>
-              <w:top w:val="single" w:sz="4" w:space="0" w:color="CBD5E1"/>
-              <w:left w:val="single" w:sz="4" w:space="0" w:color="CBD5E1"/>
-              <w:bottom w:val="single" w:sz="4" w:space="0" w:color="CBD5E1"/>
-              <w:right w:val="single" w:sz="4" w:space="0" w:color="CBD5E1"/>
-            </w:tcBorders>
-            <w:shd w:val="clear" w:color="auto" w:fill="EFF6FF"/>
-            <w:tcMar>
-              <w:top w:w="80" w:type="dxa"/>
-              <w:left w:w="120" w:type="dxa"/>
-              <w:bottom w:w="80" w:type="dxa"/>
-              <w:right w:w="120" w:type="dxa"/>
-            </w:tcMar>
-          </w:tcPr>
-          <w:p>
-            <w:pPr>
+              <w:t>(add here)</w:t>
+            </w:r>
+          </w:p>
+        </w:tc>
+        <w:tc>
+          <w:tcPr>
+            <w:tcW w:w="479" w:type="pct"/>
+            <w:tcBorders>
+              <w:top w:val="single" w:sz="4" w:space="0" w:color="CBD5E1"/>
+              <w:left w:val="single" w:sz="4" w:space="0" w:color="CBD5E1"/>
+              <w:bottom w:val="single" w:sz="4" w:space="0" w:color="CBD5E1"/>
+              <w:right w:val="single" w:sz="4" w:space="0" w:color="CBD5E1"/>
+            </w:tcBorders>
+            <w:shd w:val="clear" w:color="auto" w:fill="DBEAFE"/>
+            <w:tcMar>
+              <w:top w:w="80" w:type="dxa"/>
+              <w:left w:w="120" w:type="dxa"/>
+              <w:bottom w:w="80" w:type="dxa"/>
+              <w:right w:w="120" w:type="dxa"/>
+            </w:tcMar>
+          </w:tcPr>
+          <w:p>
+            <w:r>
               <w:rPr>
                 <w:rFonts w:ascii="Calibri" w:eastAsia="Calibri" w:hAnsi="Calibri" w:cs="Calibri"/>
                 <w:i/>
@@ -5770,36 +5323,20 @@
                 <w:sz w:val="18"/>
                 <w:szCs w:val="18"/>
               </w:rPr>
-            </w:pPr>
-            <w:proofErr w:type="spellStart"/>
-            <w:r>
-              <w:rPr>
-                <w:rFonts w:ascii="Calibri" w:eastAsia="Calibri" w:hAnsi="Calibri" w:cs="Calibri"/>
-                <w:color w:val="166534"/>
-                <w:sz w:val="19"/>
-                <w:szCs w:val="19"/>
-              </w:rPr>
-              <w:t>TextArea</w:t>
-            </w:r>
-            <w:proofErr w:type="spellEnd"/>
-          </w:p>
-        </w:tc>
-        <w:tc>
-          <w:tcPr>
-            <w:tcW w:w="479" w:type="pct"/>
-            <w:tcBorders>
-              <w:top w:val="single" w:sz="4" w:space="0" w:color="CBD5E1"/>
-              <w:left w:val="single" w:sz="4" w:space="0" w:color="CBD5E1"/>
-              <w:bottom w:val="single" w:sz="4" w:space="0" w:color="CBD5E1"/>
-              <w:right w:val="single" w:sz="4" w:space="0" w:color="CBD5E1"/>
-            </w:tcBorders>
-            <w:shd w:val="clear" w:color="auto" w:fill="EFF6FF"/>
-            <w:tcMar>
-              <w:top w:w="80" w:type="dxa"/>
-              <w:left w:w="120" w:type="dxa"/>
-              <w:bottom w:w="80" w:type="dxa"/>
-              <w:right w:w="120" w:type="dxa"/>
-            </w:tcMar>
+              <w:t>(add here)</w:t>
+            </w:r>
+          </w:p>
+        </w:tc>
+        <w:tc>
+          <w:tcPr>
+            <w:tcW w:w="385" w:type="pct"/>
+            <w:tcBorders>
+              <w:top w:val="single" w:sz="4" w:space="0" w:color="CBD5E1"/>
+              <w:left w:val="single" w:sz="4" w:space="0" w:color="CBD5E1"/>
+              <w:bottom w:val="single" w:sz="4" w:space="0" w:color="CBD5E1"/>
+              <w:right w:val="single" w:sz="4" w:space="0" w:color="CBD5E1"/>
+            </w:tcBorders>
+            <w:shd w:val="clear" w:color="auto" w:fill="DBEAFE"/>
           </w:tcPr>
           <w:p>
             <w:pPr>
@@ -5816,14 +5353,14 @@
         </w:tc>
         <w:tc>
           <w:tcPr>
-            <w:tcW w:w="385" w:type="pct"/>
-            <w:tcBorders>
-              <w:top w:val="single" w:sz="4" w:space="0" w:color="CBD5E1"/>
-              <w:left w:val="single" w:sz="4" w:space="0" w:color="CBD5E1"/>
-              <w:bottom w:val="single" w:sz="4" w:space="0" w:color="CBD5E1"/>
-              <w:right w:val="single" w:sz="4" w:space="0" w:color="CBD5E1"/>
-            </w:tcBorders>
-            <w:shd w:val="clear" w:color="auto" w:fill="EFF6FF"/>
+            <w:tcW w:w="355" w:type="pct"/>
+            <w:tcBorders>
+              <w:top w:val="single" w:sz="4" w:space="0" w:color="CBD5E1"/>
+              <w:left w:val="single" w:sz="4" w:space="0" w:color="CBD5E1"/>
+              <w:bottom w:val="single" w:sz="4" w:space="0" w:color="CBD5E1"/>
+              <w:right w:val="single" w:sz="4" w:space="0" w:color="CBD5E1"/>
+            </w:tcBorders>
+            <w:shd w:val="clear" w:color="auto" w:fill="DBEAFE"/>
           </w:tcPr>
           <w:p>
             <w:pPr>
@@ -5840,17 +5377,23 @@
         </w:tc>
         <w:tc>
           <w:tcPr>
-            <w:tcW w:w="355" w:type="pct"/>
-            <w:tcBorders>
-              <w:top w:val="single" w:sz="4" w:space="0" w:color="CBD5E1"/>
-              <w:left w:val="single" w:sz="4" w:space="0" w:color="CBD5E1"/>
-              <w:bottom w:val="single" w:sz="4" w:space="0" w:color="CBD5E1"/>
-              <w:right w:val="single" w:sz="4" w:space="0" w:color="CBD5E1"/>
-            </w:tcBorders>
-            <w:shd w:val="clear" w:color="auto" w:fill="EFF6FF"/>
-          </w:tcPr>
-          <w:p>
-            <w:pPr>
+            <w:tcW w:w="1736" w:type="pct"/>
+            <w:tcBorders>
+              <w:top w:val="single" w:sz="4" w:space="0" w:color="CBD5E1"/>
+              <w:left w:val="single" w:sz="4" w:space="0" w:color="CBD5E1"/>
+              <w:bottom w:val="single" w:sz="4" w:space="0" w:color="CBD5E1"/>
+              <w:right w:val="single" w:sz="4" w:space="0" w:color="CBD5E1"/>
+            </w:tcBorders>
+            <w:shd w:val="clear" w:color="auto" w:fill="DBEAFE"/>
+            <w:tcMar>
+              <w:top w:w="80" w:type="dxa"/>
+              <w:left w:w="120" w:type="dxa"/>
+              <w:bottom w:w="80" w:type="dxa"/>
+              <w:right w:w="120" w:type="dxa"/>
+            </w:tcMar>
+          </w:tcPr>
+          <w:p>
+            <w:r>
               <w:rPr>
                 <w:rFonts w:ascii="Calibri" w:eastAsia="Calibri" w:hAnsi="Calibri" w:cs="Calibri"/>
                 <w:i/>
@@ -5859,240 +5402,6 @@
                 <w:sz w:val="18"/>
                 <w:szCs w:val="18"/>
               </w:rPr>
-            </w:pPr>
-          </w:p>
-        </w:tc>
-        <w:tc>
-          <w:tcPr>
-            <w:tcW w:w="1736" w:type="pct"/>
-            <w:tcBorders>
-              <w:top w:val="single" w:sz="4" w:space="0" w:color="CBD5E1"/>
-              <w:left w:val="single" w:sz="4" w:space="0" w:color="CBD5E1"/>
-              <w:bottom w:val="single" w:sz="4" w:space="0" w:color="CBD5E1"/>
-              <w:right w:val="single" w:sz="4" w:space="0" w:color="CBD5E1"/>
-            </w:tcBorders>
-            <w:shd w:val="clear" w:color="auto" w:fill="EFF6FF"/>
-            <w:tcMar>
-              <w:top w:w="80" w:type="dxa"/>
-              <w:left w:w="120" w:type="dxa"/>
-              <w:bottom w:w="80" w:type="dxa"/>
-              <w:right w:w="120" w:type="dxa"/>
-            </w:tcMar>
-          </w:tcPr>
-          <w:p>
-            <w:pPr>
-              <w:rPr>
-                <w:rFonts w:ascii="Calibri" w:eastAsia="Calibri" w:hAnsi="Calibri" w:cs="Calibri"/>
-                <w:i/>
-                <w:iCs/>
-                <w:color w:val="1D4ED8"/>
-                <w:sz w:val="18"/>
-                <w:szCs w:val="18"/>
-              </w:rPr>
-            </w:pPr>
-          </w:p>
-        </w:tc>
-      </w:tr>
-      <w:tr>
-        <w:tc>
-          <w:tcPr>
-            <w:tcW w:w="676" w:type="pct"/>
-            <w:tcBorders>
-              <w:top w:val="single" w:sz="4" w:space="0" w:color="CBD5E1"/>
-              <w:left w:val="single" w:sz="4" w:space="0" w:color="CBD5E1"/>
-              <w:bottom w:val="single" w:sz="4" w:space="0" w:color="CBD5E1"/>
-              <w:right w:val="single" w:sz="4" w:space="0" w:color="CBD5E1"/>
-            </w:tcBorders>
-            <w:shd w:val="clear" w:color="auto" w:fill="DBEAFE"/>
-            <w:tcMar>
-              <w:top w:w="80" w:type="dxa"/>
-              <w:left w:w="120" w:type="dxa"/>
-              <w:bottom w:w="80" w:type="dxa"/>
-              <w:right w:w="120" w:type="dxa"/>
-            </w:tcMar>
-          </w:tcPr>
-          <w:p>
-            <w:r>
-              <w:rPr>
-                <w:rFonts w:ascii="Calibri" w:eastAsia="Calibri" w:hAnsi="Calibri" w:cs="Calibri"/>
-                <w:i/>
-                <w:iCs/>
-                <w:color w:val="1D4ED8"/>
-                <w:sz w:val="18"/>
-                <w:szCs w:val="18"/>
-              </w:rPr>
-              <w:t>(add here)</w:t>
-            </w:r>
-          </w:p>
-        </w:tc>
-        <w:tc>
-          <w:tcPr>
-            <w:tcW w:w="818" w:type="pct"/>
-            <w:tcBorders>
-              <w:top w:val="single" w:sz="4" w:space="0" w:color="CBD5E1"/>
-              <w:left w:val="single" w:sz="4" w:space="0" w:color="CBD5E1"/>
-              <w:bottom w:val="single" w:sz="4" w:space="0" w:color="CBD5E1"/>
-              <w:right w:val="single" w:sz="4" w:space="0" w:color="CBD5E1"/>
-            </w:tcBorders>
-            <w:shd w:val="clear" w:color="auto" w:fill="DBEAFE"/>
-            <w:tcMar>
-              <w:top w:w="80" w:type="dxa"/>
-              <w:left w:w="120" w:type="dxa"/>
-              <w:bottom w:w="80" w:type="dxa"/>
-              <w:right w:w="120" w:type="dxa"/>
-            </w:tcMar>
-          </w:tcPr>
-          <w:p>
-            <w:r>
-              <w:rPr>
-                <w:rFonts w:ascii="Calibri" w:eastAsia="Calibri" w:hAnsi="Calibri" w:cs="Calibri"/>
-                <w:i/>
-                <w:iCs/>
-                <w:color w:val="1D4ED8"/>
-                <w:sz w:val="18"/>
-                <w:szCs w:val="18"/>
-              </w:rPr>
-              <w:t>(add here)</w:t>
-            </w:r>
-          </w:p>
-        </w:tc>
-        <w:tc>
-          <w:tcPr>
-            <w:tcW w:w="551" w:type="pct"/>
-            <w:tcBorders>
-              <w:top w:val="single" w:sz="4" w:space="0" w:color="CBD5E1"/>
-              <w:left w:val="single" w:sz="4" w:space="0" w:color="CBD5E1"/>
-              <w:bottom w:val="single" w:sz="4" w:space="0" w:color="CBD5E1"/>
-              <w:right w:val="single" w:sz="4" w:space="0" w:color="CBD5E1"/>
-            </w:tcBorders>
-            <w:shd w:val="clear" w:color="auto" w:fill="DBEAFE"/>
-            <w:tcMar>
-              <w:top w:w="80" w:type="dxa"/>
-              <w:left w:w="120" w:type="dxa"/>
-              <w:bottom w:w="80" w:type="dxa"/>
-              <w:right w:w="120" w:type="dxa"/>
-            </w:tcMar>
-          </w:tcPr>
-          <w:p>
-            <w:r>
-              <w:rPr>
-                <w:rFonts w:ascii="Calibri" w:eastAsia="Calibri" w:hAnsi="Calibri" w:cs="Calibri"/>
-                <w:i/>
-                <w:iCs/>
-                <w:color w:val="1D4ED8"/>
-                <w:sz w:val="18"/>
-                <w:szCs w:val="18"/>
-              </w:rPr>
-              <w:t>(add here)</w:t>
-            </w:r>
-          </w:p>
-        </w:tc>
-        <w:tc>
-          <w:tcPr>
-            <w:tcW w:w="479" w:type="pct"/>
-            <w:tcBorders>
-              <w:top w:val="single" w:sz="4" w:space="0" w:color="CBD5E1"/>
-              <w:left w:val="single" w:sz="4" w:space="0" w:color="CBD5E1"/>
-              <w:bottom w:val="single" w:sz="4" w:space="0" w:color="CBD5E1"/>
-              <w:right w:val="single" w:sz="4" w:space="0" w:color="CBD5E1"/>
-            </w:tcBorders>
-            <w:shd w:val="clear" w:color="auto" w:fill="DBEAFE"/>
-            <w:tcMar>
-              <w:top w:w="80" w:type="dxa"/>
-              <w:left w:w="120" w:type="dxa"/>
-              <w:bottom w:w="80" w:type="dxa"/>
-              <w:right w:w="120" w:type="dxa"/>
-            </w:tcMar>
-          </w:tcPr>
-          <w:p>
-            <w:r>
-              <w:rPr>
-                <w:rFonts w:ascii="Calibri" w:eastAsia="Calibri" w:hAnsi="Calibri" w:cs="Calibri"/>
-                <w:i/>
-                <w:iCs/>
-                <w:color w:val="1D4ED8"/>
-                <w:sz w:val="18"/>
-                <w:szCs w:val="18"/>
-              </w:rPr>
-              <w:t>(add here)</w:t>
-            </w:r>
-          </w:p>
-        </w:tc>
-        <w:tc>
-          <w:tcPr>
-            <w:tcW w:w="385" w:type="pct"/>
-            <w:tcBorders>
-              <w:top w:val="single" w:sz="4" w:space="0" w:color="CBD5E1"/>
-              <w:left w:val="single" w:sz="4" w:space="0" w:color="CBD5E1"/>
-              <w:bottom w:val="single" w:sz="4" w:space="0" w:color="CBD5E1"/>
-              <w:right w:val="single" w:sz="4" w:space="0" w:color="CBD5E1"/>
-            </w:tcBorders>
-            <w:shd w:val="clear" w:color="auto" w:fill="DBEAFE"/>
-          </w:tcPr>
-          <w:p>
-            <w:pPr>
-              <w:rPr>
-                <w:rFonts w:ascii="Calibri" w:eastAsia="Calibri" w:hAnsi="Calibri" w:cs="Calibri"/>
-                <w:i/>
-                <w:iCs/>
-                <w:color w:val="1D4ED8"/>
-                <w:sz w:val="18"/>
-                <w:szCs w:val="18"/>
-              </w:rPr>
-            </w:pPr>
-          </w:p>
-        </w:tc>
-        <w:tc>
-          <w:tcPr>
-            <w:tcW w:w="355" w:type="pct"/>
-            <w:tcBorders>
-              <w:top w:val="single" w:sz="4" w:space="0" w:color="CBD5E1"/>
-              <w:left w:val="single" w:sz="4" w:space="0" w:color="CBD5E1"/>
-              <w:bottom w:val="single" w:sz="4" w:space="0" w:color="CBD5E1"/>
-              <w:right w:val="single" w:sz="4" w:space="0" w:color="CBD5E1"/>
-            </w:tcBorders>
-            <w:shd w:val="clear" w:color="auto" w:fill="DBEAFE"/>
-          </w:tcPr>
-          <w:p>
-            <w:pPr>
-              <w:rPr>
-                <w:rFonts w:ascii="Calibri" w:eastAsia="Calibri" w:hAnsi="Calibri" w:cs="Calibri"/>
-                <w:i/>
-                <w:iCs/>
-                <w:color w:val="1D4ED8"/>
-                <w:sz w:val="18"/>
-                <w:szCs w:val="18"/>
-              </w:rPr>
-            </w:pPr>
-          </w:p>
-        </w:tc>
-        <w:tc>
-          <w:tcPr>
-            <w:tcW w:w="1736" w:type="pct"/>
-            <w:tcBorders>
-              <w:top w:val="single" w:sz="4" w:space="0" w:color="CBD5E1"/>
-              <w:left w:val="single" w:sz="4" w:space="0" w:color="CBD5E1"/>
-              <w:bottom w:val="single" w:sz="4" w:space="0" w:color="CBD5E1"/>
-              <w:right w:val="single" w:sz="4" w:space="0" w:color="CBD5E1"/>
-            </w:tcBorders>
-            <w:shd w:val="clear" w:color="auto" w:fill="DBEAFE"/>
-            <w:tcMar>
-              <w:top w:w="80" w:type="dxa"/>
-              <w:left w:w="120" w:type="dxa"/>
-              <w:bottom w:w="80" w:type="dxa"/>
-              <w:right w:w="120" w:type="dxa"/>
-            </w:tcMar>
-          </w:tcPr>
-          <w:p>
-            <w:r>
-              <w:rPr>
-                <w:rFonts w:ascii="Calibri" w:eastAsia="Calibri" w:hAnsi="Calibri" w:cs="Calibri"/>
-                <w:i/>
-                <w:iCs/>
-                <w:color w:val="1D4ED8"/>
-                <w:sz w:val="18"/>
-                <w:szCs w:val="18"/>
-              </w:rPr>
               <w:t>(add here)</w:t>
             </w:r>
           </w:p>
@@ -6160,9 +5469,8 @@
           <w:sz w:val="21"/>
           <w:szCs w:val="21"/>
         </w:rPr>
-        <w:t xml:space="preserve">When </w:t>
-      </w:r>
-      <w:proofErr w:type="spellStart"/>
+        <w:t>When DivisionID changes → clear</w:t>
+      </w:r>
       <w:r>
         <w:rPr>
           <w:rFonts w:ascii="Calibri" w:eastAsia="Calibri" w:hAnsi="Calibri" w:cs="Calibri"/>
@@ -6170,9 +5478,8 @@
           <w:sz w:val="21"/>
           <w:szCs w:val="21"/>
         </w:rPr>
-        <w:t>DivisionID</w:t>
-      </w:r>
-      <w:proofErr w:type="spellEnd"/>
+        <w:t xml:space="preserve"> From</w:t>
+      </w:r>
       <w:r>
         <w:rPr>
           <w:rFonts w:ascii="Calibri" w:eastAsia="Calibri" w:hAnsi="Calibri" w:cs="Calibri"/>
@@ -6180,7 +5487,7 @@
           <w:sz w:val="21"/>
           <w:szCs w:val="21"/>
         </w:rPr>
-        <w:t xml:space="preserve"> changes → clear</w:t>
+        <w:t xml:space="preserve"> </w:t>
       </w:r>
       <w:r>
         <w:rPr>
@@ -6189,7 +5496,7 @@
           <w:sz w:val="21"/>
           <w:szCs w:val="21"/>
         </w:rPr>
-        <w:t xml:space="preserve"> From</w:t>
+        <w:t>Location</w:t>
       </w:r>
       <w:r>
         <w:rPr>
@@ -6198,7 +5505,7 @@
           <w:sz w:val="21"/>
           <w:szCs w:val="21"/>
         </w:rPr>
-        <w:t xml:space="preserve"> </w:t>
+        <w:t xml:space="preserve">, </w:t>
       </w:r>
       <w:r>
         <w:rPr>
@@ -6207,7 +5514,7 @@
           <w:sz w:val="21"/>
           <w:szCs w:val="21"/>
         </w:rPr>
-        <w:t>Location</w:t>
+        <w:t xml:space="preserve">TO location </w:t>
       </w:r>
       <w:r>
         <w:rPr>
@@ -6216,7 +5523,7 @@
           <w:sz w:val="21"/>
           <w:szCs w:val="21"/>
         </w:rPr>
-        <w:t xml:space="preserve">, </w:t>
+        <w:t>,Grid Data(</w:t>
       </w:r>
       <w:r>
         <w:rPr>
@@ -6225,48 +5532,8 @@
           <w:sz w:val="21"/>
           <w:szCs w:val="21"/>
         </w:rPr>
-        <w:t xml:space="preserve">TO </w:t>
-      </w:r>
-      <w:proofErr w:type="gramStart"/>
-      <w:r>
-        <w:rPr>
-          <w:rFonts w:ascii="Calibri" w:eastAsia="Calibri" w:hAnsi="Calibri" w:cs="Calibri"/>
-          <w:color w:val="166534"/>
-          <w:sz w:val="21"/>
-          <w:szCs w:val="21"/>
-        </w:rPr>
-        <w:t xml:space="preserve">location </w:t>
-      </w:r>
-      <w:r>
-        <w:rPr>
-          <w:rFonts w:ascii="Calibri" w:eastAsia="Calibri" w:hAnsi="Calibri" w:cs="Calibri"/>
-          <w:color w:val="166534"/>
-          <w:sz w:val="21"/>
-          <w:szCs w:val="21"/>
-        </w:rPr>
-        <w:t>,Grid</w:t>
-      </w:r>
-      <w:proofErr w:type="gramEnd"/>
-      <w:r>
-        <w:rPr>
-          <w:rFonts w:ascii="Calibri" w:eastAsia="Calibri" w:hAnsi="Calibri" w:cs="Calibri"/>
-          <w:color w:val="166534"/>
-          <w:sz w:val="21"/>
-          <w:szCs w:val="21"/>
-        </w:rPr>
-        <w:t xml:space="preserve"> Data(</w:t>
-      </w:r>
-      <w:proofErr w:type="spellStart"/>
-      <w:r>
-        <w:rPr>
-          <w:rFonts w:ascii="Calibri" w:eastAsia="Calibri" w:hAnsi="Calibri" w:cs="Calibri"/>
-          <w:color w:val="166534"/>
-          <w:sz w:val="21"/>
-          <w:szCs w:val="21"/>
-        </w:rPr>
         <w:t>Rb_astdeptissdet</w:t>
       </w:r>
-      <w:proofErr w:type="spellEnd"/>
       <w:r>
         <w:rPr>
           <w:rFonts w:ascii="Calibri" w:eastAsia="Calibri" w:hAnsi="Calibri" w:cs="Calibri"/>
@@ -6326,9 +5593,8 @@
           <w:sz w:val="21"/>
           <w:szCs w:val="21"/>
         </w:rPr>
-        <w:t xml:space="preserve">When From Location changes → clear Grid </w:t>
-      </w:r>
-      <w:proofErr w:type="gramStart"/>
+        <w:t>When From Location changes → clear Grid Data(</w:t>
+      </w:r>
       <w:r>
         <w:rPr>
           <w:rFonts w:ascii="Calibri" w:eastAsia="Calibri" w:hAnsi="Calibri" w:cs="Calibri"/>
@@ -6336,20 +5602,8 @@
           <w:sz w:val="21"/>
           <w:szCs w:val="21"/>
         </w:rPr>
-        <w:t>Data(</w:t>
-      </w:r>
-      <w:proofErr w:type="spellStart"/>
-      <w:proofErr w:type="gramEnd"/>
-      <w:r>
-        <w:rPr>
-          <w:rFonts w:ascii="Calibri" w:eastAsia="Calibri" w:hAnsi="Calibri" w:cs="Calibri"/>
-          <w:color w:val="166534"/>
-          <w:sz w:val="21"/>
-          <w:szCs w:val="21"/>
-        </w:rPr>
         <w:t>Rb_astdeptissdet</w:t>
       </w:r>
-      <w:proofErr w:type="spellEnd"/>
       <w:r>
         <w:rPr>
           <w:rFonts w:ascii="Calibri" w:eastAsia="Calibri" w:hAnsi="Calibri" w:cs="Calibri"/>
@@ -6400,9 +5654,8 @@
           <w:sz w:val="21"/>
           <w:szCs w:val="21"/>
         </w:rPr>
-        <w:t xml:space="preserve">When From Department changes → clear Grid </w:t>
-      </w:r>
-      <w:proofErr w:type="gramStart"/>
+        <w:t>When From Department changes → clear Grid Data(</w:t>
+      </w:r>
       <w:r>
         <w:rPr>
           <w:rFonts w:ascii="Calibri" w:eastAsia="Calibri" w:hAnsi="Calibri" w:cs="Calibri"/>
@@ -6410,20 +5663,8 @@
           <w:sz w:val="21"/>
           <w:szCs w:val="21"/>
         </w:rPr>
-        <w:t>Data(</w:t>
-      </w:r>
-      <w:proofErr w:type="spellStart"/>
-      <w:proofErr w:type="gramEnd"/>
-      <w:r>
-        <w:rPr>
-          <w:rFonts w:ascii="Calibri" w:eastAsia="Calibri" w:hAnsi="Calibri" w:cs="Calibri"/>
-          <w:color w:val="166534"/>
-          <w:sz w:val="21"/>
-          <w:szCs w:val="21"/>
-        </w:rPr>
         <w:t>Rb_astdeptissdet</w:t>
       </w:r>
-      <w:proofErr w:type="spellEnd"/>
       <w:r>
         <w:rPr>
           <w:rFonts w:ascii="Calibri" w:eastAsia="Calibri" w:hAnsi="Calibri" w:cs="Calibri"/>
@@ -6462,18 +5703,7 @@
           <w:sz w:val="21"/>
           <w:szCs w:val="21"/>
         </w:rPr>
-        <w:t>Validations for masters</w:t>
-      </w:r>
-      <w:r>
-        <w:rPr>
-          <w:rFonts w:ascii="Calibri" w:eastAsia="Calibri" w:hAnsi="Calibri" w:cs="Calibri"/>
-          <w:b/>
-          <w:bCs/>
-          <w:color w:val="0F3460"/>
-          <w:sz w:val="21"/>
-          <w:szCs w:val="21"/>
-        </w:rPr>
-        <w:t>:</w:t>
+        <w:t>Validations for masters:</w:t>
       </w:r>
     </w:p>
     <w:p>
@@ -6549,31 +5779,7 @@
           <w:sz w:val="19"/>
           <w:szCs w:val="19"/>
         </w:rPr>
-        <w:t>List every column in the Item Grid (</w:t>
-      </w:r>
-      <w:proofErr w:type="spellStart"/>
-      <w:r>
-        <w:rPr>
-          <w:rFonts w:ascii="Calibri" w:eastAsia="Calibri" w:hAnsi="Calibri" w:cs="Calibri"/>
-          <w:i/>
-          <w:iCs/>
-          <w:color w:val="B45309"/>
-          <w:sz w:val="19"/>
-          <w:szCs w:val="19"/>
-        </w:rPr>
-        <w:t>EntryGrid</w:t>
-      </w:r>
-      <w:proofErr w:type="spellEnd"/>
-      <w:r>
-        <w:rPr>
-          <w:rFonts w:ascii="Calibri" w:eastAsia="Calibri" w:hAnsi="Calibri" w:cs="Calibri"/>
-          <w:i/>
-          <w:iCs/>
-          <w:color w:val="B45309"/>
-          <w:sz w:val="19"/>
-          <w:szCs w:val="19"/>
-        </w:rPr>
-        <w:t>). Source = "API (RB detail metadata)" or "Hardcoded" if static.</w:t>
+        <w:t>List every column in the Item Grid (EntryGrid). Source = "API (RB detail metadata)" or "Hardcoded" if static.</w:t>
       </w:r>
     </w:p>
     <w:p>
@@ -6676,9 +5882,32 @@
                 <w:sz w:val="18"/>
                 <w:szCs w:val="18"/>
               </w:rPr>
-              <w:t>Key (</w:t>
-            </w:r>
-            <w:proofErr w:type="spellStart"/>
+              <w:t>Key (ColName)</w:t>
+            </w:r>
+          </w:p>
+        </w:tc>
+        <w:tc>
+          <w:tcPr>
+            <w:tcW w:w="900" w:type="pct"/>
+            <w:tcBorders>
+              <w:top w:val="single" w:sz="4" w:space="0" w:color="0F3460"/>
+              <w:left w:val="single" w:sz="4" w:space="0" w:color="0F3460"/>
+              <w:bottom w:val="single" w:sz="4" w:space="0" w:color="0F3460"/>
+              <w:right w:val="single" w:sz="4" w:space="0" w:color="0F3460"/>
+            </w:tcBorders>
+            <w:shd w:val="clear" w:color="auto" w:fill="0F3460"/>
+            <w:tcMar>
+              <w:top w:w="80" w:type="dxa"/>
+              <w:left w:w="120" w:type="dxa"/>
+              <w:bottom w:w="80" w:type="dxa"/>
+              <w:right w:w="120" w:type="dxa"/>
+            </w:tcMar>
+            <w:vAlign w:val="center"/>
+          </w:tcPr>
+          <w:p>
+            <w:pPr>
+              <w:jc w:val="center"/>
+            </w:pPr>
             <w:r>
               <w:rPr>
                 <w:rFonts w:ascii="Calibri" w:eastAsia="Calibri" w:hAnsi="Calibri" w:cs="Calibri"/>
@@ -6688,9 +5917,32 @@
                 <w:sz w:val="18"/>
                 <w:szCs w:val="18"/>
               </w:rPr>
-              <w:t>ColName</w:t>
-            </w:r>
-            <w:proofErr w:type="spellEnd"/>
+              <w:t>Control Type</w:t>
+            </w:r>
+          </w:p>
+        </w:tc>
+        <w:tc>
+          <w:tcPr>
+            <w:tcW w:w="600" w:type="pct"/>
+            <w:tcBorders>
+              <w:top w:val="single" w:sz="4" w:space="0" w:color="0F3460"/>
+              <w:left w:val="single" w:sz="4" w:space="0" w:color="0F3460"/>
+              <w:bottom w:val="single" w:sz="4" w:space="0" w:color="0F3460"/>
+              <w:right w:val="single" w:sz="4" w:space="0" w:color="0F3460"/>
+            </w:tcBorders>
+            <w:shd w:val="clear" w:color="auto" w:fill="0F3460"/>
+            <w:tcMar>
+              <w:top w:w="80" w:type="dxa"/>
+              <w:left w:w="120" w:type="dxa"/>
+              <w:bottom w:w="80" w:type="dxa"/>
+              <w:right w:w="120" w:type="dxa"/>
+            </w:tcMar>
+            <w:vAlign w:val="center"/>
+          </w:tcPr>
+          <w:p>
+            <w:pPr>
+              <w:jc w:val="center"/>
+            </w:pPr>
             <w:r>
               <w:rPr>
                 <w:rFonts w:ascii="Calibri" w:eastAsia="Calibri" w:hAnsi="Calibri" w:cs="Calibri"/>
@@ -6700,13 +5952,13 @@
                 <w:sz w:val="18"/>
                 <w:szCs w:val="18"/>
               </w:rPr>
-              <w:t>)</w:t>
-            </w:r>
-          </w:p>
-        </w:tc>
-        <w:tc>
-          <w:tcPr>
-            <w:tcW w:w="900" w:type="pct"/>
+              <w:t>Editable</w:t>
+            </w:r>
+          </w:p>
+        </w:tc>
+        <w:tc>
+          <w:tcPr>
+            <w:tcW w:w="1500" w:type="pct"/>
             <w:tcBorders>
               <w:top w:val="single" w:sz="4" w:space="0" w:color="0F3460"/>
               <w:left w:val="single" w:sz="4" w:space="0" w:color="0F3460"/>
@@ -6735,76 +5987,6 @@
                 <w:sz w:val="18"/>
                 <w:szCs w:val="18"/>
               </w:rPr>
-              <w:t>Control Type</w:t>
-            </w:r>
-          </w:p>
-        </w:tc>
-        <w:tc>
-          <w:tcPr>
-            <w:tcW w:w="600" w:type="pct"/>
-            <w:tcBorders>
-              <w:top w:val="single" w:sz="4" w:space="0" w:color="0F3460"/>
-              <w:left w:val="single" w:sz="4" w:space="0" w:color="0F3460"/>
-              <w:bottom w:val="single" w:sz="4" w:space="0" w:color="0F3460"/>
-              <w:right w:val="single" w:sz="4" w:space="0" w:color="0F3460"/>
-            </w:tcBorders>
-            <w:shd w:val="clear" w:color="auto" w:fill="0F3460"/>
-            <w:tcMar>
-              <w:top w:w="80" w:type="dxa"/>
-              <w:left w:w="120" w:type="dxa"/>
-              <w:bottom w:w="80" w:type="dxa"/>
-              <w:right w:w="120" w:type="dxa"/>
-            </w:tcMar>
-            <w:vAlign w:val="center"/>
-          </w:tcPr>
-          <w:p>
-            <w:pPr>
-              <w:jc w:val="center"/>
-            </w:pPr>
-            <w:r>
-              <w:rPr>
-                <w:rFonts w:ascii="Calibri" w:eastAsia="Calibri" w:hAnsi="Calibri" w:cs="Calibri"/>
-                <w:b/>
-                <w:bCs/>
-                <w:color w:val="FFFFFF"/>
-                <w:sz w:val="18"/>
-                <w:szCs w:val="18"/>
-              </w:rPr>
-              <w:t>Editable</w:t>
-            </w:r>
-          </w:p>
-        </w:tc>
-        <w:tc>
-          <w:tcPr>
-            <w:tcW w:w="1500" w:type="pct"/>
-            <w:tcBorders>
-              <w:top w:val="single" w:sz="4" w:space="0" w:color="0F3460"/>
-              <w:left w:val="single" w:sz="4" w:space="0" w:color="0F3460"/>
-              <w:bottom w:val="single" w:sz="4" w:space="0" w:color="0F3460"/>
-              <w:right w:val="single" w:sz="4" w:space="0" w:color="0F3460"/>
-            </w:tcBorders>
-            <w:shd w:val="clear" w:color="auto" w:fill="0F3460"/>
-            <w:tcMar>
-              <w:top w:w="80" w:type="dxa"/>
-              <w:left w:w="120" w:type="dxa"/>
-              <w:bottom w:w="80" w:type="dxa"/>
-              <w:right w:w="120" w:type="dxa"/>
-            </w:tcMar>
-            <w:vAlign w:val="center"/>
-          </w:tcPr>
-          <w:p>
-            <w:pPr>
-              <w:jc w:val="center"/>
-            </w:pPr>
-            <w:r>
-              <w:rPr>
-                <w:rFonts w:ascii="Calibri" w:eastAsia="Calibri" w:hAnsi="Calibri" w:cs="Calibri"/>
-                <w:b/>
-                <w:bCs/>
-                <w:color w:val="FFFFFF"/>
-                <w:sz w:val="18"/>
-                <w:szCs w:val="18"/>
-              </w:rPr>
               <w:t>Source</w:t>
             </w:r>
           </w:p>
@@ -6858,7 +6040,6 @@
             </w:tcMar>
           </w:tcPr>
           <w:p>
-            <w:proofErr w:type="spellStart"/>
             <w:r>
               <w:rPr>
                 <w:rFonts w:ascii="Calibri" w:eastAsia="Calibri" w:hAnsi="Calibri" w:cs="Calibri"/>
@@ -6868,7 +6049,6 @@
               </w:rPr>
               <w:t>SrNo</w:t>
             </w:r>
-            <w:proofErr w:type="spellEnd"/>
           </w:p>
         </w:tc>
         <w:tc>
@@ -6956,7 +6136,6 @@
               </w:rPr>
               <w:t xml:space="preserve">API — </w:t>
             </w:r>
-            <w:proofErr w:type="spellStart"/>
             <w:r>
               <w:rPr>
                 <w:rFonts w:ascii="Calibri" w:eastAsia="Calibri" w:hAnsi="Calibri" w:cs="Calibri"/>
@@ -6966,7 +6145,6 @@
               </w:rPr>
               <w:t>Rb_astdeptissdet</w:t>
             </w:r>
-            <w:proofErr w:type="spellEnd"/>
             <w:r>
               <w:rPr>
                 <w:rFonts w:ascii="Calibri" w:eastAsia="Calibri" w:hAnsi="Calibri" w:cs="Calibri"/>
@@ -7036,7 +6214,6 @@
             </w:tcMar>
           </w:tcPr>
           <w:p>
-            <w:proofErr w:type="spellStart"/>
             <w:r>
               <w:rPr>
                 <w:rFonts w:ascii="Calibri" w:eastAsia="Calibri" w:hAnsi="Calibri" w:cs="Calibri"/>
@@ -7046,7 +6223,6 @@
               </w:rPr>
               <w:t>ItemCode</w:t>
             </w:r>
-            <w:proofErr w:type="spellEnd"/>
           </w:p>
         </w:tc>
         <w:tc>
@@ -7134,7 +6310,6 @@
               </w:rPr>
               <w:t xml:space="preserve">API — </w:t>
             </w:r>
-            <w:proofErr w:type="spellStart"/>
             <w:r>
               <w:rPr>
                 <w:rFonts w:ascii="Calibri" w:eastAsia="Calibri" w:hAnsi="Calibri" w:cs="Calibri"/>
@@ -7144,7 +6319,6 @@
               </w:rPr>
               <w:t>Rb_astdeptissdet</w:t>
             </w:r>
-            <w:proofErr w:type="spellEnd"/>
             <w:r>
               <w:rPr>
                 <w:rFonts w:ascii="Calibri" w:eastAsia="Calibri" w:hAnsi="Calibri" w:cs="Calibri"/>
@@ -7214,7 +6388,6 @@
             </w:tcMar>
           </w:tcPr>
           <w:p>
-            <w:proofErr w:type="spellStart"/>
             <w:r>
               <w:rPr>
                 <w:rFonts w:ascii="Calibri" w:eastAsia="Calibri" w:hAnsi="Calibri" w:cs="Calibri"/>
@@ -7224,7 +6397,6 @@
               </w:rPr>
               <w:t>ItemName</w:t>
             </w:r>
-            <w:proofErr w:type="spellEnd"/>
           </w:p>
         </w:tc>
         <w:tc>
@@ -7312,7 +6484,6 @@
               </w:rPr>
               <w:t xml:space="preserve">API — </w:t>
             </w:r>
-            <w:proofErr w:type="spellStart"/>
             <w:r>
               <w:rPr>
                 <w:rFonts w:ascii="Calibri" w:eastAsia="Calibri" w:hAnsi="Calibri" w:cs="Calibri"/>
@@ -7322,7 +6493,6 @@
               </w:rPr>
               <w:t>Rb_astdeptissdet</w:t>
             </w:r>
-            <w:proofErr w:type="spellEnd"/>
             <w:r>
               <w:rPr>
                 <w:rFonts w:ascii="Calibri" w:eastAsia="Calibri" w:hAnsi="Calibri" w:cs="Calibri"/>
@@ -7392,7 +6562,6 @@
             </w:tcMar>
           </w:tcPr>
           <w:p>
-            <w:proofErr w:type="spellStart"/>
             <w:r>
               <w:rPr>
                 <w:rFonts w:ascii="Calibri" w:eastAsia="Calibri" w:hAnsi="Calibri" w:cs="Calibri"/>
@@ -7402,7 +6571,6 @@
               </w:rPr>
               <w:t>Qty</w:t>
             </w:r>
-            <w:proofErr w:type="spellEnd"/>
           </w:p>
         </w:tc>
         <w:tc>
@@ -7490,7 +6658,6 @@
               </w:rPr>
               <w:t xml:space="preserve">API — </w:t>
             </w:r>
-            <w:proofErr w:type="spellStart"/>
             <w:r>
               <w:rPr>
                 <w:rFonts w:ascii="Calibri" w:eastAsia="Calibri" w:hAnsi="Calibri" w:cs="Calibri"/>
@@ -7500,7 +6667,6 @@
               </w:rPr>
               <w:t>Rb_astdeptissdet</w:t>
             </w:r>
-            <w:proofErr w:type="spellEnd"/>
             <w:r>
               <w:rPr>
                 <w:rFonts w:ascii="Calibri" w:eastAsia="Calibri" w:hAnsi="Calibri" w:cs="Calibri"/>
@@ -7666,7 +6832,6 @@
               </w:rPr>
               <w:t xml:space="preserve">API — </w:t>
             </w:r>
-            <w:proofErr w:type="spellStart"/>
             <w:r>
               <w:rPr>
                 <w:rFonts w:ascii="Calibri" w:eastAsia="Calibri" w:hAnsi="Calibri" w:cs="Calibri"/>
@@ -7676,7 +6841,6 @@
               </w:rPr>
               <w:t>Rb_astdeptissdet</w:t>
             </w:r>
-            <w:proofErr w:type="spellEnd"/>
             <w:r>
               <w:rPr>
                 <w:rFonts w:ascii="Calibri" w:eastAsia="Calibri" w:hAnsi="Calibri" w:cs="Calibri"/>
@@ -7842,7 +7006,6 @@
               </w:rPr>
               <w:t xml:space="preserve">API — </w:t>
             </w:r>
-            <w:proofErr w:type="spellStart"/>
             <w:r>
               <w:rPr>
                 <w:rFonts w:ascii="Calibri" w:eastAsia="Calibri" w:hAnsi="Calibri" w:cs="Calibri"/>
@@ -7852,7 +7015,6 @@
               </w:rPr>
               <w:t>Rb_astdeptissdet</w:t>
             </w:r>
-            <w:proofErr w:type="spellEnd"/>
             <w:r>
               <w:rPr>
                 <w:rFonts w:ascii="Calibri" w:eastAsia="Calibri" w:hAnsi="Calibri" w:cs="Calibri"/>
@@ -8016,27 +7178,7 @@
                 <w:sz w:val="19"/>
                 <w:szCs w:val="19"/>
               </w:rPr>
-              <w:t xml:space="preserve">API — auto-calculated: </w:t>
-            </w:r>
-            <w:proofErr w:type="spellStart"/>
-            <w:r>
-              <w:rPr>
-                <w:rFonts w:ascii="Calibri" w:eastAsia="Calibri" w:hAnsi="Calibri" w:cs="Calibri"/>
-                <w:color w:val="166534"/>
-                <w:sz w:val="19"/>
-                <w:szCs w:val="19"/>
-              </w:rPr>
-              <w:t>Qty</w:t>
-            </w:r>
-            <w:proofErr w:type="spellEnd"/>
-            <w:r>
-              <w:rPr>
-                <w:rFonts w:ascii="Calibri" w:eastAsia="Calibri" w:hAnsi="Calibri" w:cs="Calibri"/>
-                <w:color w:val="166534"/>
-                <w:sz w:val="19"/>
-                <w:szCs w:val="19"/>
-              </w:rPr>
-              <w:t xml:space="preserve"> × Rate</w:t>
+              <w:t>API — auto-calculated: Qty × Rate</w:t>
             </w:r>
           </w:p>
         </w:tc>
@@ -8118,7 +7260,6 @@
             </w:tcMar>
           </w:tcPr>
           <w:p>
-            <w:proofErr w:type="spellStart"/>
             <w:r>
               <w:rPr>
                 <w:rFonts w:ascii="Calibri" w:eastAsia="Calibri" w:hAnsi="Calibri" w:cs="Calibri"/>
@@ -8128,7 +7269,6 @@
               </w:rPr>
               <w:t>Textarea</w:t>
             </w:r>
-            <w:proofErr w:type="spellEnd"/>
           </w:p>
         </w:tc>
         <w:tc>
@@ -8187,7 +7327,6 @@
               </w:rPr>
               <w:t xml:space="preserve">API — </w:t>
             </w:r>
-            <w:proofErr w:type="spellStart"/>
             <w:r>
               <w:rPr>
                 <w:rFonts w:ascii="Calibri" w:eastAsia="Calibri" w:hAnsi="Calibri" w:cs="Calibri"/>
@@ -8197,7 +7336,6 @@
               </w:rPr>
               <w:t>Rb_astdeptissdet</w:t>
             </w:r>
-            <w:proofErr w:type="spellEnd"/>
             <w:r>
               <w:rPr>
                 <w:rFonts w:ascii="Calibri" w:eastAsia="Calibri" w:hAnsi="Calibri" w:cs="Calibri"/>
@@ -8581,31 +7719,7 @@
           <w:sz w:val="19"/>
           <w:szCs w:val="19"/>
         </w:rPr>
-        <w:t xml:space="preserve">List every stored procedure / function called. </w:t>
-      </w:r>
-      <w:proofErr w:type="spellStart"/>
-      <w:r>
-        <w:rPr>
-          <w:rFonts w:ascii="Calibri" w:eastAsia="Calibri" w:hAnsi="Calibri" w:cs="Calibri"/>
-          <w:i/>
-          <w:iCs/>
-          <w:color w:val="B45309"/>
-          <w:sz w:val="19"/>
-          <w:szCs w:val="19"/>
-        </w:rPr>
-        <w:t>ObjType</w:t>
-      </w:r>
-      <w:proofErr w:type="spellEnd"/>
-      <w:r>
-        <w:rPr>
-          <w:rFonts w:ascii="Calibri" w:eastAsia="Calibri" w:hAnsi="Calibri" w:cs="Calibri"/>
-          <w:i/>
-          <w:iCs/>
-          <w:color w:val="B45309"/>
-          <w:sz w:val="19"/>
-          <w:szCs w:val="19"/>
-        </w:rPr>
-        <w:t xml:space="preserve"> 2 = Function, 1 = Procedure. Source: backend DBA.</w:t>
+        <w:t>List every stored procedure / function called. ObjType 2 = Function, 1 = Procedure. Source: backend DBA.</w:t>
       </w:r>
     </w:p>
     <w:p>
@@ -8700,7 +7814,6 @@
             <w:pPr>
               <w:jc w:val="center"/>
             </w:pPr>
-            <w:proofErr w:type="spellStart"/>
             <w:r>
               <w:rPr>
                 <w:rFonts w:ascii="Calibri" w:eastAsia="Calibri" w:hAnsi="Calibri" w:cs="Calibri"/>
@@ -8712,7 +7825,6 @@
               </w:rPr>
               <w:t>ObjType</w:t>
             </w:r>
-            <w:proofErr w:type="spellEnd"/>
           </w:p>
         </w:tc>
         <w:tc>
@@ -8840,7 +7952,6 @@
             </w:tcMar>
           </w:tcPr>
           <w:p>
-            <w:proofErr w:type="spellStart"/>
             <w:r>
               <w:rPr>
                 <w:rFonts w:ascii="Calibri" w:eastAsia="Calibri" w:hAnsi="Calibri" w:cs="Calibri"/>
@@ -8850,7 +7961,6 @@
               </w:rPr>
               <w:t>Fn_Fetch_RBDetailByRBCode</w:t>
             </w:r>
-            <w:proofErr w:type="spellEnd"/>
           </w:p>
         </w:tc>
         <w:tc>
@@ -8939,7 +8049,6 @@
             </w:tcMar>
           </w:tcPr>
           <w:p>
-            <w:proofErr w:type="spellStart"/>
             <w:r>
               <w:rPr>
                 <w:rFonts w:ascii="Calibri" w:eastAsia="Calibri" w:hAnsi="Calibri" w:cs="Calibri"/>
@@ -8950,7 +8059,6 @@
               <w:lastRenderedPageBreak/>
               <w:t>prmRBCode</w:t>
             </w:r>
-            <w:proofErr w:type="spellEnd"/>
           </w:p>
         </w:tc>
         <w:tc>
@@ -9002,7 +8110,6 @@
             </w:tcMar>
           </w:tcPr>
           <w:p>
-            <w:proofErr w:type="spellStart"/>
             <w:r>
               <w:rPr>
                 <w:rFonts w:ascii="Calibri" w:eastAsia="Calibri" w:hAnsi="Calibri" w:cs="Calibri"/>
@@ -9013,7 +8120,6 @@
               <w:lastRenderedPageBreak/>
               <w:t>Fn_tbl_FetchUserWsDivision</w:t>
             </w:r>
-            <w:proofErr w:type="spellEnd"/>
           </w:p>
         </w:tc>
         <w:tc>
@@ -9092,37 +8198,15 @@
             </w:tcMar>
           </w:tcPr>
           <w:p>
-            <w:proofErr w:type="spellStart"/>
-            <w:r>
-              <w:rPr>
-                <w:rFonts w:ascii="Calibri" w:eastAsia="Calibri" w:hAnsi="Calibri" w:cs="Calibri"/>
-                <w:color w:val="166534"/>
-                <w:sz w:val="19"/>
-                <w:szCs w:val="19"/>
-              </w:rPr>
-              <w:t>prmYearID</w:t>
-            </w:r>
-            <w:proofErr w:type="spellEnd"/>
-            <w:r>
-              <w:rPr>
-                <w:rFonts w:ascii="Calibri" w:eastAsia="Calibri" w:hAnsi="Calibri" w:cs="Calibri"/>
-                <w:color w:val="166534"/>
-                <w:sz w:val="19"/>
-                <w:szCs w:val="19"/>
-              </w:rPr>
-              <w:t xml:space="preserve">, </w:t>
-            </w:r>
-            <w:proofErr w:type="spellStart"/>
-            <w:r>
-              <w:rPr>
-                <w:rFonts w:ascii="Calibri" w:eastAsia="Calibri" w:hAnsi="Calibri" w:cs="Calibri"/>
-                <w:color w:val="166534"/>
-                <w:sz w:val="19"/>
-                <w:szCs w:val="19"/>
-              </w:rPr>
-              <w:t>prmLoginID</w:t>
-            </w:r>
-            <w:proofErr w:type="spellEnd"/>
+            <w:r>
+              <w:rPr>
+                <w:rFonts w:ascii="Calibri" w:eastAsia="Calibri" w:hAnsi="Calibri" w:cs="Calibri"/>
+                <w:color w:val="166534"/>
+                <w:sz w:val="19"/>
+                <w:szCs w:val="19"/>
+              </w:rPr>
+              <w:t>prmYearID, prmLoginID</w:t>
+            </w:r>
           </w:p>
         </w:tc>
         <w:tc>
@@ -9174,7 +8258,7 @@
             </w:tcMar>
           </w:tcPr>
           <w:p>
-            <w:bookmarkStart w:id="0" w:name="_GoBack"/>
+            <w:bookmarkStart w:id="0" w:name="_GoBack" w:colFirst="3" w:colLast="3"/>
             <w:r>
               <w:rPr>
                 <w:rFonts w:ascii="Consolas" w:hAnsi="Consolas" w:cs="Consolas"/>
@@ -9184,7 +8268,6 @@
               </w:rPr>
               <w:t>rb_astdeptissselonly</w:t>
             </w:r>
-            <w:bookmarkEnd w:id="0"/>
           </w:p>
         </w:tc>
         <w:tc>
@@ -9241,25 +8324,7 @@
                 <w:sz w:val="19"/>
                 <w:szCs w:val="19"/>
               </w:rPr>
-              <w:t xml:space="preserve">Item </w:t>
-            </w:r>
-            <w:r>
-              <w:rPr>
-                <w:rFonts w:ascii="Calibri" w:eastAsia="Calibri" w:hAnsi="Calibri" w:cs="Calibri"/>
-                <w:color w:val="166534"/>
-                <w:sz w:val="19"/>
-                <w:szCs w:val="19"/>
-              </w:rPr>
-              <w:t>Selection</w:t>
-            </w:r>
-            <w:r>
-              <w:rPr>
-                <w:rFonts w:ascii="Calibri" w:eastAsia="Calibri" w:hAnsi="Calibri" w:cs="Calibri"/>
-                <w:color w:val="166534"/>
-                <w:sz w:val="19"/>
-                <w:szCs w:val="19"/>
-              </w:rPr>
-              <w:t xml:space="preserve"> —</w:t>
+              <w:t>Item Selection —</w:t>
             </w:r>
           </w:p>
         </w:tc>
@@ -9286,40 +8351,20 @@
               <w:autoSpaceDN w:val="0"/>
               <w:adjustRightInd w:val="0"/>
               <w:rPr>
-                <w:rFonts w:ascii="Consolas" w:hAnsi="Consolas" w:cs="Consolas"/>
-                <w:color w:val="000000"/>
+                <w:rFonts w:ascii="Calibri" w:eastAsia="Calibri" w:hAnsi="Calibri" w:cs="Calibri"/>
+                <w:color w:val="166534"/>
                 <w:sz w:val="19"/>
                 <w:szCs w:val="19"/>
               </w:rPr>
             </w:pPr>
             <w:r>
               <w:rPr>
-                <w:rFonts w:ascii="Consolas" w:hAnsi="Consolas" w:cs="Consolas"/>
-                <w:color w:val="000000"/>
-                <w:sz w:val="19"/>
-                <w:szCs w:val="19"/>
-              </w:rPr>
-              <w:t>@</w:t>
-            </w:r>
-            <w:proofErr w:type="spellStart"/>
-            <w:r>
-              <w:rPr>
-                <w:rFonts w:ascii="Consolas" w:hAnsi="Consolas" w:cs="Consolas"/>
-                <w:color w:val="000000"/>
-                <w:sz w:val="19"/>
-                <w:szCs w:val="19"/>
-              </w:rPr>
-              <w:t>prmDivisionID</w:t>
-            </w:r>
-            <w:proofErr w:type="spellEnd"/>
-            <w:r>
-              <w:rPr>
-                <w:rFonts w:ascii="Consolas" w:hAnsi="Consolas" w:cs="Consolas"/>
-                <w:color w:val="000000"/>
-                <w:sz w:val="19"/>
-                <w:szCs w:val="19"/>
-              </w:rPr>
-              <w:t xml:space="preserve"> ,  </w:t>
+                <w:rFonts w:ascii="Calibri" w:eastAsia="Calibri" w:hAnsi="Calibri" w:cs="Calibri"/>
+                <w:color w:val="166534"/>
+                <w:sz w:val="19"/>
+                <w:szCs w:val="19"/>
+              </w:rPr>
+              <w:t>@prmcompanyid</w:t>
             </w:r>
           </w:p>
           <w:p>
@@ -9328,58 +8373,20 @@
               <w:autoSpaceDN w:val="0"/>
               <w:adjustRightInd w:val="0"/>
               <w:rPr>
-                <w:rFonts w:ascii="Consolas" w:hAnsi="Consolas" w:cs="Consolas"/>
-                <w:color w:val="000000"/>
+                <w:rFonts w:ascii="Calibri" w:eastAsia="Calibri" w:hAnsi="Calibri" w:cs="Calibri"/>
+                <w:color w:val="166534"/>
                 <w:sz w:val="19"/>
                 <w:szCs w:val="19"/>
               </w:rPr>
             </w:pPr>
             <w:r>
               <w:rPr>
-                <w:rFonts w:ascii="Consolas" w:hAnsi="Consolas" w:cs="Consolas"/>
-                <w:color w:val="000000"/>
-                <w:sz w:val="19"/>
-                <w:szCs w:val="19"/>
-              </w:rPr>
-              <w:t>@</w:t>
-            </w:r>
-            <w:proofErr w:type="spellStart"/>
-            <w:r>
-              <w:rPr>
-                <w:rFonts w:ascii="Consolas" w:hAnsi="Consolas" w:cs="Consolas"/>
-                <w:color w:val="000000"/>
-                <w:sz w:val="19"/>
-                <w:szCs w:val="19"/>
-              </w:rPr>
-              <w:t>prmLocati</w:t>
-            </w:r>
-            <w:r>
-              <w:rPr>
-                <w:rFonts w:ascii="Consolas" w:hAnsi="Consolas" w:cs="Consolas"/>
-                <w:color w:val="000000"/>
-                <w:sz w:val="19"/>
-                <w:szCs w:val="19"/>
-              </w:rPr>
-              <w:t>o</w:t>
-            </w:r>
-            <w:r>
-              <w:rPr>
-                <w:rFonts w:ascii="Consolas" w:hAnsi="Consolas" w:cs="Consolas"/>
-                <w:color w:val="000000"/>
-                <w:sz w:val="19"/>
-                <w:szCs w:val="19"/>
-              </w:rPr>
-              <w:t>nID</w:t>
-            </w:r>
-            <w:proofErr w:type="spellEnd"/>
-            <w:r>
-              <w:rPr>
-                <w:rFonts w:ascii="Consolas" w:hAnsi="Consolas" w:cs="Consolas"/>
-                <w:color w:val="000000"/>
-                <w:sz w:val="19"/>
-                <w:szCs w:val="19"/>
-              </w:rPr>
-              <w:t xml:space="preserve"> ,  </w:t>
+                <w:rFonts w:ascii="Calibri" w:eastAsia="Calibri" w:hAnsi="Calibri" w:cs="Calibri"/>
+                <w:color w:val="166534"/>
+                <w:sz w:val="19"/>
+                <w:szCs w:val="19"/>
+              </w:rPr>
+              <w:t>@prmloginid</w:t>
             </w:r>
           </w:p>
           <w:p>
@@ -9388,40 +8395,20 @@
               <w:autoSpaceDN w:val="0"/>
               <w:adjustRightInd w:val="0"/>
               <w:rPr>
-                <w:rFonts w:ascii="Consolas" w:hAnsi="Consolas" w:cs="Consolas"/>
-                <w:color w:val="000000"/>
+                <w:rFonts w:ascii="Calibri" w:eastAsia="Calibri" w:hAnsi="Calibri" w:cs="Calibri"/>
+                <w:color w:val="166534"/>
                 <w:sz w:val="19"/>
                 <w:szCs w:val="19"/>
               </w:rPr>
             </w:pPr>
             <w:r>
               <w:rPr>
-                <w:rFonts w:ascii="Consolas" w:hAnsi="Consolas" w:cs="Consolas"/>
-                <w:color w:val="000000"/>
-                <w:sz w:val="19"/>
-                <w:szCs w:val="19"/>
-              </w:rPr>
-              <w:t>@</w:t>
-            </w:r>
-            <w:proofErr w:type="spellStart"/>
-            <w:r>
-              <w:rPr>
-                <w:rFonts w:ascii="Consolas" w:hAnsi="Consolas" w:cs="Consolas"/>
-                <w:color w:val="000000"/>
-                <w:sz w:val="19"/>
-                <w:szCs w:val="19"/>
-              </w:rPr>
-              <w:t>prmCWIPAcID</w:t>
-            </w:r>
-            <w:proofErr w:type="spellEnd"/>
-            <w:r>
-              <w:rPr>
-                <w:rFonts w:ascii="Consolas" w:hAnsi="Consolas" w:cs="Consolas"/>
-                <w:color w:val="000000"/>
-                <w:sz w:val="19"/>
-                <w:szCs w:val="19"/>
-              </w:rPr>
-              <w:t xml:space="preserve"> ,</w:t>
+                <w:rFonts w:ascii="Calibri" w:eastAsia="Calibri" w:hAnsi="Calibri" w:cs="Calibri"/>
+                <w:color w:val="166534"/>
+                <w:sz w:val="19"/>
+                <w:szCs w:val="19"/>
+              </w:rPr>
+              <w:t>@prmyearid</w:t>
             </w:r>
           </w:p>
           <w:p>
@@ -9430,40 +8417,20 @@
               <w:autoSpaceDN w:val="0"/>
               <w:adjustRightInd w:val="0"/>
               <w:rPr>
-                <w:rFonts w:ascii="Consolas" w:hAnsi="Consolas" w:cs="Consolas"/>
-                <w:color w:val="000000"/>
+                <w:rFonts w:ascii="Calibri" w:eastAsia="Calibri" w:hAnsi="Calibri" w:cs="Calibri"/>
+                <w:color w:val="166534"/>
                 <w:sz w:val="19"/>
                 <w:szCs w:val="19"/>
               </w:rPr>
             </w:pPr>
             <w:r>
               <w:rPr>
-                <w:rFonts w:ascii="Consolas" w:hAnsi="Consolas" w:cs="Consolas"/>
-                <w:color w:val="000000"/>
-                <w:sz w:val="19"/>
-                <w:szCs w:val="19"/>
-              </w:rPr>
-              <w:t>@</w:t>
-            </w:r>
-            <w:proofErr w:type="spellStart"/>
-            <w:r>
-              <w:rPr>
-                <w:rFonts w:ascii="Consolas" w:hAnsi="Consolas" w:cs="Consolas"/>
-                <w:color w:val="000000"/>
-                <w:sz w:val="19"/>
-                <w:szCs w:val="19"/>
-              </w:rPr>
-              <w:t>prmYearID</w:t>
-            </w:r>
-            <w:proofErr w:type="spellEnd"/>
-            <w:r>
-              <w:rPr>
-                <w:rFonts w:ascii="Consolas" w:hAnsi="Consolas" w:cs="Consolas"/>
-                <w:color w:val="000000"/>
-                <w:sz w:val="19"/>
-                <w:szCs w:val="19"/>
-              </w:rPr>
-              <w:t xml:space="preserve"> ,  </w:t>
+                <w:rFonts w:ascii="Calibri" w:eastAsia="Calibri" w:hAnsi="Calibri" w:cs="Calibri"/>
+                <w:color w:val="166534"/>
+                <w:sz w:val="19"/>
+                <w:szCs w:val="19"/>
+              </w:rPr>
+              <w:t>@prmtrandate</w:t>
             </w:r>
           </w:p>
           <w:p>
@@ -9472,40 +8439,20 @@
               <w:autoSpaceDN w:val="0"/>
               <w:adjustRightInd w:val="0"/>
               <w:rPr>
-                <w:rFonts w:ascii="Consolas" w:hAnsi="Consolas" w:cs="Consolas"/>
-                <w:color w:val="000000"/>
+                <w:rFonts w:ascii="Calibri" w:eastAsia="Calibri" w:hAnsi="Calibri" w:cs="Calibri"/>
+                <w:color w:val="166534"/>
                 <w:sz w:val="19"/>
                 <w:szCs w:val="19"/>
               </w:rPr>
             </w:pPr>
             <w:r>
               <w:rPr>
-                <w:rFonts w:ascii="Consolas" w:hAnsi="Consolas" w:cs="Consolas"/>
-                <w:color w:val="000000"/>
-                <w:sz w:val="19"/>
-                <w:szCs w:val="19"/>
-              </w:rPr>
-              <w:t>@</w:t>
-            </w:r>
-            <w:proofErr w:type="spellStart"/>
-            <w:r>
-              <w:rPr>
-                <w:rFonts w:ascii="Consolas" w:hAnsi="Consolas" w:cs="Consolas"/>
-                <w:color w:val="000000"/>
-                <w:sz w:val="19"/>
-                <w:szCs w:val="19"/>
-              </w:rPr>
-              <w:t>prmLoginID</w:t>
-            </w:r>
-            <w:proofErr w:type="spellEnd"/>
-            <w:r>
-              <w:rPr>
-                <w:rFonts w:ascii="Consolas" w:hAnsi="Consolas" w:cs="Consolas"/>
-                <w:color w:val="000000"/>
-                <w:sz w:val="19"/>
-                <w:szCs w:val="19"/>
-              </w:rPr>
-              <w:t xml:space="preserve">,  </w:t>
+                <w:rFonts w:ascii="Calibri" w:eastAsia="Calibri" w:hAnsi="Calibri" w:cs="Calibri"/>
+                <w:color w:val="166534"/>
+                <w:sz w:val="19"/>
+                <w:szCs w:val="19"/>
+              </w:rPr>
+              <w:t>@prmfromdivisionid</w:t>
             </w:r>
           </w:p>
           <w:p>
@@ -9514,40 +8461,20 @@
               <w:autoSpaceDN w:val="0"/>
               <w:adjustRightInd w:val="0"/>
               <w:rPr>
-                <w:rFonts w:ascii="Consolas" w:hAnsi="Consolas" w:cs="Consolas"/>
-                <w:color w:val="000000"/>
+                <w:rFonts w:ascii="Calibri" w:eastAsia="Calibri" w:hAnsi="Calibri" w:cs="Calibri"/>
+                <w:color w:val="166534"/>
                 <w:sz w:val="19"/>
                 <w:szCs w:val="19"/>
               </w:rPr>
             </w:pPr>
             <w:r>
               <w:rPr>
-                <w:rFonts w:ascii="Consolas" w:hAnsi="Consolas" w:cs="Consolas"/>
-                <w:color w:val="000000"/>
-                <w:sz w:val="19"/>
-                <w:szCs w:val="19"/>
-              </w:rPr>
-              <w:t>@</w:t>
-            </w:r>
-            <w:proofErr w:type="spellStart"/>
-            <w:r>
-              <w:rPr>
-                <w:rFonts w:ascii="Consolas" w:hAnsi="Consolas" w:cs="Consolas"/>
-                <w:color w:val="000000"/>
-                <w:sz w:val="19"/>
-                <w:szCs w:val="19"/>
-              </w:rPr>
-              <w:t>prmTranDate</w:t>
-            </w:r>
-            <w:proofErr w:type="spellEnd"/>
-            <w:r>
-              <w:rPr>
-                <w:rFonts w:ascii="Consolas" w:hAnsi="Consolas" w:cs="Consolas"/>
-                <w:color w:val="000000"/>
-                <w:sz w:val="19"/>
-                <w:szCs w:val="19"/>
-              </w:rPr>
-              <w:t xml:space="preserve"> ,</w:t>
+                <w:rFonts w:ascii="Calibri" w:eastAsia="Calibri" w:hAnsi="Calibri" w:cs="Calibri"/>
+                <w:color w:val="166534"/>
+                <w:sz w:val="19"/>
+                <w:szCs w:val="19"/>
+              </w:rPr>
+              <w:t>@prmtodivisionid</w:t>
             </w:r>
           </w:p>
           <w:p>
@@ -9556,43 +8483,282 @@
               <w:autoSpaceDN w:val="0"/>
               <w:adjustRightInd w:val="0"/>
               <w:rPr>
-                <w:rFonts w:ascii="Consolas" w:hAnsi="Consolas" w:cs="Consolas"/>
-                <w:color w:val="000000"/>
+                <w:rFonts w:ascii="Calibri" w:eastAsia="Calibri" w:hAnsi="Calibri" w:cs="Calibri"/>
+                <w:color w:val="166534"/>
                 <w:sz w:val="19"/>
                 <w:szCs w:val="19"/>
               </w:rPr>
             </w:pPr>
             <w:r>
               <w:rPr>
-                <w:rFonts w:ascii="Consolas" w:hAnsi="Consolas" w:cs="Consolas"/>
-                <w:color w:val="000000"/>
-                <w:sz w:val="19"/>
-                <w:szCs w:val="19"/>
-              </w:rPr>
-              <w:t>@prmPutToUseDate ,</w:t>
-            </w:r>
-          </w:p>
-          <w:p>
-            <w:r>
-              <w:rPr>
-                <w:rFonts w:ascii="Consolas" w:hAnsi="Consolas" w:cs="Consolas"/>
-                <w:color w:val="000000"/>
-                <w:sz w:val="19"/>
-                <w:szCs w:val="19"/>
-              </w:rPr>
-              <w:t>@</w:t>
-            </w:r>
-            <w:proofErr w:type="spellStart"/>
-            <w:r>
-              <w:rPr>
-                <w:rFonts w:ascii="Consolas" w:hAnsi="Consolas" w:cs="Consolas"/>
-                <w:color w:val="000000"/>
-                <w:sz w:val="19"/>
-                <w:szCs w:val="19"/>
-              </w:rPr>
-              <w:t>prmConvTypeID</w:t>
-            </w:r>
-            <w:proofErr w:type="spellEnd"/>
+                <w:rFonts w:ascii="Calibri" w:eastAsia="Calibri" w:hAnsi="Calibri" w:cs="Calibri"/>
+                <w:color w:val="166534"/>
+                <w:sz w:val="19"/>
+                <w:szCs w:val="19"/>
+              </w:rPr>
+              <w:t>@prmfromlocationid</w:t>
+            </w:r>
+          </w:p>
+          <w:p>
+            <w:pPr>
+              <w:autoSpaceDE w:val="0"/>
+              <w:autoSpaceDN w:val="0"/>
+              <w:adjustRightInd w:val="0"/>
+              <w:rPr>
+                <w:rFonts w:ascii="Calibri" w:eastAsia="Calibri" w:hAnsi="Calibri" w:cs="Calibri"/>
+                <w:color w:val="166534"/>
+                <w:sz w:val="19"/>
+                <w:szCs w:val="19"/>
+              </w:rPr>
+            </w:pPr>
+            <w:r>
+              <w:rPr>
+                <w:rFonts w:ascii="Calibri" w:eastAsia="Calibri" w:hAnsi="Calibri" w:cs="Calibri"/>
+                <w:color w:val="166534"/>
+                <w:sz w:val="19"/>
+                <w:szCs w:val="19"/>
+              </w:rPr>
+              <w:t>@prmtolocationid</w:t>
+            </w:r>
+          </w:p>
+          <w:p>
+            <w:pPr>
+              <w:autoSpaceDE w:val="0"/>
+              <w:autoSpaceDN w:val="0"/>
+              <w:adjustRightInd w:val="0"/>
+              <w:rPr>
+                <w:rFonts w:ascii="Calibri" w:eastAsia="Calibri" w:hAnsi="Calibri" w:cs="Calibri"/>
+                <w:color w:val="166534"/>
+                <w:sz w:val="19"/>
+                <w:szCs w:val="19"/>
+              </w:rPr>
+            </w:pPr>
+            <w:r>
+              <w:rPr>
+                <w:rFonts w:ascii="Calibri" w:eastAsia="Calibri" w:hAnsi="Calibri" w:cs="Calibri"/>
+                <w:color w:val="166534"/>
+                <w:sz w:val="19"/>
+                <w:szCs w:val="19"/>
+              </w:rPr>
+              <w:t>@prmfromdeptid</w:t>
+            </w:r>
+          </w:p>
+          <w:p>
+            <w:pPr>
+              <w:autoSpaceDE w:val="0"/>
+              <w:autoSpaceDN w:val="0"/>
+              <w:adjustRightInd w:val="0"/>
+              <w:rPr>
+                <w:rFonts w:ascii="Calibri" w:eastAsia="Calibri" w:hAnsi="Calibri" w:cs="Calibri"/>
+                <w:color w:val="166534"/>
+                <w:sz w:val="19"/>
+                <w:szCs w:val="19"/>
+              </w:rPr>
+            </w:pPr>
+            <w:r>
+              <w:rPr>
+                <w:rFonts w:ascii="Calibri" w:eastAsia="Calibri" w:hAnsi="Calibri" w:cs="Calibri"/>
+                <w:color w:val="166534"/>
+                <w:sz w:val="19"/>
+                <w:szCs w:val="19"/>
+              </w:rPr>
+              <w:t>@prmtodeptid</w:t>
+            </w:r>
+          </w:p>
+          <w:p>
+            <w:pPr>
+              <w:autoSpaceDE w:val="0"/>
+              <w:autoSpaceDN w:val="0"/>
+              <w:adjustRightInd w:val="0"/>
+              <w:rPr>
+                <w:rFonts w:ascii="Calibri" w:eastAsia="Calibri" w:hAnsi="Calibri" w:cs="Calibri"/>
+                <w:color w:val="166534"/>
+                <w:sz w:val="19"/>
+                <w:szCs w:val="19"/>
+              </w:rPr>
+            </w:pPr>
+            <w:r>
+              <w:rPr>
+                <w:rFonts w:ascii="Calibri" w:eastAsia="Calibri" w:hAnsi="Calibri" w:cs="Calibri"/>
+                <w:color w:val="166534"/>
+                <w:sz w:val="19"/>
+                <w:szCs w:val="19"/>
+              </w:rPr>
+              <w:t>@prmfromempuserid</w:t>
+            </w:r>
+          </w:p>
+          <w:p>
+            <w:pPr>
+              <w:autoSpaceDE w:val="0"/>
+              <w:autoSpaceDN w:val="0"/>
+              <w:adjustRightInd w:val="0"/>
+              <w:rPr>
+                <w:rFonts w:ascii="Calibri" w:eastAsia="Calibri" w:hAnsi="Calibri" w:cs="Calibri"/>
+                <w:color w:val="166534"/>
+                <w:sz w:val="19"/>
+                <w:szCs w:val="19"/>
+              </w:rPr>
+            </w:pPr>
+            <w:r>
+              <w:rPr>
+                <w:rFonts w:ascii="Calibri" w:eastAsia="Calibri" w:hAnsi="Calibri" w:cs="Calibri"/>
+                <w:color w:val="166534"/>
+                <w:sz w:val="19"/>
+                <w:szCs w:val="19"/>
+              </w:rPr>
+              <w:t>@prmtoempuserid</w:t>
+            </w:r>
+          </w:p>
+          <w:p>
+            <w:pPr>
+              <w:autoSpaceDE w:val="0"/>
+              <w:autoSpaceDN w:val="0"/>
+              <w:adjustRightInd w:val="0"/>
+              <w:rPr>
+                <w:rFonts w:ascii="Calibri" w:eastAsia="Calibri" w:hAnsi="Calibri" w:cs="Calibri"/>
+                <w:color w:val="166534"/>
+                <w:sz w:val="19"/>
+                <w:szCs w:val="19"/>
+              </w:rPr>
+            </w:pPr>
+            <w:r>
+              <w:rPr>
+                <w:rFonts w:ascii="Calibri" w:eastAsia="Calibri" w:hAnsi="Calibri" w:cs="Calibri"/>
+                <w:color w:val="166534"/>
+                <w:sz w:val="19"/>
+                <w:szCs w:val="19"/>
+              </w:rPr>
+              <w:t>@prmfromworkingclientid</w:t>
+            </w:r>
+          </w:p>
+          <w:p>
+            <w:pPr>
+              <w:autoSpaceDE w:val="0"/>
+              <w:autoSpaceDN w:val="0"/>
+              <w:adjustRightInd w:val="0"/>
+              <w:rPr>
+                <w:rFonts w:ascii="Calibri" w:eastAsia="Calibri" w:hAnsi="Calibri" w:cs="Calibri"/>
+                <w:color w:val="166534"/>
+                <w:sz w:val="19"/>
+                <w:szCs w:val="19"/>
+              </w:rPr>
+            </w:pPr>
+            <w:r>
+              <w:rPr>
+                <w:rFonts w:ascii="Calibri" w:eastAsia="Calibri" w:hAnsi="Calibri" w:cs="Calibri"/>
+                <w:color w:val="166534"/>
+                <w:sz w:val="19"/>
+                <w:szCs w:val="19"/>
+              </w:rPr>
+              <w:t>@prmtoworkingclientid</w:t>
+            </w:r>
+          </w:p>
+          <w:p>
+            <w:pPr>
+              <w:autoSpaceDE w:val="0"/>
+              <w:autoSpaceDN w:val="0"/>
+              <w:adjustRightInd w:val="0"/>
+              <w:rPr>
+                <w:rFonts w:ascii="Calibri" w:eastAsia="Calibri" w:hAnsi="Calibri" w:cs="Calibri"/>
+                <w:color w:val="166534"/>
+                <w:sz w:val="19"/>
+                <w:szCs w:val="19"/>
+              </w:rPr>
+            </w:pPr>
+            <w:r>
+              <w:rPr>
+                <w:rFonts w:ascii="Calibri" w:eastAsia="Calibri" w:hAnsi="Calibri" w:cs="Calibri"/>
+                <w:color w:val="166534"/>
+                <w:sz w:val="19"/>
+                <w:szCs w:val="19"/>
+              </w:rPr>
+              <w:t>@prmfromvendorid</w:t>
+            </w:r>
+          </w:p>
+          <w:p>
+            <w:pPr>
+              <w:autoSpaceDE w:val="0"/>
+              <w:autoSpaceDN w:val="0"/>
+              <w:adjustRightInd w:val="0"/>
+              <w:rPr>
+                <w:rFonts w:ascii="Calibri" w:eastAsia="Calibri" w:hAnsi="Calibri" w:cs="Calibri"/>
+                <w:color w:val="166534"/>
+                <w:sz w:val="19"/>
+                <w:szCs w:val="19"/>
+              </w:rPr>
+            </w:pPr>
+            <w:r>
+              <w:rPr>
+                <w:rFonts w:ascii="Calibri" w:eastAsia="Calibri" w:hAnsi="Calibri" w:cs="Calibri"/>
+                <w:color w:val="166534"/>
+                <w:sz w:val="19"/>
+                <w:szCs w:val="19"/>
+              </w:rPr>
+              <w:t>@prmtovendorid</w:t>
+            </w:r>
+          </w:p>
+          <w:p>
+            <w:pPr>
+              <w:autoSpaceDE w:val="0"/>
+              <w:autoSpaceDN w:val="0"/>
+              <w:adjustRightInd w:val="0"/>
+              <w:rPr>
+                <w:rFonts w:ascii="Calibri" w:eastAsia="Calibri" w:hAnsi="Calibri" w:cs="Calibri"/>
+                <w:color w:val="166534"/>
+                <w:sz w:val="19"/>
+                <w:szCs w:val="19"/>
+              </w:rPr>
+            </w:pPr>
+            <w:r>
+              <w:rPr>
+                <w:rFonts w:ascii="Calibri" w:eastAsia="Calibri" w:hAnsi="Calibri" w:cs="Calibri"/>
+                <w:color w:val="166534"/>
+                <w:sz w:val="19"/>
+                <w:szCs w:val="19"/>
+              </w:rPr>
+              <w:t>@prmconfigid</w:t>
+            </w:r>
+          </w:p>
+          <w:p>
+            <w:pPr>
+              <w:autoSpaceDE w:val="0"/>
+              <w:autoSpaceDN w:val="0"/>
+              <w:adjustRightInd w:val="0"/>
+              <w:rPr>
+                <w:rFonts w:ascii="Calibri" w:eastAsia="Calibri" w:hAnsi="Calibri" w:cs="Calibri"/>
+                <w:color w:val="166534"/>
+                <w:sz w:val="19"/>
+                <w:szCs w:val="19"/>
+              </w:rPr>
+            </w:pPr>
+            <w:r>
+              <w:rPr>
+                <w:rFonts w:ascii="Calibri" w:eastAsia="Calibri" w:hAnsi="Calibri" w:cs="Calibri"/>
+                <w:color w:val="166534"/>
+                <w:sz w:val="19"/>
+                <w:szCs w:val="19"/>
+              </w:rPr>
+              <w:t>@prmissuetypeid</w:t>
+            </w:r>
+            <w:r>
+              <w:rPr>
+                <w:rFonts w:ascii="Calibri" w:eastAsia="Calibri" w:hAnsi="Calibri" w:cs="Calibri"/>
+                <w:color w:val="166534"/>
+                <w:sz w:val="19"/>
+                <w:szCs w:val="19"/>
+              </w:rPr>
+              <w:t>=4</w:t>
+            </w:r>
+          </w:p>
+          <w:p>
+            <w:pPr>
+              <w:rPr>
+                <w:rFonts w:ascii="Calibri" w:eastAsia="Calibri" w:hAnsi="Calibri" w:cs="Calibri"/>
+                <w:color w:val="166534"/>
+                <w:sz w:val="19"/>
+                <w:szCs w:val="19"/>
+              </w:rPr>
+            </w:pPr>
           </w:p>
         </w:tc>
         <w:tc>
@@ -9625,6 +8791,7 @@
           </w:p>
         </w:tc>
       </w:tr>
+      <w:bookmarkEnd w:id="0"/>
       <w:tr>
         <w:tc>
           <w:tcPr>
@@ -10287,7 +9454,6 @@
         </w:rPr>
         <w:t xml:space="preserve"> </w:t>
       </w:r>
-      <w:proofErr w:type="spellStart"/>
       <w:r>
         <w:rPr>
           <w:rFonts w:ascii="Consolas" w:hAnsi="Consolas" w:cs="Consolas"/>
@@ -10297,7 +9463,6 @@
         </w:rPr>
         <w:t>AstDeptIssMst</w:t>
       </w:r>
-      <w:proofErr w:type="spellEnd"/>
       <w:r>
         <w:rPr>
           <w:rFonts w:ascii="Calibri" w:eastAsia="Calibri" w:hAnsi="Calibri" w:cs="Calibri"/>
@@ -10317,7 +9482,6 @@
         </w:rPr>
         <w:t xml:space="preserve"> </w:t>
       </w:r>
-      <w:proofErr w:type="spellStart"/>
       <w:r>
         <w:rPr>
           <w:rFonts w:ascii="Consolas" w:hAnsi="Consolas" w:cs="Consolas"/>
@@ -10345,7 +9509,6 @@
         </w:rPr>
         <w:t>_Save</w:t>
       </w:r>
-      <w:proofErr w:type="spellEnd"/>
     </w:p>
     <w:p>
       <w:pPr>
@@ -10369,7 +9532,6 @@
         </w:rPr>
         <w:t xml:space="preserve">Payload keys: </w:t>
       </w:r>
-      <w:proofErr w:type="spellStart"/>
       <w:r>
         <w:rPr>
           <w:rFonts w:ascii="Calibri" w:eastAsia="Calibri" w:hAnsi="Calibri" w:cs="Calibri"/>
@@ -10386,37 +9548,7 @@
           <w:sz w:val="21"/>
           <w:szCs w:val="21"/>
         </w:rPr>
-        <w:t>rmStrMstJSON</w:t>
-      </w:r>
-      <w:proofErr w:type="spellEnd"/>
-      <w:r>
-        <w:rPr>
-          <w:rFonts w:ascii="Calibri" w:eastAsia="Calibri" w:hAnsi="Calibri" w:cs="Calibri"/>
-          <w:color w:val="166534"/>
-          <w:sz w:val="21"/>
-          <w:szCs w:val="21"/>
-        </w:rPr>
-        <w:t xml:space="preserve"> | </w:t>
-      </w:r>
-      <w:proofErr w:type="spellStart"/>
-      <w:r>
-        <w:rPr>
-          <w:rFonts w:ascii="Calibri" w:eastAsia="Calibri" w:hAnsi="Calibri" w:cs="Calibri"/>
-          <w:color w:val="166534"/>
-          <w:sz w:val="21"/>
-          <w:szCs w:val="21"/>
-        </w:rPr>
-        <w:t>prmStrDetJSON</w:t>
-      </w:r>
-      <w:proofErr w:type="spellEnd"/>
-      <w:r>
-        <w:rPr>
-          <w:rFonts w:ascii="Calibri" w:eastAsia="Calibri" w:hAnsi="Calibri" w:cs="Calibri"/>
-          <w:color w:val="166534"/>
-          <w:sz w:val="21"/>
-          <w:szCs w:val="21"/>
-        </w:rPr>
-        <w:t xml:space="preserve"> </w:t>
+        <w:t xml:space="preserve">rmStrMstJSON | prmStrDetJSON </w:t>
       </w:r>
     </w:p>
     <w:p>
@@ -10634,7 +9766,6 @@
             </w:tcMar>
           </w:tcPr>
           <w:p>
-            <w:proofErr w:type="spellStart"/>
             <w:r>
               <w:rPr>
                 <w:rFonts w:ascii="Calibri" w:eastAsia="Calibri" w:hAnsi="Calibri" w:cs="Calibri"/>
@@ -10644,7 +9775,6 @@
               </w:rPr>
               <w:t>Rb_astdeptissmst</w:t>
             </w:r>
-            <w:proofErr w:type="spellEnd"/>
           </w:p>
         </w:tc>
         <w:tc>
@@ -10728,7 +9858,6 @@
             </w:tcMar>
           </w:tcPr>
           <w:p>
-            <w:proofErr w:type="spellStart"/>
             <w:r>
               <w:rPr>
                 <w:rFonts w:ascii="Calibri" w:eastAsia="Calibri" w:hAnsi="Calibri" w:cs="Calibri"/>
@@ -10738,7 +9867,6 @@
               </w:rPr>
               <w:t>Rb_astdeptissdet</w:t>
             </w:r>
-            <w:proofErr w:type="spellEnd"/>
           </w:p>
         </w:tc>
         <w:tc>
@@ -10831,11 +9959,9 @@
             </w:tcMar>
           </w:tcPr>
           <w:p>
-            <w:proofErr w:type="spellStart"/>
             <w:r>
               <w:t>rb_astdeptissselonly</w:t>
             </w:r>
-            <w:proofErr w:type="spellEnd"/>
           </w:p>
         </w:tc>
         <w:tc>
@@ -10923,6 +10049,7 @@
                 <w:sz w:val="19"/>
                 <w:szCs w:val="19"/>
               </w:rPr>
+              <w:lastRenderedPageBreak/>
               <w:t>RB Save API</w:t>
             </w:r>
           </w:p>
@@ -10977,7 +10104,6 @@
               </w:rPr>
               <w:t xml:space="preserve"> </w:t>
             </w:r>
-            <w:proofErr w:type="spellStart"/>
             <w:r>
               <w:rPr>
                 <w:rFonts w:ascii="Consolas" w:hAnsi="Consolas" w:cs="Consolas"/>
@@ -10987,7 +10113,6 @@
               </w:rPr>
               <w:t>AstDeptIssMst</w:t>
             </w:r>
-            <w:proofErr w:type="spellEnd"/>
             <w:r>
               <w:rPr>
                 <w:rFonts w:ascii="Calibri" w:eastAsia="Calibri" w:hAnsi="Calibri" w:cs="Calibri"/>
@@ -11007,7 +10132,6 @@
               </w:rPr>
               <w:t xml:space="preserve"> </w:t>
             </w:r>
-            <w:proofErr w:type="spellStart"/>
             <w:r>
               <w:rPr>
                 <w:rFonts w:ascii="Consolas" w:hAnsi="Consolas" w:cs="Consolas"/>
@@ -11017,7 +10141,6 @@
               </w:rPr>
               <w:t>Post_RB_AstDeptIssMst_Save</w:t>
             </w:r>
-            <w:proofErr w:type="spellEnd"/>
           </w:p>
           <w:p>
             <w:pPr>
@@ -11127,7 +10250,6 @@
                 <w:szCs w:val="21"/>
               </w:rPr>
             </w:pPr>
-            <w:proofErr w:type="spellStart"/>
             <w:r>
               <w:rPr>
                 <w:rFonts w:ascii="Consolas" w:hAnsi="Consolas" w:cs="Consolas"/>
@@ -11155,7 +10277,6 @@
               </w:rPr>
               <w:t>_list</w:t>
             </w:r>
-            <w:proofErr w:type="spellEnd"/>
           </w:p>
         </w:tc>
         <w:tc>
@@ -11194,27 +10315,7 @@
                 <w:sz w:val="19"/>
                 <w:szCs w:val="19"/>
               </w:rPr>
-              <w:t>@</w:t>
-            </w:r>
-            <w:proofErr w:type="spellStart"/>
-            <w:r>
-              <w:rPr>
-                <w:rFonts w:ascii="Consolas" w:hAnsi="Consolas" w:cs="Consolas"/>
-                <w:color w:val="000000"/>
-                <w:sz w:val="19"/>
-                <w:szCs w:val="19"/>
-              </w:rPr>
-              <w:t>prmcompanyid</w:t>
-            </w:r>
-            <w:proofErr w:type="spellEnd"/>
-            <w:r>
-              <w:rPr>
-                <w:rFonts w:ascii="Consolas" w:hAnsi="Consolas" w:cs="Consolas"/>
-                <w:color w:val="000000"/>
-                <w:sz w:val="19"/>
-                <w:szCs w:val="19"/>
-              </w:rPr>
-              <w:t xml:space="preserve"> </w:t>
+              <w:t xml:space="preserve">@prmcompanyid </w:t>
             </w:r>
             <w:r>
               <w:rPr>
@@ -11254,27 +10355,7 @@
                 <w:sz w:val="19"/>
                 <w:szCs w:val="19"/>
               </w:rPr>
-              <w:t>@</w:t>
-            </w:r>
-            <w:proofErr w:type="spellStart"/>
-            <w:r>
-              <w:rPr>
-                <w:rFonts w:ascii="Consolas" w:hAnsi="Consolas" w:cs="Consolas"/>
-                <w:color w:val="000000"/>
-                <w:sz w:val="19"/>
-                <w:szCs w:val="19"/>
-              </w:rPr>
-              <w:t>prmloginid</w:t>
-            </w:r>
-            <w:proofErr w:type="spellEnd"/>
-            <w:r>
-              <w:rPr>
-                <w:rFonts w:ascii="Consolas" w:hAnsi="Consolas" w:cs="Consolas"/>
-                <w:color w:val="000000"/>
-                <w:sz w:val="19"/>
-                <w:szCs w:val="19"/>
-              </w:rPr>
-              <w:t xml:space="preserve"> </w:t>
+              <w:t xml:space="preserve">@prmloginid </w:t>
             </w:r>
             <w:r>
               <w:rPr>
@@ -11314,27 +10395,7 @@
                 <w:sz w:val="19"/>
                 <w:szCs w:val="19"/>
               </w:rPr>
-              <w:t>@</w:t>
-            </w:r>
-            <w:proofErr w:type="spellStart"/>
-            <w:r>
-              <w:rPr>
-                <w:rFonts w:ascii="Consolas" w:hAnsi="Consolas" w:cs="Consolas"/>
-                <w:color w:val="000000"/>
-                <w:sz w:val="19"/>
-                <w:szCs w:val="19"/>
-              </w:rPr>
-              <w:t>prmyearid</w:t>
-            </w:r>
-            <w:proofErr w:type="spellEnd"/>
-            <w:r>
-              <w:rPr>
-                <w:rFonts w:ascii="Consolas" w:hAnsi="Consolas" w:cs="Consolas"/>
-                <w:color w:val="000000"/>
-                <w:sz w:val="19"/>
-                <w:szCs w:val="19"/>
-              </w:rPr>
-              <w:t xml:space="preserve"> </w:t>
+              <w:t xml:space="preserve">@prmyearid </w:t>
             </w:r>
             <w:r>
               <w:rPr>
@@ -11374,27 +10435,7 @@
                 <w:sz w:val="19"/>
                 <w:szCs w:val="19"/>
               </w:rPr>
-              <w:t>@</w:t>
-            </w:r>
-            <w:proofErr w:type="spellStart"/>
-            <w:r>
-              <w:rPr>
-                <w:rFonts w:ascii="Consolas" w:hAnsi="Consolas" w:cs="Consolas"/>
-                <w:color w:val="000000"/>
-                <w:sz w:val="19"/>
-                <w:szCs w:val="19"/>
-              </w:rPr>
-              <w:t>prmfromdate</w:t>
-            </w:r>
-            <w:proofErr w:type="spellEnd"/>
-            <w:r>
-              <w:rPr>
-                <w:rFonts w:ascii="Consolas" w:hAnsi="Consolas" w:cs="Consolas"/>
-                <w:color w:val="000000"/>
-                <w:sz w:val="19"/>
-                <w:szCs w:val="19"/>
-              </w:rPr>
-              <w:t xml:space="preserve"> </w:t>
+              <w:t xml:space="preserve">@prmfromdate </w:t>
             </w:r>
             <w:r>
               <w:rPr>
@@ -11434,27 +10475,7 @@
                 <w:sz w:val="19"/>
                 <w:szCs w:val="19"/>
               </w:rPr>
-              <w:t>@</w:t>
-            </w:r>
-            <w:proofErr w:type="spellStart"/>
-            <w:r>
-              <w:rPr>
-                <w:rFonts w:ascii="Consolas" w:hAnsi="Consolas" w:cs="Consolas"/>
-                <w:color w:val="000000"/>
-                <w:sz w:val="19"/>
-                <w:szCs w:val="19"/>
-              </w:rPr>
-              <w:t>prmtodate</w:t>
-            </w:r>
-            <w:proofErr w:type="spellEnd"/>
-            <w:r>
-              <w:rPr>
-                <w:rFonts w:ascii="Consolas" w:hAnsi="Consolas" w:cs="Consolas"/>
-                <w:color w:val="000000"/>
-                <w:sz w:val="19"/>
-                <w:szCs w:val="19"/>
-              </w:rPr>
-              <w:t xml:space="preserve"> </w:t>
+              <w:t xml:space="preserve">@prmtodate </w:t>
             </w:r>
             <w:r>
               <w:rPr>
@@ -11494,10 +10515,36 @@
                 <w:sz w:val="19"/>
                 <w:szCs w:val="19"/>
               </w:rPr>
-              <w:lastRenderedPageBreak/>
-              <w:t>@</w:t>
-            </w:r>
-            <w:proofErr w:type="spellStart"/>
+              <w:t xml:space="preserve">@prmfromdivisionid </w:t>
+            </w:r>
+            <w:r>
+              <w:rPr>
+                <w:rFonts w:ascii="Consolas" w:hAnsi="Consolas" w:cs="Consolas"/>
+                <w:color w:val="0000FF"/>
+                <w:sz w:val="19"/>
+                <w:szCs w:val="19"/>
+              </w:rPr>
+              <w:t>integer</w:t>
+            </w:r>
+            <w:r>
+              <w:rPr>
+                <w:rFonts w:ascii="Consolas" w:hAnsi="Consolas" w:cs="Consolas"/>
+                <w:color w:val="808080"/>
+                <w:sz w:val="19"/>
+                <w:szCs w:val="19"/>
+              </w:rPr>
+              <w:t>,</w:t>
+            </w:r>
+          </w:p>
+          <w:p>
+            <w:pPr>
+              <w:rPr>
+                <w:rFonts w:ascii="Calibri" w:eastAsia="Calibri" w:hAnsi="Calibri" w:cs="Calibri"/>
+                <w:color w:val="166534"/>
+                <w:sz w:val="19"/>
+                <w:szCs w:val="19"/>
+              </w:rPr>
+            </w:pPr>
             <w:r>
               <w:rPr>
                 <w:rFonts w:ascii="Consolas" w:hAnsi="Consolas" w:cs="Consolas"/>
@@ -11505,9 +10552,8 @@
                 <w:sz w:val="19"/>
                 <w:szCs w:val="19"/>
               </w:rPr>
-              <w:t>prmfromdivisionid</w:t>
-            </w:r>
-            <w:proofErr w:type="spellEnd"/>
+              <w:t>@prmfrom</w:t>
+            </w:r>
             <w:r>
               <w:rPr>
                 <w:rFonts w:ascii="Consolas" w:hAnsi="Consolas" w:cs="Consolas"/>
@@ -11515,36 +10561,8 @@
                 <w:sz w:val="19"/>
                 <w:szCs w:val="19"/>
               </w:rPr>
-              <w:t xml:space="preserve"> </w:t>
-            </w:r>
-            <w:r>
-              <w:rPr>
-                <w:rFonts w:ascii="Consolas" w:hAnsi="Consolas" w:cs="Consolas"/>
-                <w:color w:val="0000FF"/>
-                <w:sz w:val="19"/>
-                <w:szCs w:val="19"/>
-              </w:rPr>
-              <w:t>integer</w:t>
-            </w:r>
-            <w:r>
-              <w:rPr>
-                <w:rFonts w:ascii="Consolas" w:hAnsi="Consolas" w:cs="Consolas"/>
-                <w:color w:val="808080"/>
-                <w:sz w:val="19"/>
-                <w:szCs w:val="19"/>
-              </w:rPr>
-              <w:t>,</w:t>
-            </w:r>
-          </w:p>
-          <w:p>
-            <w:pPr>
-              <w:rPr>
-                <w:rFonts w:ascii="Calibri" w:eastAsia="Calibri" w:hAnsi="Calibri" w:cs="Calibri"/>
-                <w:color w:val="166534"/>
-                <w:sz w:val="19"/>
-                <w:szCs w:val="19"/>
-              </w:rPr>
-            </w:pPr>
+              <w:t>dept</w:t>
+            </w:r>
             <w:r>
               <w:rPr>
                 <w:rFonts w:ascii="Consolas" w:hAnsi="Consolas" w:cs="Consolas"/>
@@ -11552,45 +10570,7 @@
                 <w:sz w:val="19"/>
                 <w:szCs w:val="19"/>
               </w:rPr>
-              <w:t>@</w:t>
-            </w:r>
-            <w:proofErr w:type="spellStart"/>
-            <w:r>
-              <w:rPr>
-                <w:rFonts w:ascii="Consolas" w:hAnsi="Consolas" w:cs="Consolas"/>
-                <w:color w:val="000000"/>
-                <w:sz w:val="19"/>
-                <w:szCs w:val="19"/>
-              </w:rPr>
-              <w:t>prmfrom</w:t>
-            </w:r>
-            <w:r>
-              <w:rPr>
-                <w:rFonts w:ascii="Consolas" w:hAnsi="Consolas" w:cs="Consolas"/>
-                <w:color w:val="000000"/>
-                <w:sz w:val="19"/>
-                <w:szCs w:val="19"/>
-              </w:rPr>
-              <w:t>dept</w:t>
-            </w:r>
-            <w:r>
-              <w:rPr>
-                <w:rFonts w:ascii="Consolas" w:hAnsi="Consolas" w:cs="Consolas"/>
-                <w:color w:val="000000"/>
-                <w:sz w:val="19"/>
-                <w:szCs w:val="19"/>
-              </w:rPr>
-              <w:t>id</w:t>
-            </w:r>
-            <w:proofErr w:type="spellEnd"/>
-            <w:r>
-              <w:rPr>
-                <w:rFonts w:ascii="Consolas" w:hAnsi="Consolas" w:cs="Consolas"/>
-                <w:color w:val="000000"/>
-                <w:sz w:val="19"/>
-                <w:szCs w:val="19"/>
-              </w:rPr>
-              <w:t xml:space="preserve"> </w:t>
+              <w:t xml:space="preserve">id </w:t>
             </w:r>
             <w:r>
               <w:rPr>
@@ -11641,7 +10621,6 @@
                 <w:sz w:val="19"/>
                 <w:szCs w:val="19"/>
               </w:rPr>
-              <w:lastRenderedPageBreak/>
               <w:t>Assets Item Detail (Popup)</w:t>
             </w:r>
           </w:p>
@@ -11672,7 +10651,6 @@
                 <w:szCs w:val="19"/>
               </w:rPr>
             </w:pPr>
-            <w:proofErr w:type="spellStart"/>
             <w:r>
               <w:rPr>
                 <w:rFonts w:ascii="Consolas" w:hAnsi="Consolas" w:cs="Consolas"/>
@@ -11691,7 +10669,6 @@
               </w:rPr>
               <w:t>rb_astdeptissselonly</w:t>
             </w:r>
-            <w:proofErr w:type="spellEnd"/>
           </w:p>
         </w:tc>
         <w:tc>
@@ -11717,58 +10694,20 @@
               <w:autoSpaceDN w:val="0"/>
               <w:adjustRightInd w:val="0"/>
               <w:rPr>
-                <w:rFonts w:ascii="Consolas" w:hAnsi="Consolas" w:cs="Consolas"/>
-                <w:color w:val="000000"/>
+                <w:rFonts w:ascii="Calibri" w:eastAsia="Calibri" w:hAnsi="Calibri" w:cs="Calibri"/>
+                <w:color w:val="166534"/>
                 <w:sz w:val="19"/>
                 <w:szCs w:val="19"/>
               </w:rPr>
             </w:pPr>
             <w:r>
               <w:rPr>
-                <w:rFonts w:ascii="Consolas" w:hAnsi="Consolas" w:cs="Consolas"/>
-                <w:color w:val="000000"/>
-                <w:sz w:val="19"/>
-                <w:szCs w:val="19"/>
-              </w:rPr>
-              <w:t>@</w:t>
-            </w:r>
-            <w:proofErr w:type="spellStart"/>
-            <w:r>
-              <w:rPr>
-                <w:rFonts w:ascii="Consolas" w:hAnsi="Consolas" w:cs="Consolas"/>
-                <w:color w:val="000000"/>
-                <w:sz w:val="19"/>
-                <w:szCs w:val="19"/>
-              </w:rPr>
-              <w:t>prmcompanyid</w:t>
-            </w:r>
-            <w:proofErr w:type="spellEnd"/>
-            <w:r>
-              <w:rPr>
-                <w:rFonts w:ascii="Consolas" w:hAnsi="Consolas" w:cs="Consolas"/>
-                <w:color w:val="000000"/>
-                <w:sz w:val="19"/>
-                <w:szCs w:val="19"/>
-              </w:rPr>
-              <w:t xml:space="preserve"> </w:t>
-            </w:r>
-            <w:r>
-              <w:rPr>
-                <w:rFonts w:ascii="Consolas" w:hAnsi="Consolas" w:cs="Consolas"/>
-                <w:color w:val="0000FF"/>
-                <w:sz w:val="19"/>
-                <w:szCs w:val="19"/>
-              </w:rPr>
-              <w:t>integer</w:t>
-            </w:r>
-            <w:r>
-              <w:rPr>
-                <w:rFonts w:ascii="Consolas" w:hAnsi="Consolas" w:cs="Consolas"/>
-                <w:color w:val="808080"/>
-                <w:sz w:val="19"/>
-                <w:szCs w:val="19"/>
-              </w:rPr>
-              <w:t>,</w:t>
+                <w:rFonts w:ascii="Calibri" w:eastAsia="Calibri" w:hAnsi="Calibri" w:cs="Calibri"/>
+                <w:color w:val="166534"/>
+                <w:sz w:val="19"/>
+                <w:szCs w:val="19"/>
+              </w:rPr>
+              <w:t>@prmcompanyid</w:t>
             </w:r>
           </w:p>
           <w:p>
@@ -11777,58 +10716,20 @@
               <w:autoSpaceDN w:val="0"/>
               <w:adjustRightInd w:val="0"/>
               <w:rPr>
-                <w:rFonts w:ascii="Consolas" w:hAnsi="Consolas" w:cs="Consolas"/>
-                <w:color w:val="808080"/>
+                <w:rFonts w:ascii="Calibri" w:eastAsia="Calibri" w:hAnsi="Calibri" w:cs="Calibri"/>
+                <w:color w:val="166534"/>
                 <w:sz w:val="19"/>
                 <w:szCs w:val="19"/>
               </w:rPr>
             </w:pPr>
             <w:r>
               <w:rPr>
-                <w:rFonts w:ascii="Consolas" w:hAnsi="Consolas" w:cs="Consolas"/>
-                <w:color w:val="000000"/>
-                <w:sz w:val="19"/>
-                <w:szCs w:val="19"/>
-              </w:rPr>
-              <w:t>@</w:t>
-            </w:r>
-            <w:proofErr w:type="spellStart"/>
-            <w:r>
-              <w:rPr>
-                <w:rFonts w:ascii="Consolas" w:hAnsi="Consolas" w:cs="Consolas"/>
-                <w:color w:val="000000"/>
-                <w:sz w:val="19"/>
-                <w:szCs w:val="19"/>
-              </w:rPr>
-              <w:t>prmloginid</w:t>
-            </w:r>
-            <w:proofErr w:type="spellEnd"/>
-            <w:r>
-              <w:rPr>
-                <w:rFonts w:ascii="Consolas" w:hAnsi="Consolas" w:cs="Consolas"/>
-                <w:color w:val="000000"/>
-                <w:sz w:val="19"/>
-                <w:szCs w:val="19"/>
-              </w:rPr>
-              <w:t xml:space="preserve"> </w:t>
-            </w:r>
-            <w:r>
-              <w:rPr>
-                <w:rFonts w:ascii="Consolas" w:hAnsi="Consolas" w:cs="Consolas"/>
-                <w:color w:val="0000FF"/>
-                <w:sz w:val="19"/>
-                <w:szCs w:val="19"/>
-              </w:rPr>
-              <w:t>integer</w:t>
-            </w:r>
-            <w:r>
-              <w:rPr>
-                <w:rFonts w:ascii="Consolas" w:hAnsi="Consolas" w:cs="Consolas"/>
-                <w:color w:val="808080"/>
-                <w:sz w:val="19"/>
-                <w:szCs w:val="19"/>
-              </w:rPr>
-              <w:t>,</w:t>
+                <w:rFonts w:ascii="Calibri" w:eastAsia="Calibri" w:hAnsi="Calibri" w:cs="Calibri"/>
+                <w:color w:val="166534"/>
+                <w:sz w:val="19"/>
+                <w:szCs w:val="19"/>
+              </w:rPr>
+              <w:t>@prmloginid</w:t>
             </w:r>
           </w:p>
           <w:p>
@@ -11837,60 +10738,20 @@
               <w:autoSpaceDN w:val="0"/>
               <w:adjustRightInd w:val="0"/>
               <w:rPr>
-                <w:rFonts w:ascii="Consolas" w:hAnsi="Consolas" w:cs="Consolas"/>
-                <w:color w:val="000000"/>
+                <w:rFonts w:ascii="Calibri" w:eastAsia="Calibri" w:hAnsi="Calibri" w:cs="Calibri"/>
+                <w:color w:val="166534"/>
                 <w:sz w:val="19"/>
                 <w:szCs w:val="19"/>
               </w:rPr>
             </w:pPr>
             <w:r>
               <w:rPr>
-                <w:rFonts w:ascii="Consolas" w:hAnsi="Consolas" w:cs="Consolas"/>
-                <w:color w:val="808080"/>
-                <w:sz w:val="19"/>
-                <w:szCs w:val="19"/>
-              </w:rPr>
-              <w:t>@</w:t>
-            </w:r>
-            <w:proofErr w:type="spellStart"/>
-            <w:r>
-              <w:rPr>
-                <w:rFonts w:ascii="Consolas" w:hAnsi="Consolas" w:cs="Consolas"/>
-                <w:color w:val="808080"/>
-                <w:sz w:val="19"/>
-                <w:szCs w:val="19"/>
-              </w:rPr>
-              <w:t>prmyearid</w:t>
-            </w:r>
-            <w:proofErr w:type="spellEnd"/>
-            <w:r>
-              <w:rPr>
-                <w:rFonts w:ascii="Consolas" w:hAnsi="Consolas" w:cs="Consolas"/>
-                <w:color w:val="808080"/>
-                <w:sz w:val="19"/>
-                <w:szCs w:val="19"/>
-              </w:rPr>
-              <w:t xml:space="preserve"> </w:t>
-            </w:r>
-            <w:proofErr w:type="spellStart"/>
-            <w:r>
-              <w:rPr>
-                <w:rFonts w:ascii="Consolas" w:hAnsi="Consolas" w:cs="Consolas"/>
-                <w:color w:val="808080"/>
-                <w:sz w:val="19"/>
-                <w:szCs w:val="19"/>
-              </w:rPr>
-              <w:t>int</w:t>
-            </w:r>
-            <w:proofErr w:type="spellEnd"/>
-            <w:r>
-              <w:rPr>
-                <w:rFonts w:ascii="Consolas" w:hAnsi="Consolas" w:cs="Consolas"/>
-                <w:color w:val="808080"/>
-                <w:sz w:val="19"/>
-                <w:szCs w:val="19"/>
-              </w:rPr>
-              <w:t>,</w:t>
+                <w:rFonts w:ascii="Calibri" w:eastAsia="Calibri" w:hAnsi="Calibri" w:cs="Calibri"/>
+                <w:color w:val="166534"/>
+                <w:sz w:val="19"/>
+                <w:szCs w:val="19"/>
+              </w:rPr>
+              <w:t>@prmyearid</w:t>
             </w:r>
           </w:p>
           <w:p>
@@ -11899,58 +10760,20 @@
               <w:autoSpaceDN w:val="0"/>
               <w:adjustRightInd w:val="0"/>
               <w:rPr>
-                <w:rFonts w:ascii="Consolas" w:hAnsi="Consolas" w:cs="Consolas"/>
-                <w:color w:val="000000"/>
+                <w:rFonts w:ascii="Calibri" w:eastAsia="Calibri" w:hAnsi="Calibri" w:cs="Calibri"/>
+                <w:color w:val="166534"/>
                 <w:sz w:val="19"/>
                 <w:szCs w:val="19"/>
               </w:rPr>
             </w:pPr>
             <w:r>
               <w:rPr>
-                <w:rFonts w:ascii="Consolas" w:hAnsi="Consolas" w:cs="Consolas"/>
-                <w:color w:val="000000"/>
-                <w:sz w:val="19"/>
-                <w:szCs w:val="19"/>
-              </w:rPr>
-              <w:t>@</w:t>
-            </w:r>
-            <w:proofErr w:type="spellStart"/>
-            <w:r>
-              <w:rPr>
-                <w:rFonts w:ascii="Consolas" w:hAnsi="Consolas" w:cs="Consolas"/>
-                <w:color w:val="000000"/>
-                <w:sz w:val="19"/>
-                <w:szCs w:val="19"/>
-              </w:rPr>
-              <w:t>prmtrandate</w:t>
-            </w:r>
-            <w:proofErr w:type="spellEnd"/>
-            <w:r>
-              <w:rPr>
-                <w:rFonts w:ascii="Consolas" w:hAnsi="Consolas" w:cs="Consolas"/>
-                <w:color w:val="000000"/>
-                <w:sz w:val="19"/>
-                <w:szCs w:val="19"/>
-              </w:rPr>
-              <w:t xml:space="preserve"> </w:t>
-            </w:r>
-            <w:r>
-              <w:rPr>
-                <w:rFonts w:ascii="Consolas" w:hAnsi="Consolas" w:cs="Consolas"/>
-                <w:color w:val="0000FF"/>
-                <w:sz w:val="19"/>
-                <w:szCs w:val="19"/>
-              </w:rPr>
-              <w:t>date</w:t>
-            </w:r>
-            <w:r>
-              <w:rPr>
-                <w:rFonts w:ascii="Consolas" w:hAnsi="Consolas" w:cs="Consolas"/>
-                <w:color w:val="808080"/>
-                <w:sz w:val="19"/>
-                <w:szCs w:val="19"/>
-              </w:rPr>
-              <w:t>,</w:t>
+                <w:rFonts w:ascii="Calibri" w:eastAsia="Calibri" w:hAnsi="Calibri" w:cs="Calibri"/>
+                <w:color w:val="166534"/>
+                <w:sz w:val="19"/>
+                <w:szCs w:val="19"/>
+              </w:rPr>
+              <w:t>@prmtrandate</w:t>
             </w:r>
           </w:p>
           <w:p>
@@ -11959,58 +10782,20 @@
               <w:autoSpaceDN w:val="0"/>
               <w:adjustRightInd w:val="0"/>
               <w:rPr>
-                <w:rFonts w:ascii="Consolas" w:hAnsi="Consolas" w:cs="Consolas"/>
-                <w:color w:val="000000"/>
+                <w:rFonts w:ascii="Calibri" w:eastAsia="Calibri" w:hAnsi="Calibri" w:cs="Calibri"/>
+                <w:color w:val="166534"/>
                 <w:sz w:val="19"/>
                 <w:szCs w:val="19"/>
               </w:rPr>
             </w:pPr>
             <w:r>
               <w:rPr>
-                <w:rFonts w:ascii="Consolas" w:hAnsi="Consolas" w:cs="Consolas"/>
-                <w:color w:val="000000"/>
-                <w:sz w:val="19"/>
-                <w:szCs w:val="19"/>
-              </w:rPr>
-              <w:t>@</w:t>
-            </w:r>
-            <w:proofErr w:type="spellStart"/>
-            <w:r>
-              <w:rPr>
-                <w:rFonts w:ascii="Consolas" w:hAnsi="Consolas" w:cs="Consolas"/>
-                <w:color w:val="000000"/>
-                <w:sz w:val="19"/>
-                <w:szCs w:val="19"/>
-              </w:rPr>
-              <w:t>prmfromdivisionid</w:t>
-            </w:r>
-            <w:proofErr w:type="spellEnd"/>
-            <w:r>
-              <w:rPr>
-                <w:rFonts w:ascii="Consolas" w:hAnsi="Consolas" w:cs="Consolas"/>
-                <w:color w:val="000000"/>
-                <w:sz w:val="19"/>
-                <w:szCs w:val="19"/>
-              </w:rPr>
-              <w:t xml:space="preserve"> </w:t>
-            </w:r>
-            <w:r>
-              <w:rPr>
-                <w:rFonts w:ascii="Consolas" w:hAnsi="Consolas" w:cs="Consolas"/>
-                <w:color w:val="0000FF"/>
-                <w:sz w:val="19"/>
-                <w:szCs w:val="19"/>
-              </w:rPr>
-              <w:t>integer</w:t>
-            </w:r>
-            <w:r>
-              <w:rPr>
-                <w:rFonts w:ascii="Consolas" w:hAnsi="Consolas" w:cs="Consolas"/>
-                <w:color w:val="808080"/>
-                <w:sz w:val="19"/>
-                <w:szCs w:val="19"/>
-              </w:rPr>
-              <w:t>,</w:t>
+                <w:rFonts w:ascii="Calibri" w:eastAsia="Calibri" w:hAnsi="Calibri" w:cs="Calibri"/>
+                <w:color w:val="166534"/>
+                <w:sz w:val="19"/>
+                <w:szCs w:val="19"/>
+              </w:rPr>
+              <w:t>@prmfromdivisionid</w:t>
             </w:r>
           </w:p>
           <w:p>
@@ -12019,58 +10804,20 @@
               <w:autoSpaceDN w:val="0"/>
               <w:adjustRightInd w:val="0"/>
               <w:rPr>
-                <w:rFonts w:ascii="Consolas" w:hAnsi="Consolas" w:cs="Consolas"/>
-                <w:color w:val="000000"/>
+                <w:rFonts w:ascii="Calibri" w:eastAsia="Calibri" w:hAnsi="Calibri" w:cs="Calibri"/>
+                <w:color w:val="166534"/>
                 <w:sz w:val="19"/>
                 <w:szCs w:val="19"/>
               </w:rPr>
             </w:pPr>
             <w:r>
               <w:rPr>
-                <w:rFonts w:ascii="Consolas" w:hAnsi="Consolas" w:cs="Consolas"/>
-                <w:color w:val="000000"/>
-                <w:sz w:val="19"/>
-                <w:szCs w:val="19"/>
-              </w:rPr>
-              <w:t>@</w:t>
-            </w:r>
-            <w:proofErr w:type="spellStart"/>
-            <w:r>
-              <w:rPr>
-                <w:rFonts w:ascii="Consolas" w:hAnsi="Consolas" w:cs="Consolas"/>
-                <w:color w:val="000000"/>
-                <w:sz w:val="19"/>
-                <w:szCs w:val="19"/>
-              </w:rPr>
-              <w:t>prmfromlocationid</w:t>
-            </w:r>
-            <w:proofErr w:type="spellEnd"/>
-            <w:r>
-              <w:rPr>
-                <w:rFonts w:ascii="Consolas" w:hAnsi="Consolas" w:cs="Consolas"/>
-                <w:color w:val="000000"/>
-                <w:sz w:val="19"/>
-                <w:szCs w:val="19"/>
-              </w:rPr>
-              <w:t xml:space="preserve"> </w:t>
-            </w:r>
-            <w:r>
-              <w:rPr>
-                <w:rFonts w:ascii="Consolas" w:hAnsi="Consolas" w:cs="Consolas"/>
-                <w:color w:val="0000FF"/>
-                <w:sz w:val="19"/>
-                <w:szCs w:val="19"/>
-              </w:rPr>
-              <w:t>integer</w:t>
-            </w:r>
-            <w:r>
-              <w:rPr>
-                <w:rFonts w:ascii="Consolas" w:hAnsi="Consolas" w:cs="Consolas"/>
-                <w:color w:val="808080"/>
-                <w:sz w:val="19"/>
-                <w:szCs w:val="19"/>
-              </w:rPr>
-              <w:t>,</w:t>
+                <w:rFonts w:ascii="Calibri" w:eastAsia="Calibri" w:hAnsi="Calibri" w:cs="Calibri"/>
+                <w:color w:val="166534"/>
+                <w:sz w:val="19"/>
+                <w:szCs w:val="19"/>
+              </w:rPr>
+              <w:t>@prmtodivisionid</w:t>
             </w:r>
           </w:p>
           <w:p>
@@ -12079,58 +10826,20 @@
               <w:autoSpaceDN w:val="0"/>
               <w:adjustRightInd w:val="0"/>
               <w:rPr>
-                <w:rFonts w:ascii="Consolas" w:hAnsi="Consolas" w:cs="Consolas"/>
-                <w:color w:val="000000"/>
+                <w:rFonts w:ascii="Calibri" w:eastAsia="Calibri" w:hAnsi="Calibri" w:cs="Calibri"/>
+                <w:color w:val="166534"/>
                 <w:sz w:val="19"/>
                 <w:szCs w:val="19"/>
               </w:rPr>
             </w:pPr>
             <w:r>
               <w:rPr>
-                <w:rFonts w:ascii="Consolas" w:hAnsi="Consolas" w:cs="Consolas"/>
-                <w:color w:val="000000"/>
-                <w:sz w:val="19"/>
-                <w:szCs w:val="19"/>
-              </w:rPr>
-              <w:t>@</w:t>
-            </w:r>
-            <w:proofErr w:type="spellStart"/>
-            <w:r>
-              <w:rPr>
-                <w:rFonts w:ascii="Consolas" w:hAnsi="Consolas" w:cs="Consolas"/>
-                <w:color w:val="000000"/>
-                <w:sz w:val="19"/>
-                <w:szCs w:val="19"/>
-              </w:rPr>
-              <w:t>prmfromdeptid</w:t>
-            </w:r>
-            <w:proofErr w:type="spellEnd"/>
-            <w:r>
-              <w:rPr>
-                <w:rFonts w:ascii="Consolas" w:hAnsi="Consolas" w:cs="Consolas"/>
-                <w:color w:val="000000"/>
-                <w:sz w:val="19"/>
-                <w:szCs w:val="19"/>
-              </w:rPr>
-              <w:t xml:space="preserve"> </w:t>
-            </w:r>
-            <w:r>
-              <w:rPr>
-                <w:rFonts w:ascii="Consolas" w:hAnsi="Consolas" w:cs="Consolas"/>
-                <w:color w:val="0000FF"/>
-                <w:sz w:val="19"/>
-                <w:szCs w:val="19"/>
-              </w:rPr>
-              <w:t>integer</w:t>
-            </w:r>
-            <w:r>
-              <w:rPr>
-                <w:rFonts w:ascii="Consolas" w:hAnsi="Consolas" w:cs="Consolas"/>
-                <w:color w:val="808080"/>
-                <w:sz w:val="19"/>
-                <w:szCs w:val="19"/>
-              </w:rPr>
-              <w:t>,</w:t>
+                <w:rFonts w:ascii="Calibri" w:eastAsia="Calibri" w:hAnsi="Calibri" w:cs="Calibri"/>
+                <w:color w:val="166534"/>
+                <w:sz w:val="19"/>
+                <w:szCs w:val="19"/>
+              </w:rPr>
+              <w:t>@prmfromlocationid</w:t>
             </w:r>
           </w:p>
           <w:p>
@@ -12139,58 +10848,20 @@
               <w:autoSpaceDN w:val="0"/>
               <w:adjustRightInd w:val="0"/>
               <w:rPr>
-                <w:rFonts w:ascii="Consolas" w:hAnsi="Consolas" w:cs="Consolas"/>
-                <w:color w:val="000000"/>
+                <w:rFonts w:ascii="Calibri" w:eastAsia="Calibri" w:hAnsi="Calibri" w:cs="Calibri"/>
+                <w:color w:val="166534"/>
                 <w:sz w:val="19"/>
                 <w:szCs w:val="19"/>
               </w:rPr>
             </w:pPr>
             <w:r>
               <w:rPr>
-                <w:rFonts w:ascii="Consolas" w:hAnsi="Consolas" w:cs="Consolas"/>
-                <w:color w:val="000000"/>
-                <w:sz w:val="19"/>
-                <w:szCs w:val="19"/>
-              </w:rPr>
-              <w:t>@</w:t>
-            </w:r>
-            <w:proofErr w:type="spellStart"/>
-            <w:r>
-              <w:rPr>
-                <w:rFonts w:ascii="Consolas" w:hAnsi="Consolas" w:cs="Consolas"/>
-                <w:color w:val="000000"/>
-                <w:sz w:val="19"/>
-                <w:szCs w:val="19"/>
-              </w:rPr>
-              <w:t>prmfromempuserid</w:t>
-            </w:r>
-            <w:proofErr w:type="spellEnd"/>
-            <w:r>
-              <w:rPr>
-                <w:rFonts w:ascii="Consolas" w:hAnsi="Consolas" w:cs="Consolas"/>
-                <w:color w:val="000000"/>
-                <w:sz w:val="19"/>
-                <w:szCs w:val="19"/>
-              </w:rPr>
-              <w:t xml:space="preserve"> </w:t>
-            </w:r>
-            <w:r>
-              <w:rPr>
-                <w:rFonts w:ascii="Consolas" w:hAnsi="Consolas" w:cs="Consolas"/>
-                <w:color w:val="0000FF"/>
-                <w:sz w:val="19"/>
-                <w:szCs w:val="19"/>
-              </w:rPr>
-              <w:t>integer</w:t>
-            </w:r>
-            <w:r>
-              <w:rPr>
-                <w:rFonts w:ascii="Consolas" w:hAnsi="Consolas" w:cs="Consolas"/>
-                <w:color w:val="808080"/>
-                <w:sz w:val="19"/>
-                <w:szCs w:val="19"/>
-              </w:rPr>
-              <w:t>,</w:t>
+                <w:rFonts w:ascii="Calibri" w:eastAsia="Calibri" w:hAnsi="Calibri" w:cs="Calibri"/>
+                <w:color w:val="166534"/>
+                <w:sz w:val="19"/>
+                <w:szCs w:val="19"/>
+              </w:rPr>
+              <w:t>@prmtolocationid</w:t>
             </w:r>
           </w:p>
           <w:p>
@@ -12199,58 +10870,20 @@
               <w:autoSpaceDN w:val="0"/>
               <w:adjustRightInd w:val="0"/>
               <w:rPr>
-                <w:rFonts w:ascii="Consolas" w:hAnsi="Consolas" w:cs="Consolas"/>
-                <w:color w:val="000000"/>
+                <w:rFonts w:ascii="Calibri" w:eastAsia="Calibri" w:hAnsi="Calibri" w:cs="Calibri"/>
+                <w:color w:val="166534"/>
                 <w:sz w:val="19"/>
                 <w:szCs w:val="19"/>
               </w:rPr>
             </w:pPr>
             <w:r>
               <w:rPr>
-                <w:rFonts w:ascii="Consolas" w:hAnsi="Consolas" w:cs="Consolas"/>
-                <w:color w:val="000000"/>
-                <w:sz w:val="19"/>
-                <w:szCs w:val="19"/>
-              </w:rPr>
-              <w:t>@</w:t>
-            </w:r>
-            <w:proofErr w:type="spellStart"/>
-            <w:r>
-              <w:rPr>
-                <w:rFonts w:ascii="Consolas" w:hAnsi="Consolas" w:cs="Consolas"/>
-                <w:color w:val="000000"/>
-                <w:sz w:val="19"/>
-                <w:szCs w:val="19"/>
-              </w:rPr>
-              <w:t>prmfromworkingclientid</w:t>
-            </w:r>
-            <w:proofErr w:type="spellEnd"/>
-            <w:r>
-              <w:rPr>
-                <w:rFonts w:ascii="Consolas" w:hAnsi="Consolas" w:cs="Consolas"/>
-                <w:color w:val="000000"/>
-                <w:sz w:val="19"/>
-                <w:szCs w:val="19"/>
-              </w:rPr>
-              <w:t xml:space="preserve"> </w:t>
-            </w:r>
-            <w:r>
-              <w:rPr>
-                <w:rFonts w:ascii="Consolas" w:hAnsi="Consolas" w:cs="Consolas"/>
-                <w:color w:val="0000FF"/>
-                <w:sz w:val="19"/>
-                <w:szCs w:val="19"/>
-              </w:rPr>
-              <w:t>integer</w:t>
-            </w:r>
-            <w:r>
-              <w:rPr>
-                <w:rFonts w:ascii="Consolas" w:hAnsi="Consolas" w:cs="Consolas"/>
-                <w:color w:val="808080"/>
-                <w:sz w:val="19"/>
-                <w:szCs w:val="19"/>
-              </w:rPr>
-              <w:t>,</w:t>
+                <w:rFonts w:ascii="Calibri" w:eastAsia="Calibri" w:hAnsi="Calibri" w:cs="Calibri"/>
+                <w:color w:val="166534"/>
+                <w:sz w:val="19"/>
+                <w:szCs w:val="19"/>
+              </w:rPr>
+              <w:t>@prmfromdeptid</w:t>
             </w:r>
           </w:p>
           <w:p>
@@ -12259,58 +10892,20 @@
               <w:autoSpaceDN w:val="0"/>
               <w:adjustRightInd w:val="0"/>
               <w:rPr>
-                <w:rFonts w:ascii="Consolas" w:hAnsi="Consolas" w:cs="Consolas"/>
-                <w:color w:val="000000"/>
+                <w:rFonts w:ascii="Calibri" w:eastAsia="Calibri" w:hAnsi="Calibri" w:cs="Calibri"/>
+                <w:color w:val="166534"/>
                 <w:sz w:val="19"/>
                 <w:szCs w:val="19"/>
               </w:rPr>
             </w:pPr>
             <w:r>
               <w:rPr>
-                <w:rFonts w:ascii="Consolas" w:hAnsi="Consolas" w:cs="Consolas"/>
-                <w:color w:val="000000"/>
-                <w:sz w:val="19"/>
-                <w:szCs w:val="19"/>
-              </w:rPr>
-              <w:t>@</w:t>
-            </w:r>
-            <w:proofErr w:type="spellStart"/>
-            <w:r>
-              <w:rPr>
-                <w:rFonts w:ascii="Consolas" w:hAnsi="Consolas" w:cs="Consolas"/>
-                <w:color w:val="000000"/>
-                <w:sz w:val="19"/>
-                <w:szCs w:val="19"/>
-              </w:rPr>
-              <w:t>prmfromvendorid</w:t>
-            </w:r>
-            <w:proofErr w:type="spellEnd"/>
-            <w:r>
-              <w:rPr>
-                <w:rFonts w:ascii="Consolas" w:hAnsi="Consolas" w:cs="Consolas"/>
-                <w:color w:val="000000"/>
-                <w:sz w:val="19"/>
-                <w:szCs w:val="19"/>
-              </w:rPr>
-              <w:t xml:space="preserve"> </w:t>
-            </w:r>
-            <w:r>
-              <w:rPr>
-                <w:rFonts w:ascii="Consolas" w:hAnsi="Consolas" w:cs="Consolas"/>
-                <w:color w:val="0000FF"/>
-                <w:sz w:val="19"/>
-                <w:szCs w:val="19"/>
-              </w:rPr>
-              <w:t>integer</w:t>
-            </w:r>
-            <w:r>
-              <w:rPr>
-                <w:rFonts w:ascii="Consolas" w:hAnsi="Consolas" w:cs="Consolas"/>
-                <w:color w:val="808080"/>
-                <w:sz w:val="19"/>
-                <w:szCs w:val="19"/>
-              </w:rPr>
-              <w:t>,</w:t>
+                <w:rFonts w:ascii="Calibri" w:eastAsia="Calibri" w:hAnsi="Calibri" w:cs="Calibri"/>
+                <w:color w:val="166534"/>
+                <w:sz w:val="19"/>
+                <w:szCs w:val="19"/>
+              </w:rPr>
+              <w:t>@prmtodeptid</w:t>
             </w:r>
           </w:p>
           <w:p>
@@ -12319,62 +10914,27 @@
               <w:autoSpaceDN w:val="0"/>
               <w:adjustRightInd w:val="0"/>
               <w:rPr>
-                <w:rFonts w:ascii="Consolas" w:hAnsi="Consolas" w:cs="Consolas"/>
-                <w:color w:val="000000"/>
+                <w:rFonts w:ascii="Calibri" w:eastAsia="Calibri" w:hAnsi="Calibri" w:cs="Calibri"/>
+                <w:color w:val="166534"/>
                 <w:sz w:val="19"/>
                 <w:szCs w:val="19"/>
               </w:rPr>
             </w:pPr>
             <w:r>
               <w:rPr>
-                <w:rFonts w:ascii="Consolas" w:hAnsi="Consolas" w:cs="Consolas"/>
-                <w:color w:val="000000"/>
-                <w:sz w:val="19"/>
-                <w:szCs w:val="19"/>
-              </w:rPr>
-              <w:t>@</w:t>
-            </w:r>
-            <w:proofErr w:type="spellStart"/>
-            <w:r>
-              <w:rPr>
-                <w:rFonts w:ascii="Consolas" w:hAnsi="Consolas" w:cs="Consolas"/>
-                <w:color w:val="000000"/>
-                <w:sz w:val="19"/>
-                <w:szCs w:val="19"/>
-              </w:rPr>
-              <w:t>prmconfigid</w:t>
-            </w:r>
-            <w:proofErr w:type="spellEnd"/>
-            <w:r>
-              <w:rPr>
-                <w:rFonts w:ascii="Consolas" w:hAnsi="Consolas" w:cs="Consolas"/>
-                <w:color w:val="000000"/>
-                <w:sz w:val="19"/>
-                <w:szCs w:val="19"/>
-              </w:rPr>
-              <w:t xml:space="preserve"> </w:t>
-            </w:r>
-            <w:r>
-              <w:rPr>
-                <w:rFonts w:ascii="Consolas" w:hAnsi="Consolas" w:cs="Consolas"/>
-                <w:color w:val="0000FF"/>
-                <w:sz w:val="19"/>
-                <w:szCs w:val="19"/>
-              </w:rPr>
-              <w:t>integer</w:t>
-            </w:r>
-            <w:r>
-              <w:rPr>
-                <w:rFonts w:ascii="Consolas" w:hAnsi="Consolas" w:cs="Consolas"/>
-                <w:color w:val="808080"/>
-                <w:sz w:val="19"/>
-                <w:szCs w:val="19"/>
-              </w:rPr>
-              <w:t>,</w:t>
+                <w:rFonts w:ascii="Calibri" w:eastAsia="Calibri" w:hAnsi="Calibri" w:cs="Calibri"/>
+                <w:color w:val="166534"/>
+                <w:sz w:val="19"/>
+                <w:szCs w:val="19"/>
+              </w:rPr>
+              <w:t>@prmfromempuserid</w:t>
             </w:r>
           </w:p>
           <w:p>
             <w:pPr>
+              <w:autoSpaceDE w:val="0"/>
+              <w:autoSpaceDN w:val="0"/>
+              <w:adjustRightInd w:val="0"/>
               <w:rPr>
                 <w:rFonts w:ascii="Calibri" w:eastAsia="Calibri" w:hAnsi="Calibri" w:cs="Calibri"/>
                 <w:color w:val="166534"/>
@@ -12384,53 +10944,164 @@
             </w:pPr>
             <w:r>
               <w:rPr>
-                <w:rFonts w:ascii="Consolas" w:hAnsi="Consolas" w:cs="Consolas"/>
-                <w:color w:val="000000"/>
-                <w:sz w:val="19"/>
-                <w:szCs w:val="19"/>
-              </w:rPr>
-              <w:t>@</w:t>
-            </w:r>
-            <w:proofErr w:type="spellStart"/>
-            <w:r>
-              <w:rPr>
-                <w:rFonts w:ascii="Consolas" w:hAnsi="Consolas" w:cs="Consolas"/>
-                <w:color w:val="000000"/>
-                <w:sz w:val="19"/>
-                <w:szCs w:val="19"/>
-              </w:rPr>
-              <w:t>prmissuetypeid</w:t>
-            </w:r>
-            <w:proofErr w:type="spellEnd"/>
-            <w:r>
-              <w:rPr>
-                <w:rFonts w:ascii="Consolas" w:hAnsi="Consolas" w:cs="Consolas"/>
-                <w:color w:val="000000"/>
-                <w:sz w:val="19"/>
-                <w:szCs w:val="19"/>
-              </w:rPr>
-              <w:t xml:space="preserve"> </w:t>
-            </w:r>
-            <w:proofErr w:type="spellStart"/>
-            <w:r>
-              <w:rPr>
-                <w:rFonts w:ascii="Consolas" w:hAnsi="Consolas" w:cs="Consolas"/>
-                <w:color w:val="0000FF"/>
-                <w:sz w:val="19"/>
-                <w:szCs w:val="19"/>
-              </w:rPr>
-              <w:t>int</w:t>
-            </w:r>
-            <w:proofErr w:type="spellEnd"/>
-            <w:r>
-              <w:rPr>
-                <w:rFonts w:ascii="Consolas" w:hAnsi="Consolas" w:cs="Consolas"/>
-                <w:color w:val="0000FF"/>
-                <w:sz w:val="19"/>
-                <w:szCs w:val="19"/>
-              </w:rPr>
-              <w:t xml:space="preserve"> -1(hardcode)</w:t>
-            </w:r>
+                <w:rFonts w:ascii="Calibri" w:eastAsia="Calibri" w:hAnsi="Calibri" w:cs="Calibri"/>
+                <w:color w:val="166534"/>
+                <w:sz w:val="19"/>
+                <w:szCs w:val="19"/>
+              </w:rPr>
+              <w:t>@prmtoempuserid</w:t>
+            </w:r>
+          </w:p>
+          <w:p>
+            <w:pPr>
+              <w:autoSpaceDE w:val="0"/>
+              <w:autoSpaceDN w:val="0"/>
+              <w:adjustRightInd w:val="0"/>
+              <w:rPr>
+                <w:rFonts w:ascii="Calibri" w:eastAsia="Calibri" w:hAnsi="Calibri" w:cs="Calibri"/>
+                <w:color w:val="166534"/>
+                <w:sz w:val="19"/>
+                <w:szCs w:val="19"/>
+              </w:rPr>
+            </w:pPr>
+            <w:r>
+              <w:rPr>
+                <w:rFonts w:ascii="Calibri" w:eastAsia="Calibri" w:hAnsi="Calibri" w:cs="Calibri"/>
+                <w:color w:val="166534"/>
+                <w:sz w:val="19"/>
+                <w:szCs w:val="19"/>
+              </w:rPr>
+              <w:t>@prmfromworkingclientid</w:t>
+            </w:r>
+          </w:p>
+          <w:p>
+            <w:pPr>
+              <w:autoSpaceDE w:val="0"/>
+              <w:autoSpaceDN w:val="0"/>
+              <w:adjustRightInd w:val="0"/>
+              <w:rPr>
+                <w:rFonts w:ascii="Calibri" w:eastAsia="Calibri" w:hAnsi="Calibri" w:cs="Calibri"/>
+                <w:color w:val="166534"/>
+                <w:sz w:val="19"/>
+                <w:szCs w:val="19"/>
+              </w:rPr>
+            </w:pPr>
+            <w:r>
+              <w:rPr>
+                <w:rFonts w:ascii="Calibri" w:eastAsia="Calibri" w:hAnsi="Calibri" w:cs="Calibri"/>
+                <w:color w:val="166534"/>
+                <w:sz w:val="19"/>
+                <w:szCs w:val="19"/>
+              </w:rPr>
+              <w:t>@prmtoworkingclientid</w:t>
+            </w:r>
+          </w:p>
+          <w:p>
+            <w:pPr>
+              <w:autoSpaceDE w:val="0"/>
+              <w:autoSpaceDN w:val="0"/>
+              <w:adjustRightInd w:val="0"/>
+              <w:rPr>
+                <w:rFonts w:ascii="Calibri" w:eastAsia="Calibri" w:hAnsi="Calibri" w:cs="Calibri"/>
+                <w:color w:val="166534"/>
+                <w:sz w:val="19"/>
+                <w:szCs w:val="19"/>
+              </w:rPr>
+            </w:pPr>
+            <w:r>
+              <w:rPr>
+                <w:rFonts w:ascii="Calibri" w:eastAsia="Calibri" w:hAnsi="Calibri" w:cs="Calibri"/>
+                <w:color w:val="166534"/>
+                <w:sz w:val="19"/>
+                <w:szCs w:val="19"/>
+              </w:rPr>
+              <w:t>@prmfromvendorid</w:t>
+            </w:r>
+          </w:p>
+          <w:p>
+            <w:pPr>
+              <w:autoSpaceDE w:val="0"/>
+              <w:autoSpaceDN w:val="0"/>
+              <w:adjustRightInd w:val="0"/>
+              <w:rPr>
+                <w:rFonts w:ascii="Calibri" w:eastAsia="Calibri" w:hAnsi="Calibri" w:cs="Calibri"/>
+                <w:color w:val="166534"/>
+                <w:sz w:val="19"/>
+                <w:szCs w:val="19"/>
+              </w:rPr>
+            </w:pPr>
+            <w:r>
+              <w:rPr>
+                <w:rFonts w:ascii="Calibri" w:eastAsia="Calibri" w:hAnsi="Calibri" w:cs="Calibri"/>
+                <w:color w:val="166534"/>
+                <w:sz w:val="19"/>
+                <w:szCs w:val="19"/>
+              </w:rPr>
+              <w:t>@prmtovendorid</w:t>
+            </w:r>
+          </w:p>
+          <w:p>
+            <w:pPr>
+              <w:autoSpaceDE w:val="0"/>
+              <w:autoSpaceDN w:val="0"/>
+              <w:adjustRightInd w:val="0"/>
+              <w:rPr>
+                <w:rFonts w:ascii="Calibri" w:eastAsia="Calibri" w:hAnsi="Calibri" w:cs="Calibri"/>
+                <w:color w:val="166534"/>
+                <w:sz w:val="19"/>
+                <w:szCs w:val="19"/>
+              </w:rPr>
+            </w:pPr>
+            <w:r>
+              <w:rPr>
+                <w:rFonts w:ascii="Calibri" w:eastAsia="Calibri" w:hAnsi="Calibri" w:cs="Calibri"/>
+                <w:color w:val="166534"/>
+                <w:sz w:val="19"/>
+                <w:szCs w:val="19"/>
+              </w:rPr>
+              <w:t>@prmconfigid</w:t>
+            </w:r>
+          </w:p>
+          <w:p>
+            <w:pPr>
+              <w:autoSpaceDE w:val="0"/>
+              <w:autoSpaceDN w:val="0"/>
+              <w:adjustRightInd w:val="0"/>
+              <w:rPr>
+                <w:rFonts w:ascii="Calibri" w:eastAsia="Calibri" w:hAnsi="Calibri" w:cs="Calibri"/>
+                <w:color w:val="166534"/>
+                <w:sz w:val="19"/>
+                <w:szCs w:val="19"/>
+              </w:rPr>
+            </w:pPr>
+            <w:r>
+              <w:rPr>
+                <w:rFonts w:ascii="Calibri" w:eastAsia="Calibri" w:hAnsi="Calibri" w:cs="Calibri"/>
+                <w:color w:val="166534"/>
+                <w:sz w:val="19"/>
+                <w:szCs w:val="19"/>
+              </w:rPr>
+              <w:t>@prmissuetypeid</w:t>
+            </w:r>
+            <w:r>
+              <w:rPr>
+                <w:rFonts w:ascii="Calibri" w:eastAsia="Calibri" w:hAnsi="Calibri" w:cs="Calibri"/>
+                <w:color w:val="166534"/>
+                <w:sz w:val="19"/>
+                <w:szCs w:val="19"/>
+              </w:rPr>
+              <w:t>=4</w:t>
+            </w:r>
+          </w:p>
+          <w:p>
+            <w:pPr>
+              <w:rPr>
+                <w:rFonts w:ascii="Calibri" w:eastAsia="Calibri" w:hAnsi="Calibri" w:cs="Calibri"/>
+                <w:color w:val="166534"/>
+                <w:sz w:val="19"/>
+                <w:szCs w:val="19"/>
+              </w:rPr>
+            </w:pPr>
           </w:p>
         </w:tc>
       </w:tr>
@@ -12501,7 +11172,6 @@
                 <w:szCs w:val="19"/>
               </w:rPr>
             </w:pPr>
-            <w:proofErr w:type="spellStart"/>
             <w:r>
               <w:rPr>
                 <w:rFonts w:ascii="Consolas" w:hAnsi="Consolas" w:cs="Consolas"/>
@@ -12520,7 +11190,6 @@
               </w:rPr>
               <w:t>Rb_astdeptissmst</w:t>
             </w:r>
-            <w:proofErr w:type="spellEnd"/>
           </w:p>
         </w:tc>
         <w:tc>
@@ -12628,7 +11297,6 @@
                 <w:szCs w:val="19"/>
               </w:rPr>
             </w:pPr>
-            <w:proofErr w:type="spellStart"/>
             <w:r>
               <w:rPr>
                 <w:rFonts w:ascii="Consolas" w:hAnsi="Consolas" w:cs="Consolas"/>
@@ -12647,7 +11315,6 @@
               </w:rPr>
               <w:t>Rb_astdeptissdet</w:t>
             </w:r>
-            <w:proofErr w:type="spellEnd"/>
           </w:p>
         </w:tc>
         <w:tc>
@@ -12774,27 +11441,7 @@
           <w:sz w:val="21"/>
           <w:szCs w:val="21"/>
         </w:rPr>
-        <w:t>(</w:t>
-      </w:r>
-      <w:proofErr w:type="gramStart"/>
-      <w:r>
-        <w:rPr>
-          <w:rFonts w:ascii="Calibri" w:eastAsia="Calibri" w:hAnsi="Calibri" w:cs="Calibri"/>
-          <w:color w:val="1D4ED8"/>
-          <w:sz w:val="21"/>
-          <w:szCs w:val="21"/>
-        </w:rPr>
-        <w:t>add</w:t>
-      </w:r>
-      <w:proofErr w:type="gramEnd"/>
-      <w:r>
-        <w:rPr>
-          <w:rFonts w:ascii="Calibri" w:eastAsia="Calibri" w:hAnsi="Calibri" w:cs="Calibri"/>
-          <w:color w:val="1D4ED8"/>
-          <w:sz w:val="21"/>
-          <w:szCs w:val="21"/>
-        </w:rPr>
-        <w:t xml:space="preserve"> here)</w:t>
+        <w:t>(add here)</w:t>
       </w:r>
     </w:p>
     <w:p>
@@ -12828,31 +11475,7 @@
           <w:sz w:val="24"/>
           <w:szCs w:val="24"/>
         </w:rPr>
-        <w:t xml:space="preserve">7. </w:t>
-      </w:r>
-      <w:proofErr w:type="gramStart"/>
-      <w:r>
-        <w:rPr>
-          <w:rFonts w:ascii="Calibri" w:eastAsia="Calibri" w:hAnsi="Calibri" w:cs="Calibri"/>
-          <w:b/>
-          <w:bCs/>
-          <w:color w:val="FFFFFF"/>
-          <w:sz w:val="24"/>
-          <w:szCs w:val="24"/>
-        </w:rPr>
-        <w:t>Constants  (</w:t>
-      </w:r>
-      <w:proofErr w:type="gramEnd"/>
-      <w:r>
-        <w:rPr>
-          <w:rFonts w:ascii="Calibri" w:eastAsia="Calibri" w:hAnsi="Calibri" w:cs="Calibri"/>
-          <w:b/>
-          <w:bCs/>
-          <w:color w:val="FFFFFF"/>
-          <w:sz w:val="24"/>
-          <w:szCs w:val="24"/>
-        </w:rPr>
-        <w:t>constants.js)</w:t>
+        <w:t>7. Constants  (constants.js)</w:t>
       </w:r>
     </w:p>
     <w:p>
@@ -12936,6 +11559,7 @@
                 <w:sz w:val="18"/>
                 <w:szCs w:val="18"/>
               </w:rPr>
+              <w:lastRenderedPageBreak/>
               <w:t>Constant Name</w:t>
             </w:r>
           </w:p>
@@ -13094,7 +11718,6 @@
             </w:tcMar>
           </w:tcPr>
           <w:p>
-            <w:proofErr w:type="spellStart"/>
             <w:r>
               <w:rPr>
                 <w:rFonts w:ascii="Calibri" w:eastAsia="Calibri" w:hAnsi="Calibri" w:cs="Calibri"/>
@@ -13104,7 +11727,6 @@
               </w:rPr>
               <w:t>Rb_astdeptissmst</w:t>
             </w:r>
-            <w:proofErr w:type="spellEnd"/>
           </w:p>
         </w:tc>
         <w:tc>
@@ -13214,7 +11836,6 @@
             </w:tcMar>
           </w:tcPr>
           <w:p>
-            <w:proofErr w:type="spellStart"/>
             <w:r>
               <w:rPr>
                 <w:rFonts w:ascii="Calibri" w:eastAsia="Calibri" w:hAnsi="Calibri" w:cs="Calibri"/>
@@ -13224,7 +11845,6 @@
               </w:rPr>
               <w:t>Rb_astdeptissdet</w:t>
             </w:r>
-            <w:proofErr w:type="spellEnd"/>
           </w:p>
         </w:tc>
         <w:tc>
@@ -13334,11 +11954,9 @@
             </w:tcMar>
           </w:tcPr>
           <w:p>
-            <w:proofErr w:type="spellStart"/>
             <w:r>
               <w:t>Rb_astdeptissmst</w:t>
             </w:r>
-            <w:proofErr w:type="spellEnd"/>
           </w:p>
         </w:tc>
         <w:tc>
@@ -13544,7 +12162,6 @@
                 <w:sz w:val="19"/>
                 <w:szCs w:val="19"/>
               </w:rPr>
-              <w:lastRenderedPageBreak/>
               <w:t>CONFIG_YEAR_ID</w:t>
             </w:r>
           </w:p>
@@ -14060,7 +12677,6 @@
             </w:tcMar>
           </w:tcPr>
           <w:p>
-            <w:proofErr w:type="spellStart"/>
             <w:r>
               <w:rPr>
                 <w:rFonts w:ascii="Consolas" w:hAnsi="Consolas" w:cs="Consolas"/>
@@ -14088,7 +12704,6 @@
               </w:rPr>
               <w:t>_list</w:t>
             </w:r>
-            <w:proofErr w:type="spellEnd"/>
           </w:p>
         </w:tc>
         <w:tc>
@@ -14357,7 +12972,6 @@
               </w:rPr>
               <w:t xml:space="preserve"> </w:t>
             </w:r>
-            <w:proofErr w:type="spellStart"/>
             <w:r>
               <w:rPr>
                 <w:rFonts w:ascii="Consolas" w:hAnsi="Consolas" w:cs="Consolas"/>
@@ -14367,7 +12981,6 @@
               </w:rPr>
               <w:t>AstDeptIssMst</w:t>
             </w:r>
-            <w:proofErr w:type="spellEnd"/>
             <w:r>
               <w:rPr>
                 <w:rFonts w:ascii="Calibri" w:eastAsia="Calibri" w:hAnsi="Calibri" w:cs="Calibri"/>
@@ -14387,7 +13000,6 @@
               </w:rPr>
               <w:t xml:space="preserve"> </w:t>
             </w:r>
-            <w:proofErr w:type="spellStart"/>
             <w:r>
               <w:rPr>
                 <w:rFonts w:ascii="Consolas" w:hAnsi="Consolas" w:cs="Consolas"/>
@@ -14397,7 +13009,6 @@
               </w:rPr>
               <w:t>Post_RB_AstDeptIssMst_Save</w:t>
             </w:r>
-            <w:proofErr w:type="spellEnd"/>
           </w:p>
           <w:p>
             <w:pPr>
@@ -14514,7 +13125,6 @@
             </w:tcMar>
           </w:tcPr>
           <w:p>
-            <w:proofErr w:type="spellStart"/>
             <w:r>
               <w:rPr>
                 <w:rFonts w:ascii="Calibri" w:eastAsia="Calibri" w:hAnsi="Calibri" w:cs="Calibri"/>
@@ -14524,7 +13134,6 @@
               </w:rPr>
               <w:t>piHeaderMeta</w:t>
             </w:r>
-            <w:proofErr w:type="spellEnd"/>
           </w:p>
         </w:tc>
         <w:tc>
@@ -14574,25 +13183,14 @@
             </w:tcMar>
           </w:tcPr>
           <w:p>
-            <w:proofErr w:type="spellStart"/>
-            <w:r>
-              <w:rPr>
-                <w:rFonts w:ascii="Calibri" w:eastAsia="Calibri" w:hAnsi="Calibri" w:cs="Calibri"/>
-                <w:color w:val="166534"/>
-                <w:sz w:val="19"/>
-                <w:szCs w:val="19"/>
-              </w:rPr>
-              <w:t>localStorage</w:t>
-            </w:r>
-            <w:proofErr w:type="spellEnd"/>
-            <w:r>
-              <w:rPr>
-                <w:rFonts w:ascii="Calibri" w:eastAsia="Calibri" w:hAnsi="Calibri" w:cs="Calibri"/>
-                <w:color w:val="166534"/>
-                <w:sz w:val="19"/>
-                <w:szCs w:val="19"/>
-              </w:rPr>
-              <w:t xml:space="preserve"> key for cached header RB metadata</w:t>
+            <w:r>
+              <w:rPr>
+                <w:rFonts w:ascii="Calibri" w:eastAsia="Calibri" w:hAnsi="Calibri" w:cs="Calibri"/>
+                <w:color w:val="166534"/>
+                <w:sz w:val="19"/>
+                <w:szCs w:val="19"/>
+              </w:rPr>
+              <w:t>localStorage key for cached header RB metadata</w:t>
             </w:r>
           </w:p>
         </w:tc>
@@ -16299,7 +14897,7 @@
 </file>
 
 <file path=customXml/itemProps1.xml><?xml version="1.0" encoding="utf-8"?>
-<ds:datastoreItem xmlns:ds="http://schemas.openxmlformats.org/officeDocument/2006/customXml" ds:itemID="{3CA63975-EB0F-4237-A2BA-2CA6DC54B39E}">
+<ds:datastoreItem xmlns:ds="http://schemas.openxmlformats.org/officeDocument/2006/customXml" ds:itemID="{6BB7A2C9-9C4E-48F2-9D8B-F02AE0CBE518}">
   <ds:schemaRefs>
     <ds:schemaRef ds:uri="http://schemas.openxmlformats.org/officeDocument/2006/bibliography"/>
   </ds:schemaRefs>
